--- a/FYP Interim Report.docx
+++ b/FYP Interim Report.docx
@@ -4,8 +4,2223 @@
   <w:body>
     <w:p>
       <w:pPr>
-        <w:spacing w:line="360" w:lineRule="auto"/>
+        <w:tabs>
+          <w:tab w:val="left" w:pos="2835"/>
+        </w:tabs>
         <w:jc w:val="center"/>
+        <w:rPr>
+          <w:b/>
+          <w:noProof/>
+          <w:sz w:val="28"/>
+          <w:lang w:eastAsia="en-SG"/>
+        </w:rPr>
+      </w:pPr>
+      <w:r>
+        <w:rPr>
+          <w:b/>
+          <w:noProof/>
+          <w:sz w:val="28"/>
+          <w:lang w:eastAsia="en-SG"/>
+        </w:rPr>
+        <w:drawing>
+          <wp:inline distT="0" distB="0" distL="0" distR="0" wp14:anchorId="662DD1AA" wp14:editId="47D99B84">
+            <wp:extent cx="3212465" cy="1542415"/>
+            <wp:effectExtent l="0" t="0" r="6985" b="635"/>
+            <wp:docPr id="2028064086" name="Picture 1"/>
+            <wp:cNvGraphicFramePr>
+              <a:graphicFrameLocks xmlns:a="http://schemas.openxmlformats.org/drawingml/2006/main" noChangeAspect="1"/>
+            </wp:cNvGraphicFramePr>
+            <a:graphic xmlns:a="http://schemas.openxmlformats.org/drawingml/2006/main">
+              <a:graphicData uri="http://schemas.openxmlformats.org/drawingml/2006/picture">
+                <pic:pic xmlns:pic="http://schemas.openxmlformats.org/drawingml/2006/picture">
+                  <pic:nvPicPr>
+                    <pic:cNvPr id="0" name="Picture 1"/>
+                    <pic:cNvPicPr>
+                      <a:picLocks noChangeAspect="1" noChangeArrowheads="1"/>
+                    </pic:cNvPicPr>
+                  </pic:nvPicPr>
+                  <pic:blipFill>
+                    <a:blip r:embed="rId7">
+                      <a:extLst>
+                        <a:ext uri="{28A0092B-C50C-407E-A947-70E740481C1C}">
+                          <a14:useLocalDpi xmlns:a14="http://schemas.microsoft.com/office/drawing/2010/main" val="0"/>
+                        </a:ext>
+                      </a:extLst>
+                    </a:blip>
+                    <a:srcRect/>
+                    <a:stretch>
+                      <a:fillRect/>
+                    </a:stretch>
+                  </pic:blipFill>
+                  <pic:spPr bwMode="auto">
+                    <a:xfrm>
+                      <a:off x="0" y="0"/>
+                      <a:ext cx="3212465" cy="1542415"/>
+                    </a:xfrm>
+                    <a:prstGeom prst="rect">
+                      <a:avLst/>
+                    </a:prstGeom>
+                    <a:noFill/>
+                    <a:ln>
+                      <a:noFill/>
+                    </a:ln>
+                  </pic:spPr>
+                </pic:pic>
+              </a:graphicData>
+            </a:graphic>
+          </wp:inline>
+        </w:drawing>
+      </w:r>
+    </w:p>
+    <w:p>
+      <w:pPr>
+        <w:tabs>
+          <w:tab w:val="left" w:pos="2835"/>
+        </w:tabs>
+        <w:spacing w:line="360" w:lineRule="auto"/>
+        <w:jc w:val="center"/>
+        <w:rPr>
+          <w:b/>
+        </w:rPr>
+      </w:pPr>
+    </w:p>
+    <w:p>
+      <w:pPr>
+        <w:spacing w:line="360" w:lineRule="auto"/>
+        <w:jc w:val="center"/>
+        <w:rPr>
+          <w:b/>
+        </w:rPr>
+      </w:pPr>
+    </w:p>
+    <w:p>
+      <w:pPr>
+        <w:spacing w:after="120" w:line="360" w:lineRule="auto"/>
+        <w:jc w:val="center"/>
+        <w:rPr>
+          <w:b/>
+        </w:rPr>
+      </w:pPr>
+      <w:r>
+        <w:rPr>
+          <w:b/>
+        </w:rPr>
+        <w:t>R</w:t>
+      </w:r>
+      <w:r>
+        <w:rPr>
+          <w:b/>
+        </w:rPr>
+        <w:t>ESOURCE ALLOCATION IN MULTIHOP CELLULAR NETWORKS</w:t>
+      </w:r>
+    </w:p>
+    <w:p>
+      <w:pPr>
+        <w:spacing w:line="360" w:lineRule="auto"/>
+        <w:jc w:val="center"/>
+        <w:rPr>
+          <w:b/>
+        </w:rPr>
+      </w:pPr>
+    </w:p>
+    <w:p>
+      <w:pPr>
+        <w:spacing w:line="360" w:lineRule="auto"/>
+        <w:jc w:val="center"/>
+        <w:rPr>
+          <w:b/>
+        </w:rPr>
+      </w:pPr>
+    </w:p>
+    <w:p>
+      <w:pPr>
+        <w:spacing w:line="360" w:lineRule="auto"/>
+        <w:jc w:val="center"/>
+        <w:rPr>
+          <w:b/>
+        </w:rPr>
+      </w:pPr>
+      <w:r>
+        <w:rPr>
+          <w:b/>
+        </w:rPr>
+        <w:t xml:space="preserve">Submitted by: </w:t>
+      </w:r>
+      <w:proofErr w:type="spellStart"/>
+      <w:r>
+        <w:rPr>
+          <w:b/>
+        </w:rPr>
+        <w:t>Xxx</w:t>
+      </w:r>
+      <w:proofErr w:type="spellEnd"/>
+      <w:r>
+        <w:rPr>
+          <w:b/>
+        </w:rPr>
+        <w:t xml:space="preserve"> </w:t>
+      </w:r>
+      <w:proofErr w:type="spellStart"/>
+      <w:r>
+        <w:rPr>
+          <w:b/>
+        </w:rPr>
+        <w:t>Xxx</w:t>
+      </w:r>
+      <w:proofErr w:type="spellEnd"/>
+    </w:p>
+    <w:p>
+      <w:pPr>
+        <w:spacing w:line="360" w:lineRule="auto"/>
+        <w:jc w:val="center"/>
+        <w:rPr>
+          <w:b/>
+        </w:rPr>
+      </w:pPr>
+    </w:p>
+    <w:p>
+      <w:pPr>
+        <w:spacing w:line="360" w:lineRule="auto"/>
+        <w:jc w:val="center"/>
+        <w:rPr>
+          <w:b/>
+        </w:rPr>
+      </w:pPr>
+      <w:r>
+        <w:rPr>
+          <w:b/>
+        </w:rPr>
+        <w:t xml:space="preserve">Supervisor: </w:t>
+      </w:r>
+      <w:proofErr w:type="spellStart"/>
+      <w:r>
+        <w:rPr>
+          <w:b/>
+        </w:rPr>
+        <w:t>Xxxx</w:t>
+      </w:r>
+      <w:proofErr w:type="spellEnd"/>
+    </w:p>
+    <w:p>
+      <w:pPr>
+        <w:spacing w:line="360" w:lineRule="auto"/>
+        <w:jc w:val="center"/>
+        <w:rPr>
+          <w:b/>
+        </w:rPr>
+      </w:pPr>
+      <w:r>
+        <w:rPr>
+          <w:b/>
+        </w:rPr>
+        <w:br/>
+        <w:t xml:space="preserve">Co-supervisor: </w:t>
+      </w:r>
+      <w:proofErr w:type="spellStart"/>
+      <w:r>
+        <w:rPr>
+          <w:b/>
+        </w:rPr>
+        <w:t>Xxxx</w:t>
+      </w:r>
+      <w:proofErr w:type="spellEnd"/>
+    </w:p>
+    <w:p>
+      <w:pPr>
+        <w:spacing w:line="360" w:lineRule="auto"/>
+        <w:jc w:val="center"/>
+        <w:rPr>
+          <w:b/>
+        </w:rPr>
+      </w:pPr>
+    </w:p>
+    <w:p>
+      <w:pPr>
+        <w:spacing w:line="360" w:lineRule="auto"/>
+        <w:jc w:val="center"/>
+        <w:rPr>
+          <w:b/>
+        </w:rPr>
+      </w:pPr>
+    </w:p>
+    <w:p>
+      <w:pPr>
+        <w:spacing w:line="360" w:lineRule="auto"/>
+        <w:jc w:val="center"/>
+        <w:rPr>
+          <w:bCs/>
+        </w:rPr>
+      </w:pPr>
+      <w:bookmarkStart w:id="0" w:name="_Toc151366261"/>
+      <w:bookmarkStart w:id="1" w:name="_Toc151368937"/>
+      <w:bookmarkStart w:id="2" w:name="_Toc151369303"/>
+      <w:r>
+        <w:rPr>
+          <w:bCs/>
+        </w:rPr>
+        <w:t>School of Electrical &amp; Electronic Engineering</w:t>
+      </w:r>
+      <w:bookmarkEnd w:id="0"/>
+      <w:bookmarkEnd w:id="1"/>
+      <w:bookmarkEnd w:id="2"/>
+    </w:p>
+    <w:p>
+      <w:pPr>
+        <w:spacing w:line="360" w:lineRule="auto"/>
+        <w:jc w:val="center"/>
+        <w:rPr>
+          <w:bCs/>
+        </w:rPr>
+      </w:pPr>
+    </w:p>
+    <w:p>
+      <w:pPr>
+        <w:spacing w:line="360" w:lineRule="auto"/>
+        <w:jc w:val="center"/>
+        <w:rPr>
+          <w:bCs/>
+        </w:rPr>
+      </w:pPr>
+      <w:r>
+        <w:rPr>
+          <w:bCs/>
+        </w:rPr>
+        <w:t>A final year project report presented to Nanyang Technological University</w:t>
+      </w:r>
+    </w:p>
+    <w:p>
+      <w:pPr>
+        <w:spacing w:line="360" w:lineRule="auto"/>
+        <w:jc w:val="center"/>
+        <w:rPr>
+          <w:bCs/>
+        </w:rPr>
+      </w:pPr>
+      <w:r>
+        <w:rPr>
+          <w:bCs/>
+        </w:rPr>
+        <w:t xml:space="preserve">in partial fulfilment of the requirements </w:t>
+      </w:r>
+      <w:r>
+        <w:rPr>
+          <w:bCs/>
+        </w:rPr>
+        <w:t>for</w:t>
+      </w:r>
+      <w:r>
+        <w:rPr>
+          <w:bCs/>
+        </w:rPr>
+        <w:t xml:space="preserve"> the </w:t>
+      </w:r>
+    </w:p>
+    <w:p>
+      <w:pPr>
+        <w:spacing w:line="360" w:lineRule="auto"/>
+        <w:jc w:val="center"/>
+        <w:rPr>
+          <w:bCs/>
+        </w:rPr>
+      </w:pPr>
+      <w:r>
+        <w:rPr>
+          <w:bCs/>
+        </w:rPr>
+        <w:t>D</w:t>
+      </w:r>
+      <w:r>
+        <w:rPr>
+          <w:bCs/>
+        </w:rPr>
+        <w:t>egree of</w:t>
+      </w:r>
+      <w:r>
+        <w:rPr>
+          <w:bCs/>
+        </w:rPr>
+        <w:t xml:space="preserve"> </w:t>
+      </w:r>
+      <w:r>
+        <w:rPr>
+          <w:bCs/>
+        </w:rPr>
+        <w:t>Bachelor of Engineering</w:t>
+      </w:r>
+    </w:p>
+    <w:p>
+      <w:pPr>
+        <w:spacing w:line="360" w:lineRule="auto"/>
+      </w:pPr>
+    </w:p>
+    <w:p>
+      <w:pPr>
+        <w:spacing w:line="360" w:lineRule="auto"/>
+        <w:jc w:val="center"/>
+        <w:rPr>
+          <w:rStyle w:val="Year"/>
+          <w:bCs w:val="0"/>
+        </w:rPr>
+      </w:pPr>
+      <w:r>
+        <w:rPr>
+          <w:bCs/>
+        </w:rPr>
+        <w:t>20xx</w:t>
+      </w:r>
+    </w:p>
+    <w:p>
+      <w:pPr>
+        <w:pStyle w:val="Heading1"/>
+        <w:spacing w:line="360" w:lineRule="auto"/>
+        <w:ind w:left="431" w:hanging="431"/>
+        <w:rPr>
+          <w:color w:val="000000"/>
+          <w:szCs w:val="24"/>
+        </w:rPr>
+      </w:pPr>
+      <w:r>
+        <w:rPr>
+          <w:szCs w:val="24"/>
+        </w:rPr>
+        <w:br w:type="page"/>
+      </w:r>
+      <w:bookmarkStart w:id="3" w:name="_Toc133035277"/>
+      <w:bookmarkStart w:id="4" w:name="_Toc133036099"/>
+      <w:bookmarkStart w:id="5" w:name="_Toc133036628"/>
+      <w:bookmarkStart w:id="6" w:name="_Toc133036954"/>
+      <w:bookmarkStart w:id="7" w:name="_Toc133041291"/>
+      <w:bookmarkStart w:id="8" w:name="_Toc133126939"/>
+      <w:bookmarkStart w:id="9" w:name="_Toc133556526"/>
+      <w:bookmarkStart w:id="10" w:name="_Toc133556781"/>
+      <w:bookmarkStart w:id="11" w:name="_Toc133666217"/>
+      <w:bookmarkStart w:id="12" w:name="_Toc133763811"/>
+      <w:bookmarkStart w:id="13" w:name="_Toc133803335"/>
+      <w:bookmarkStart w:id="14" w:name="_Toc152762550"/>
+      <w:bookmarkStart w:id="15" w:name="_Toc152913848"/>
+      <w:bookmarkStart w:id="16" w:name="_Toc153622924"/>
+      <w:bookmarkStart w:id="17" w:name="_Toc167268921"/>
+      <w:bookmarkStart w:id="18" w:name="_Toc173316561"/>
+      <w:bookmarkStart w:id="19" w:name="_Toc179010958"/>
+      <w:bookmarkStart w:id="20" w:name="_Ref197063634"/>
+      <w:bookmarkStart w:id="21" w:name="_Toc197854804"/>
+      <w:bookmarkStart w:id="22" w:name="_Toc151366262"/>
+      <w:bookmarkStart w:id="23" w:name="_Toc151368938"/>
+      <w:bookmarkStart w:id="24" w:name="_Toc151369304"/>
+      <w:bookmarkStart w:id="25" w:name="_Toc160112571"/>
+      <w:r>
+        <w:rPr>
+          <w:color w:val="000000"/>
+          <w:szCs w:val="24"/>
+        </w:rPr>
+        <w:lastRenderedPageBreak/>
+        <w:t>Table of Contents</w:t>
+      </w:r>
+      <w:bookmarkEnd w:id="14"/>
+      <w:bookmarkEnd w:id="15"/>
+      <w:bookmarkEnd w:id="16"/>
+      <w:bookmarkEnd w:id="17"/>
+      <w:bookmarkEnd w:id="18"/>
+      <w:bookmarkEnd w:id="19"/>
+      <w:bookmarkEnd w:id="20"/>
+      <w:bookmarkEnd w:id="21"/>
+      <w:bookmarkEnd w:id="22"/>
+      <w:bookmarkEnd w:id="23"/>
+      <w:bookmarkEnd w:id="24"/>
+      <w:bookmarkEnd w:id="25"/>
+    </w:p>
+    <w:bookmarkEnd w:id="3"/>
+    <w:bookmarkEnd w:id="4"/>
+    <w:bookmarkEnd w:id="5"/>
+    <w:bookmarkEnd w:id="6"/>
+    <w:bookmarkEnd w:id="7"/>
+    <w:bookmarkEnd w:id="8"/>
+    <w:bookmarkEnd w:id="9"/>
+    <w:bookmarkEnd w:id="10"/>
+    <w:bookmarkEnd w:id="11"/>
+    <w:bookmarkEnd w:id="12"/>
+    <w:bookmarkEnd w:id="13"/>
+    <w:p>
+      <w:pPr>
+        <w:pStyle w:val="TOC1"/>
+        <w:spacing w:line="360" w:lineRule="auto"/>
+        <w:rPr>
+          <w:rFonts w:ascii="Calibri" w:eastAsia="DengXian" w:hAnsi="Calibri"/>
+          <w:color w:val="auto"/>
+          <w:kern w:val="2"/>
+          <w:sz w:val="22"/>
+          <w:szCs w:val="22"/>
+          <w:lang w:val="en-SG" w:eastAsia="zh-CN"/>
+        </w:rPr>
+      </w:pPr>
+      <w:r>
+        <w:fldChar w:fldCharType="begin"/>
+      </w:r>
+      <w:r>
+        <w:instrText xml:space="preserve"> TOC \o "1-2" \h \z \u </w:instrText>
+      </w:r>
+      <w:r>
+        <w:fldChar w:fldCharType="separate"/>
+      </w:r>
+    </w:p>
+    <w:p>
+      <w:pPr>
+        <w:pStyle w:val="TOC1"/>
+        <w:spacing w:line="360" w:lineRule="auto"/>
+        <w:rPr>
+          <w:rFonts w:ascii="Calibri" w:eastAsia="DengXian" w:hAnsi="Calibri"/>
+          <w:color w:val="auto"/>
+          <w:kern w:val="2"/>
+          <w:sz w:val="22"/>
+          <w:szCs w:val="22"/>
+          <w:lang w:val="en-SG" w:eastAsia="zh-CN"/>
+        </w:rPr>
+      </w:pPr>
+      <w:hyperlink w:anchor="_Toc160112572" w:history="1">
+        <w:r>
+          <w:rPr>
+            <w:rStyle w:val="Hyperlink"/>
+          </w:rPr>
+          <w:t>Abstract</w:t>
+        </w:r>
+        <w:r>
+          <w:rPr>
+            <w:rStyle w:val="Hyperlink"/>
+          </w:rPr>
+          <w:t xml:space="preserve"> </w:t>
+        </w:r>
+        <w:r>
+          <w:rPr>
+            <w:rStyle w:val="Hyperlink"/>
+            <w:color w:val="FF0000"/>
+          </w:rPr>
+          <w:t>(not more than one page)</w:t>
+        </w:r>
+        <w:r>
+          <w:rPr>
+            <w:webHidden/>
+          </w:rPr>
+          <w:tab/>
+        </w:r>
+        <w:r>
+          <w:rPr>
+            <w:webHidden/>
+          </w:rPr>
+          <w:fldChar w:fldCharType="begin"/>
+        </w:r>
+        <w:r>
+          <w:rPr>
+            <w:webHidden/>
+          </w:rPr>
+          <w:instrText xml:space="preserve"> PAGEREF _Toc160112572 \h </w:instrText>
+        </w:r>
+        <w:r>
+          <w:rPr>
+            <w:webHidden/>
+          </w:rPr>
+        </w:r>
+        <w:r>
+          <w:rPr>
+            <w:webHidden/>
+          </w:rPr>
+          <w:fldChar w:fldCharType="separate"/>
+        </w:r>
+        <w:r>
+          <w:rPr>
+            <w:webHidden/>
+          </w:rPr>
+          <w:t>i</w:t>
+        </w:r>
+        <w:r>
+          <w:rPr>
+            <w:webHidden/>
+          </w:rPr>
+          <w:fldChar w:fldCharType="end"/>
+        </w:r>
+      </w:hyperlink>
+    </w:p>
+    <w:p>
+      <w:pPr>
+        <w:pStyle w:val="TOC1"/>
+        <w:spacing w:line="360" w:lineRule="auto"/>
+        <w:rPr>
+          <w:rFonts w:ascii="Calibri" w:eastAsia="DengXian" w:hAnsi="Calibri"/>
+          <w:color w:val="auto"/>
+          <w:kern w:val="2"/>
+          <w:sz w:val="22"/>
+          <w:szCs w:val="22"/>
+          <w:lang w:val="en-SG" w:eastAsia="zh-CN"/>
+        </w:rPr>
+      </w:pPr>
+      <w:hyperlink w:anchor="_Toc160112573" w:history="1">
+        <w:r>
+          <w:rPr>
+            <w:rStyle w:val="Hyperlink"/>
+          </w:rPr>
+          <w:t>Acknowledgment</w:t>
+        </w:r>
+        <w:r>
+          <w:rPr>
+            <w:rStyle w:val="Hyperlink"/>
+            <w:color w:val="FF0000"/>
+          </w:rPr>
+          <w:t xml:space="preserve"> (optional)</w:t>
+        </w:r>
+        <w:r>
+          <w:rPr>
+            <w:webHidden/>
+          </w:rPr>
+          <w:tab/>
+        </w:r>
+        <w:r>
+          <w:rPr>
+            <w:webHidden/>
+          </w:rPr>
+          <w:fldChar w:fldCharType="begin"/>
+        </w:r>
+        <w:r>
+          <w:rPr>
+            <w:webHidden/>
+          </w:rPr>
+          <w:instrText xml:space="preserve"> PAGEREF _Toc160112573 \h </w:instrText>
+        </w:r>
+        <w:r>
+          <w:rPr>
+            <w:webHidden/>
+          </w:rPr>
+        </w:r>
+        <w:r>
+          <w:rPr>
+            <w:webHidden/>
+          </w:rPr>
+          <w:fldChar w:fldCharType="separate"/>
+        </w:r>
+        <w:r>
+          <w:rPr>
+            <w:webHidden/>
+          </w:rPr>
+          <w:t>ii</w:t>
+        </w:r>
+        <w:r>
+          <w:rPr>
+            <w:webHidden/>
+          </w:rPr>
+          <w:fldChar w:fldCharType="end"/>
+        </w:r>
+      </w:hyperlink>
+    </w:p>
+    <w:p>
+      <w:pPr>
+        <w:pStyle w:val="TOC1"/>
+        <w:spacing w:line="360" w:lineRule="auto"/>
+        <w:rPr>
+          <w:rFonts w:ascii="Calibri" w:eastAsia="DengXian" w:hAnsi="Calibri"/>
+          <w:color w:val="auto"/>
+          <w:kern w:val="2"/>
+          <w:sz w:val="22"/>
+          <w:szCs w:val="22"/>
+          <w:lang w:val="en-SG" w:eastAsia="zh-CN"/>
+        </w:rPr>
+      </w:pPr>
+      <w:hyperlink w:anchor="_Toc160112574" w:history="1">
+        <w:r>
+          <w:rPr>
+            <w:rStyle w:val="Hyperlink"/>
+            <w:rFonts w:eastAsia="Times New Roman"/>
+          </w:rPr>
+          <w:t>Acronyms</w:t>
+        </w:r>
+        <w:r>
+          <w:rPr>
+            <w:rStyle w:val="Hyperlink"/>
+            <w:rFonts w:eastAsia="Times New Roman"/>
+            <w:color w:val="FF0000"/>
+          </w:rPr>
+          <w:t xml:space="preserve"> (optional)</w:t>
+        </w:r>
+        <w:r>
+          <w:rPr>
+            <w:webHidden/>
+          </w:rPr>
+          <w:tab/>
+        </w:r>
+        <w:r>
+          <w:rPr>
+            <w:webHidden/>
+          </w:rPr>
+          <w:fldChar w:fldCharType="begin"/>
+        </w:r>
+        <w:r>
+          <w:rPr>
+            <w:webHidden/>
+          </w:rPr>
+          <w:instrText xml:space="preserve"> PAGEREF _Toc160112574 \h </w:instrText>
+        </w:r>
+        <w:r>
+          <w:rPr>
+            <w:webHidden/>
+          </w:rPr>
+        </w:r>
+        <w:r>
+          <w:rPr>
+            <w:webHidden/>
+          </w:rPr>
+          <w:fldChar w:fldCharType="separate"/>
+        </w:r>
+        <w:r>
+          <w:rPr>
+            <w:webHidden/>
+          </w:rPr>
+          <w:t>iii</w:t>
+        </w:r>
+        <w:r>
+          <w:rPr>
+            <w:webHidden/>
+          </w:rPr>
+          <w:fldChar w:fldCharType="end"/>
+        </w:r>
+      </w:hyperlink>
+    </w:p>
+    <w:p>
+      <w:pPr>
+        <w:pStyle w:val="TOC1"/>
+        <w:spacing w:line="360" w:lineRule="auto"/>
+        <w:rPr>
+          <w:rFonts w:ascii="Calibri" w:eastAsia="DengXian" w:hAnsi="Calibri"/>
+          <w:color w:val="auto"/>
+          <w:kern w:val="2"/>
+          <w:sz w:val="22"/>
+          <w:szCs w:val="22"/>
+          <w:lang w:val="en-SG" w:eastAsia="zh-CN"/>
+        </w:rPr>
+      </w:pPr>
+      <w:hyperlink w:anchor="_Toc160112575" w:history="1">
+        <w:r>
+          <w:rPr>
+            <w:rStyle w:val="Hyperlink"/>
+          </w:rPr>
+          <w:t>Symbols</w:t>
+        </w:r>
+        <w:r>
+          <w:rPr>
+            <w:rStyle w:val="Hyperlink"/>
+            <w:color w:val="FF0000"/>
+          </w:rPr>
+          <w:t xml:space="preserve"> (optional)</w:t>
+        </w:r>
+        <w:r>
+          <w:rPr>
+            <w:webHidden/>
+          </w:rPr>
+          <w:tab/>
+        </w:r>
+        <w:r>
+          <w:rPr>
+            <w:webHidden/>
+          </w:rPr>
+          <w:fldChar w:fldCharType="begin"/>
+        </w:r>
+        <w:r>
+          <w:rPr>
+            <w:webHidden/>
+          </w:rPr>
+          <w:instrText xml:space="preserve"> PAGEREF _Toc160112575 \h </w:instrText>
+        </w:r>
+        <w:r>
+          <w:rPr>
+            <w:webHidden/>
+          </w:rPr>
+        </w:r>
+        <w:r>
+          <w:rPr>
+            <w:webHidden/>
+          </w:rPr>
+          <w:fldChar w:fldCharType="separate"/>
+        </w:r>
+        <w:r>
+          <w:rPr>
+            <w:webHidden/>
+          </w:rPr>
+          <w:t>iv</w:t>
+        </w:r>
+        <w:r>
+          <w:rPr>
+            <w:webHidden/>
+          </w:rPr>
+          <w:fldChar w:fldCharType="end"/>
+        </w:r>
+      </w:hyperlink>
+    </w:p>
+    <w:p>
+      <w:pPr>
+        <w:pStyle w:val="TOC1"/>
+        <w:spacing w:line="360" w:lineRule="auto"/>
+        <w:rPr>
+          <w:rFonts w:ascii="Calibri" w:eastAsia="DengXian" w:hAnsi="Calibri"/>
+          <w:color w:val="auto"/>
+          <w:kern w:val="2"/>
+          <w:sz w:val="22"/>
+          <w:szCs w:val="22"/>
+          <w:lang w:val="en-SG" w:eastAsia="zh-CN"/>
+        </w:rPr>
+      </w:pPr>
+      <w:hyperlink w:anchor="_Toc160112576" w:history="1">
+        <w:r>
+          <w:rPr>
+            <w:rStyle w:val="Hyperlink"/>
+          </w:rPr>
+          <w:t>List of Figures</w:t>
+        </w:r>
+        <w:r>
+          <w:rPr>
+            <w:webHidden/>
+          </w:rPr>
+          <w:tab/>
+        </w:r>
+        <w:r>
+          <w:rPr>
+            <w:webHidden/>
+          </w:rPr>
+          <w:fldChar w:fldCharType="begin"/>
+        </w:r>
+        <w:r>
+          <w:rPr>
+            <w:webHidden/>
+          </w:rPr>
+          <w:instrText xml:space="preserve"> PAGEREF _Toc160112576 \h </w:instrText>
+        </w:r>
+        <w:r>
+          <w:rPr>
+            <w:webHidden/>
+          </w:rPr>
+        </w:r>
+        <w:r>
+          <w:rPr>
+            <w:webHidden/>
+          </w:rPr>
+          <w:fldChar w:fldCharType="separate"/>
+        </w:r>
+        <w:r>
+          <w:rPr>
+            <w:webHidden/>
+          </w:rPr>
+          <w:t>v</w:t>
+        </w:r>
+        <w:r>
+          <w:rPr>
+            <w:webHidden/>
+          </w:rPr>
+          <w:fldChar w:fldCharType="end"/>
+        </w:r>
+      </w:hyperlink>
+    </w:p>
+    <w:p>
+      <w:pPr>
+        <w:pStyle w:val="TOC1"/>
+        <w:spacing w:line="360" w:lineRule="auto"/>
+        <w:rPr>
+          <w:rFonts w:ascii="Calibri" w:eastAsia="DengXian" w:hAnsi="Calibri"/>
+          <w:color w:val="auto"/>
+          <w:kern w:val="2"/>
+          <w:sz w:val="22"/>
+          <w:szCs w:val="22"/>
+          <w:lang w:val="en-SG" w:eastAsia="zh-CN"/>
+        </w:rPr>
+      </w:pPr>
+      <w:hyperlink w:anchor="_Toc160112577" w:history="1">
+        <w:r>
+          <w:rPr>
+            <w:rStyle w:val="Hyperlink"/>
+          </w:rPr>
+          <w:t>List of Tables</w:t>
+        </w:r>
+        <w:r>
+          <w:rPr>
+            <w:webHidden/>
+          </w:rPr>
+          <w:tab/>
+        </w:r>
+        <w:r>
+          <w:rPr>
+            <w:webHidden/>
+          </w:rPr>
+          <w:fldChar w:fldCharType="begin"/>
+        </w:r>
+        <w:r>
+          <w:rPr>
+            <w:webHidden/>
+          </w:rPr>
+          <w:instrText xml:space="preserve"> PAGEREF _Toc160112577 \h </w:instrText>
+        </w:r>
+        <w:r>
+          <w:rPr>
+            <w:webHidden/>
+          </w:rPr>
+        </w:r>
+        <w:r>
+          <w:rPr>
+            <w:webHidden/>
+          </w:rPr>
+          <w:fldChar w:fldCharType="separate"/>
+        </w:r>
+        <w:r>
+          <w:rPr>
+            <w:webHidden/>
+          </w:rPr>
+          <w:t>vi</w:t>
+        </w:r>
+        <w:r>
+          <w:rPr>
+            <w:webHidden/>
+          </w:rPr>
+          <w:fldChar w:fldCharType="end"/>
+        </w:r>
+      </w:hyperlink>
+    </w:p>
+    <w:p>
+      <w:pPr>
+        <w:pStyle w:val="TOC1"/>
+        <w:spacing w:line="360" w:lineRule="auto"/>
+        <w:rPr>
+          <w:rFonts w:ascii="Calibri" w:eastAsia="DengXian" w:hAnsi="Calibri"/>
+          <w:color w:val="auto"/>
+          <w:kern w:val="2"/>
+          <w:sz w:val="22"/>
+          <w:szCs w:val="22"/>
+          <w:lang w:val="en-SG" w:eastAsia="zh-CN"/>
+        </w:rPr>
+      </w:pPr>
+      <w:hyperlink w:anchor="_Toc160112578" w:history="1">
+        <w:r>
+          <w:rPr>
+            <w:rStyle w:val="Hyperlink"/>
+          </w:rPr>
+          <w:t>Chapter 1 Introduction</w:t>
+        </w:r>
+        <w:r>
+          <w:rPr>
+            <w:webHidden/>
+          </w:rPr>
+          <w:tab/>
+        </w:r>
+        <w:r>
+          <w:rPr>
+            <w:webHidden/>
+          </w:rPr>
+          <w:fldChar w:fldCharType="begin"/>
+        </w:r>
+        <w:r>
+          <w:rPr>
+            <w:webHidden/>
+          </w:rPr>
+          <w:instrText xml:space="preserve"> PAGEREF _Toc160112578 \h </w:instrText>
+        </w:r>
+        <w:r>
+          <w:rPr>
+            <w:webHidden/>
+          </w:rPr>
+        </w:r>
+        <w:r>
+          <w:rPr>
+            <w:webHidden/>
+          </w:rPr>
+          <w:fldChar w:fldCharType="separate"/>
+        </w:r>
+        <w:r>
+          <w:rPr>
+            <w:webHidden/>
+          </w:rPr>
+          <w:t>1</w:t>
+        </w:r>
+        <w:r>
+          <w:rPr>
+            <w:webHidden/>
+          </w:rPr>
+          <w:fldChar w:fldCharType="end"/>
+        </w:r>
+      </w:hyperlink>
+    </w:p>
+    <w:p>
+      <w:pPr>
+        <w:pStyle w:val="TOC2"/>
+        <w:spacing w:line="360" w:lineRule="auto"/>
+        <w:rPr>
+          <w:rFonts w:ascii="Calibri" w:eastAsia="DengXian" w:hAnsi="Calibri"/>
+          <w:noProof/>
+          <w:kern w:val="2"/>
+          <w:sz w:val="22"/>
+          <w:szCs w:val="22"/>
+          <w:lang w:val="en-SG" w:eastAsia="zh-CN"/>
+        </w:rPr>
+      </w:pPr>
+      <w:hyperlink w:anchor="_Toc160112579" w:history="1">
+        <w:r>
+          <w:rPr>
+            <w:rStyle w:val="Hyperlink"/>
+            <w:noProof/>
+          </w:rPr>
+          <w:t>1.1</w:t>
+        </w:r>
+        <w:r>
+          <w:rPr>
+            <w:rFonts w:ascii="Calibri" w:eastAsia="DengXian" w:hAnsi="Calibri"/>
+            <w:noProof/>
+            <w:kern w:val="2"/>
+            <w:sz w:val="22"/>
+            <w:szCs w:val="22"/>
+            <w:lang w:val="en-SG" w:eastAsia="zh-CN"/>
+          </w:rPr>
+          <w:tab/>
+        </w:r>
+        <w:r>
+          <w:rPr>
+            <w:rStyle w:val="Hyperlink"/>
+            <w:noProof/>
+          </w:rPr>
+          <w:t>Motivations</w:t>
+        </w:r>
+        <w:r>
+          <w:rPr>
+            <w:noProof/>
+            <w:webHidden/>
+          </w:rPr>
+          <w:tab/>
+        </w:r>
+        <w:r>
+          <w:rPr>
+            <w:noProof/>
+            <w:webHidden/>
+          </w:rPr>
+          <w:fldChar w:fldCharType="begin"/>
+        </w:r>
+        <w:r>
+          <w:rPr>
+            <w:noProof/>
+            <w:webHidden/>
+          </w:rPr>
+          <w:instrText xml:space="preserve"> PAGEREF _Toc160112579 \h </w:instrText>
+        </w:r>
+        <w:r>
+          <w:rPr>
+            <w:noProof/>
+            <w:webHidden/>
+          </w:rPr>
+        </w:r>
+        <w:r>
+          <w:rPr>
+            <w:noProof/>
+            <w:webHidden/>
+          </w:rPr>
+          <w:fldChar w:fldCharType="separate"/>
+        </w:r>
+        <w:r>
+          <w:rPr>
+            <w:noProof/>
+            <w:webHidden/>
+          </w:rPr>
+          <w:t>1</w:t>
+        </w:r>
+        <w:r>
+          <w:rPr>
+            <w:noProof/>
+            <w:webHidden/>
+          </w:rPr>
+          <w:fldChar w:fldCharType="end"/>
+        </w:r>
+      </w:hyperlink>
+    </w:p>
+    <w:p>
+      <w:pPr>
+        <w:pStyle w:val="TOC2"/>
+        <w:spacing w:line="360" w:lineRule="auto"/>
+        <w:rPr>
+          <w:rFonts w:ascii="Calibri" w:eastAsia="DengXian" w:hAnsi="Calibri"/>
+          <w:noProof/>
+          <w:kern w:val="2"/>
+          <w:sz w:val="22"/>
+          <w:szCs w:val="22"/>
+          <w:lang w:val="en-SG" w:eastAsia="zh-CN"/>
+        </w:rPr>
+      </w:pPr>
+      <w:hyperlink w:anchor="_Toc160112580" w:history="1">
+        <w:r>
+          <w:rPr>
+            <w:rStyle w:val="Hyperlink"/>
+            <w:noProof/>
+          </w:rPr>
+          <w:t>1.2</w:t>
+        </w:r>
+        <w:r>
+          <w:rPr>
+            <w:rFonts w:ascii="Calibri" w:eastAsia="DengXian" w:hAnsi="Calibri"/>
+            <w:noProof/>
+            <w:kern w:val="2"/>
+            <w:sz w:val="22"/>
+            <w:szCs w:val="22"/>
+            <w:lang w:val="en-SG" w:eastAsia="zh-CN"/>
+          </w:rPr>
+          <w:tab/>
+        </w:r>
+        <w:r>
+          <w:rPr>
+            <w:rStyle w:val="Hyperlink"/>
+            <w:noProof/>
+          </w:rPr>
+          <w:t>Objectives and Scope</w:t>
+        </w:r>
+        <w:r>
+          <w:rPr>
+            <w:noProof/>
+            <w:webHidden/>
+          </w:rPr>
+          <w:tab/>
+        </w:r>
+        <w:r>
+          <w:rPr>
+            <w:noProof/>
+            <w:webHidden/>
+          </w:rPr>
+          <w:fldChar w:fldCharType="begin"/>
+        </w:r>
+        <w:r>
+          <w:rPr>
+            <w:noProof/>
+            <w:webHidden/>
+          </w:rPr>
+          <w:instrText xml:space="preserve"> PAGEREF _Toc160112580 \h </w:instrText>
+        </w:r>
+        <w:r>
+          <w:rPr>
+            <w:noProof/>
+            <w:webHidden/>
+          </w:rPr>
+        </w:r>
+        <w:r>
+          <w:rPr>
+            <w:noProof/>
+            <w:webHidden/>
+          </w:rPr>
+          <w:fldChar w:fldCharType="separate"/>
+        </w:r>
+        <w:r>
+          <w:rPr>
+            <w:noProof/>
+            <w:webHidden/>
+          </w:rPr>
+          <w:t>1</w:t>
+        </w:r>
+        <w:r>
+          <w:rPr>
+            <w:noProof/>
+            <w:webHidden/>
+          </w:rPr>
+          <w:fldChar w:fldCharType="end"/>
+        </w:r>
+      </w:hyperlink>
+    </w:p>
+    <w:p>
+      <w:pPr>
+        <w:pStyle w:val="TOC2"/>
+        <w:spacing w:line="360" w:lineRule="auto"/>
+        <w:rPr>
+          <w:rFonts w:ascii="Calibri" w:eastAsia="DengXian" w:hAnsi="Calibri"/>
+          <w:noProof/>
+          <w:kern w:val="2"/>
+          <w:sz w:val="22"/>
+          <w:szCs w:val="22"/>
+          <w:lang w:val="en-SG" w:eastAsia="zh-CN"/>
+        </w:rPr>
+      </w:pPr>
+      <w:hyperlink w:anchor="_Toc160112581" w:history="1">
+        <w:r>
+          <w:rPr>
+            <w:rStyle w:val="Hyperlink"/>
+            <w:noProof/>
+            <w:lang w:val="en-GB"/>
+          </w:rPr>
+          <w:t>1.3</w:t>
+        </w:r>
+        <w:r>
+          <w:rPr>
+            <w:rFonts w:ascii="Calibri" w:eastAsia="DengXian" w:hAnsi="Calibri"/>
+            <w:noProof/>
+            <w:kern w:val="2"/>
+            <w:sz w:val="22"/>
+            <w:szCs w:val="22"/>
+            <w:lang w:val="en-SG" w:eastAsia="zh-CN"/>
+          </w:rPr>
+          <w:tab/>
+        </w:r>
+        <w:r>
+          <w:rPr>
+            <w:rStyle w:val="Hyperlink"/>
+            <w:noProof/>
+            <w:lang w:val="en-GB"/>
+          </w:rPr>
+          <w:t>Organisations</w:t>
+        </w:r>
+        <w:r>
+          <w:rPr>
+            <w:noProof/>
+            <w:webHidden/>
+          </w:rPr>
+          <w:tab/>
+        </w:r>
+        <w:r>
+          <w:rPr>
+            <w:noProof/>
+            <w:webHidden/>
+          </w:rPr>
+          <w:fldChar w:fldCharType="begin"/>
+        </w:r>
+        <w:r>
+          <w:rPr>
+            <w:noProof/>
+            <w:webHidden/>
+          </w:rPr>
+          <w:instrText xml:space="preserve"> PAGEREF _Toc160112581 \h </w:instrText>
+        </w:r>
+        <w:r>
+          <w:rPr>
+            <w:noProof/>
+            <w:webHidden/>
+          </w:rPr>
+        </w:r>
+        <w:r>
+          <w:rPr>
+            <w:noProof/>
+            <w:webHidden/>
+          </w:rPr>
+          <w:fldChar w:fldCharType="separate"/>
+        </w:r>
+        <w:r>
+          <w:rPr>
+            <w:noProof/>
+            <w:webHidden/>
+          </w:rPr>
+          <w:t>1</w:t>
+        </w:r>
+        <w:r>
+          <w:rPr>
+            <w:noProof/>
+            <w:webHidden/>
+          </w:rPr>
+          <w:fldChar w:fldCharType="end"/>
+        </w:r>
+      </w:hyperlink>
+    </w:p>
+    <w:p>
+      <w:pPr>
+        <w:pStyle w:val="TOC1"/>
+        <w:spacing w:line="360" w:lineRule="auto"/>
+        <w:rPr>
+          <w:rFonts w:ascii="Calibri" w:eastAsia="DengXian" w:hAnsi="Calibri"/>
+          <w:color w:val="auto"/>
+          <w:kern w:val="2"/>
+          <w:sz w:val="22"/>
+          <w:szCs w:val="22"/>
+          <w:lang w:val="en-SG" w:eastAsia="zh-CN"/>
+        </w:rPr>
+      </w:pPr>
+      <w:hyperlink w:anchor="_Toc160112582" w:history="1">
+        <w:r>
+          <w:rPr>
+            <w:rStyle w:val="Hyperlink"/>
+          </w:rPr>
+          <w:t>Chapter 2 Literature Review</w:t>
+        </w:r>
+        <w:r>
+          <w:rPr>
+            <w:webHidden/>
+          </w:rPr>
+          <w:tab/>
+        </w:r>
+        <w:r>
+          <w:rPr>
+            <w:webHidden/>
+          </w:rPr>
+          <w:fldChar w:fldCharType="begin"/>
+        </w:r>
+        <w:r>
+          <w:rPr>
+            <w:webHidden/>
+          </w:rPr>
+          <w:instrText xml:space="preserve"> PAGEREF _Toc160112582 \h </w:instrText>
+        </w:r>
+        <w:r>
+          <w:rPr>
+            <w:webHidden/>
+          </w:rPr>
+        </w:r>
+        <w:r>
+          <w:rPr>
+            <w:webHidden/>
+          </w:rPr>
+          <w:fldChar w:fldCharType="separate"/>
+        </w:r>
+        <w:r>
+          <w:rPr>
+            <w:webHidden/>
+          </w:rPr>
+          <w:t>2</w:t>
+        </w:r>
+        <w:r>
+          <w:rPr>
+            <w:webHidden/>
+          </w:rPr>
+          <w:fldChar w:fldCharType="end"/>
+        </w:r>
+      </w:hyperlink>
+    </w:p>
+    <w:p>
+      <w:pPr>
+        <w:pStyle w:val="TOC2"/>
+        <w:spacing w:line="360" w:lineRule="auto"/>
+        <w:rPr>
+          <w:rFonts w:ascii="Calibri" w:eastAsia="DengXian" w:hAnsi="Calibri"/>
+          <w:noProof/>
+          <w:kern w:val="2"/>
+          <w:sz w:val="22"/>
+          <w:szCs w:val="22"/>
+          <w:lang w:val="en-SG" w:eastAsia="zh-CN"/>
+        </w:rPr>
+      </w:pPr>
+      <w:hyperlink w:anchor="_Toc160112584" w:history="1">
+        <w:r>
+          <w:rPr>
+            <w:rStyle w:val="Hyperlink"/>
+            <w:noProof/>
+          </w:rPr>
+          <w:t>2.1</w:t>
+        </w:r>
+        <w:r>
+          <w:rPr>
+            <w:rFonts w:ascii="Calibri" w:eastAsia="DengXian" w:hAnsi="Calibri"/>
+            <w:noProof/>
+            <w:kern w:val="2"/>
+            <w:sz w:val="22"/>
+            <w:szCs w:val="22"/>
+            <w:lang w:val="en-SG" w:eastAsia="zh-CN"/>
+          </w:rPr>
+          <w:tab/>
+        </w:r>
+        <w:r>
+          <w:rPr>
+            <w:rStyle w:val="Hyperlink"/>
+            <w:noProof/>
+          </w:rPr>
+          <w:t>xxx</w:t>
+        </w:r>
+        <w:r>
+          <w:rPr>
+            <w:noProof/>
+            <w:webHidden/>
+          </w:rPr>
+          <w:tab/>
+        </w:r>
+        <w:r>
+          <w:rPr>
+            <w:noProof/>
+            <w:webHidden/>
+          </w:rPr>
+          <w:fldChar w:fldCharType="begin"/>
+        </w:r>
+        <w:r>
+          <w:rPr>
+            <w:noProof/>
+            <w:webHidden/>
+          </w:rPr>
+          <w:instrText xml:space="preserve"> PAGEREF _Toc160112584 \h </w:instrText>
+        </w:r>
+        <w:r>
+          <w:rPr>
+            <w:noProof/>
+            <w:webHidden/>
+          </w:rPr>
+        </w:r>
+        <w:r>
+          <w:rPr>
+            <w:noProof/>
+            <w:webHidden/>
+          </w:rPr>
+          <w:fldChar w:fldCharType="separate"/>
+        </w:r>
+        <w:r>
+          <w:rPr>
+            <w:noProof/>
+            <w:webHidden/>
+          </w:rPr>
+          <w:t>2</w:t>
+        </w:r>
+        <w:r>
+          <w:rPr>
+            <w:noProof/>
+            <w:webHidden/>
+          </w:rPr>
+          <w:fldChar w:fldCharType="end"/>
+        </w:r>
+      </w:hyperlink>
+    </w:p>
+    <w:p>
+      <w:pPr>
+        <w:pStyle w:val="TOC2"/>
+        <w:spacing w:line="360" w:lineRule="auto"/>
+        <w:rPr>
+          <w:rFonts w:ascii="Calibri" w:eastAsia="DengXian" w:hAnsi="Calibri"/>
+          <w:noProof/>
+          <w:kern w:val="2"/>
+          <w:sz w:val="22"/>
+          <w:szCs w:val="22"/>
+          <w:lang w:val="en-SG" w:eastAsia="zh-CN"/>
+        </w:rPr>
+      </w:pPr>
+      <w:hyperlink w:anchor="_Toc160112585" w:history="1">
+        <w:r>
+          <w:rPr>
+            <w:rStyle w:val="Hyperlink"/>
+            <w:noProof/>
+          </w:rPr>
+          <w:t>2.2</w:t>
+        </w:r>
+        <w:r>
+          <w:rPr>
+            <w:rFonts w:ascii="Calibri" w:eastAsia="DengXian" w:hAnsi="Calibri"/>
+            <w:noProof/>
+            <w:kern w:val="2"/>
+            <w:sz w:val="22"/>
+            <w:szCs w:val="22"/>
+            <w:lang w:val="en-SG" w:eastAsia="zh-CN"/>
+          </w:rPr>
+          <w:tab/>
+        </w:r>
+        <w:r>
+          <w:rPr>
+            <w:rStyle w:val="Hyperlink"/>
+            <w:noProof/>
+          </w:rPr>
+          <w:t>xxx</w:t>
+        </w:r>
+        <w:r>
+          <w:rPr>
+            <w:noProof/>
+            <w:webHidden/>
+          </w:rPr>
+          <w:tab/>
+        </w:r>
+        <w:r>
+          <w:rPr>
+            <w:noProof/>
+            <w:webHidden/>
+          </w:rPr>
+          <w:fldChar w:fldCharType="begin"/>
+        </w:r>
+        <w:r>
+          <w:rPr>
+            <w:noProof/>
+            <w:webHidden/>
+          </w:rPr>
+          <w:instrText xml:space="preserve"> PAGEREF _Toc160112585 \h </w:instrText>
+        </w:r>
+        <w:r>
+          <w:rPr>
+            <w:noProof/>
+            <w:webHidden/>
+          </w:rPr>
+        </w:r>
+        <w:r>
+          <w:rPr>
+            <w:noProof/>
+            <w:webHidden/>
+          </w:rPr>
+          <w:fldChar w:fldCharType="separate"/>
+        </w:r>
+        <w:r>
+          <w:rPr>
+            <w:noProof/>
+            <w:webHidden/>
+          </w:rPr>
+          <w:t>2</w:t>
+        </w:r>
+        <w:r>
+          <w:rPr>
+            <w:noProof/>
+            <w:webHidden/>
+          </w:rPr>
+          <w:fldChar w:fldCharType="end"/>
+        </w:r>
+      </w:hyperlink>
+    </w:p>
+    <w:p>
+      <w:pPr>
+        <w:pStyle w:val="TOC1"/>
+        <w:spacing w:line="360" w:lineRule="auto"/>
+        <w:rPr>
+          <w:rFonts w:ascii="Calibri" w:eastAsia="DengXian" w:hAnsi="Calibri"/>
+          <w:color w:val="auto"/>
+          <w:kern w:val="2"/>
+          <w:sz w:val="22"/>
+          <w:szCs w:val="22"/>
+          <w:lang w:val="en-SG" w:eastAsia="zh-CN"/>
+        </w:rPr>
+      </w:pPr>
+      <w:hyperlink w:anchor="_Toc160112586" w:history="1">
+        <w:r>
+          <w:rPr>
+            <w:rStyle w:val="Hyperlink"/>
+          </w:rPr>
+          <w:t>Chapter 3 xxxx</w:t>
+        </w:r>
+        <w:r>
+          <w:rPr>
+            <w:webHidden/>
+          </w:rPr>
+          <w:tab/>
+        </w:r>
+        <w:r>
+          <w:rPr>
+            <w:webHidden/>
+          </w:rPr>
+          <w:fldChar w:fldCharType="begin"/>
+        </w:r>
+        <w:r>
+          <w:rPr>
+            <w:webHidden/>
+          </w:rPr>
+          <w:instrText xml:space="preserve"> PAGEREF _Toc160112586 \h </w:instrText>
+        </w:r>
+        <w:r>
+          <w:rPr>
+            <w:webHidden/>
+          </w:rPr>
+        </w:r>
+        <w:r>
+          <w:rPr>
+            <w:webHidden/>
+          </w:rPr>
+          <w:fldChar w:fldCharType="separate"/>
+        </w:r>
+        <w:r>
+          <w:rPr>
+            <w:webHidden/>
+          </w:rPr>
+          <w:t>3</w:t>
+        </w:r>
+        <w:r>
+          <w:rPr>
+            <w:webHidden/>
+          </w:rPr>
+          <w:fldChar w:fldCharType="end"/>
+        </w:r>
+      </w:hyperlink>
+    </w:p>
+    <w:p>
+      <w:pPr>
+        <w:pStyle w:val="TOC2"/>
+        <w:spacing w:line="360" w:lineRule="auto"/>
+        <w:rPr>
+          <w:rFonts w:ascii="Calibri" w:eastAsia="DengXian" w:hAnsi="Calibri"/>
+          <w:noProof/>
+          <w:kern w:val="2"/>
+          <w:sz w:val="22"/>
+          <w:szCs w:val="22"/>
+          <w:lang w:val="en-SG" w:eastAsia="zh-CN"/>
+        </w:rPr>
+      </w:pPr>
+      <w:hyperlink w:anchor="_Toc160112588" w:history="1">
+        <w:r>
+          <w:rPr>
+            <w:rStyle w:val="Hyperlink"/>
+            <w:noProof/>
+          </w:rPr>
+          <w:t>3.1</w:t>
+        </w:r>
+        <w:r>
+          <w:rPr>
+            <w:rFonts w:ascii="Calibri" w:eastAsia="DengXian" w:hAnsi="Calibri"/>
+            <w:noProof/>
+            <w:kern w:val="2"/>
+            <w:sz w:val="22"/>
+            <w:szCs w:val="22"/>
+            <w:lang w:val="en-SG" w:eastAsia="zh-CN"/>
+          </w:rPr>
+          <w:tab/>
+        </w:r>
+        <w:r>
+          <w:rPr>
+            <w:rStyle w:val="Hyperlink"/>
+            <w:noProof/>
+          </w:rPr>
+          <w:t>xxx</w:t>
+        </w:r>
+        <w:r>
+          <w:rPr>
+            <w:noProof/>
+            <w:webHidden/>
+          </w:rPr>
+          <w:tab/>
+        </w:r>
+        <w:r>
+          <w:rPr>
+            <w:noProof/>
+            <w:webHidden/>
+          </w:rPr>
+          <w:fldChar w:fldCharType="begin"/>
+        </w:r>
+        <w:r>
+          <w:rPr>
+            <w:noProof/>
+            <w:webHidden/>
+          </w:rPr>
+          <w:instrText xml:space="preserve"> PAGEREF _Toc160112588 \h </w:instrText>
+        </w:r>
+        <w:r>
+          <w:rPr>
+            <w:noProof/>
+            <w:webHidden/>
+          </w:rPr>
+        </w:r>
+        <w:r>
+          <w:rPr>
+            <w:noProof/>
+            <w:webHidden/>
+          </w:rPr>
+          <w:fldChar w:fldCharType="separate"/>
+        </w:r>
+        <w:r>
+          <w:rPr>
+            <w:noProof/>
+            <w:webHidden/>
+          </w:rPr>
+          <w:t>3</w:t>
+        </w:r>
+        <w:r>
+          <w:rPr>
+            <w:noProof/>
+            <w:webHidden/>
+          </w:rPr>
+          <w:fldChar w:fldCharType="end"/>
+        </w:r>
+      </w:hyperlink>
+    </w:p>
+    <w:p>
+      <w:pPr>
+        <w:pStyle w:val="TOC2"/>
+        <w:spacing w:line="360" w:lineRule="auto"/>
+        <w:rPr>
+          <w:rStyle w:val="Hyperlink"/>
+          <w:noProof/>
+        </w:rPr>
+      </w:pPr>
+      <w:hyperlink w:anchor="_Toc160112589" w:history="1">
+        <w:r>
+          <w:rPr>
+            <w:rStyle w:val="Hyperlink"/>
+            <w:noProof/>
+          </w:rPr>
+          <w:t>3.2</w:t>
+        </w:r>
+        <w:r>
+          <w:rPr>
+            <w:rFonts w:ascii="Calibri" w:eastAsia="DengXian" w:hAnsi="Calibri"/>
+            <w:noProof/>
+            <w:kern w:val="2"/>
+            <w:sz w:val="22"/>
+            <w:szCs w:val="22"/>
+            <w:lang w:val="en-SG" w:eastAsia="zh-CN"/>
+          </w:rPr>
+          <w:tab/>
+        </w:r>
+        <w:r>
+          <w:rPr>
+            <w:rStyle w:val="Hyperlink"/>
+            <w:noProof/>
+          </w:rPr>
+          <w:t>xxx</w:t>
+        </w:r>
+        <w:r>
+          <w:rPr>
+            <w:noProof/>
+            <w:webHidden/>
+          </w:rPr>
+          <w:tab/>
+        </w:r>
+        <w:r>
+          <w:rPr>
+            <w:noProof/>
+            <w:webHidden/>
+          </w:rPr>
+          <w:fldChar w:fldCharType="begin"/>
+        </w:r>
+        <w:r>
+          <w:rPr>
+            <w:noProof/>
+            <w:webHidden/>
+          </w:rPr>
+          <w:instrText xml:space="preserve"> PAGEREF _Toc160112589 \h </w:instrText>
+        </w:r>
+        <w:r>
+          <w:rPr>
+            <w:noProof/>
+            <w:webHidden/>
+          </w:rPr>
+        </w:r>
+        <w:r>
+          <w:rPr>
+            <w:noProof/>
+            <w:webHidden/>
+          </w:rPr>
+          <w:fldChar w:fldCharType="separate"/>
+        </w:r>
+        <w:r>
+          <w:rPr>
+            <w:noProof/>
+            <w:webHidden/>
+          </w:rPr>
+          <w:t>3</w:t>
+        </w:r>
+        <w:r>
+          <w:rPr>
+            <w:noProof/>
+            <w:webHidden/>
+          </w:rPr>
+          <w:fldChar w:fldCharType="end"/>
+        </w:r>
+      </w:hyperlink>
+    </w:p>
+    <w:p>
+      <w:pPr>
+        <w:spacing w:line="360" w:lineRule="auto"/>
+        <w:rPr>
+          <w:noProof/>
+        </w:rPr>
+      </w:pPr>
+      <w:r>
+        <w:rPr>
+          <w:noProof/>
+        </w:rPr>
+        <w:t>(More chapters are usually required and can be inserted here)</w:t>
+      </w:r>
+    </w:p>
+    <w:p>
+      <w:pPr>
+        <w:pStyle w:val="TOC1"/>
+        <w:spacing w:line="360" w:lineRule="auto"/>
+        <w:rPr>
+          <w:rFonts w:ascii="Calibri" w:eastAsia="DengXian" w:hAnsi="Calibri"/>
+          <w:color w:val="auto"/>
+          <w:kern w:val="2"/>
+          <w:sz w:val="22"/>
+          <w:szCs w:val="22"/>
+          <w:lang w:val="en-SG" w:eastAsia="zh-CN"/>
+        </w:rPr>
+      </w:pPr>
+      <w:hyperlink w:anchor="_Toc160112590" w:history="1">
+        <w:r>
+          <w:rPr>
+            <w:rStyle w:val="Hyperlink"/>
+          </w:rPr>
+          <w:t>Chapter 4 Conclusion and Future Work</w:t>
+        </w:r>
+        <w:r>
+          <w:rPr>
+            <w:webHidden/>
+          </w:rPr>
+          <w:tab/>
+        </w:r>
+        <w:r>
+          <w:rPr>
+            <w:webHidden/>
+          </w:rPr>
+          <w:fldChar w:fldCharType="begin"/>
+        </w:r>
+        <w:r>
+          <w:rPr>
+            <w:webHidden/>
+          </w:rPr>
+          <w:instrText xml:space="preserve"> PAGEREF _Toc160112590 \h </w:instrText>
+        </w:r>
+        <w:r>
+          <w:rPr>
+            <w:webHidden/>
+          </w:rPr>
+        </w:r>
+        <w:r>
+          <w:rPr>
+            <w:webHidden/>
+          </w:rPr>
+          <w:fldChar w:fldCharType="separate"/>
+        </w:r>
+        <w:r>
+          <w:rPr>
+            <w:webHidden/>
+          </w:rPr>
+          <w:t>4</w:t>
+        </w:r>
+        <w:r>
+          <w:rPr>
+            <w:webHidden/>
+          </w:rPr>
+          <w:fldChar w:fldCharType="end"/>
+        </w:r>
+      </w:hyperlink>
+    </w:p>
+    <w:p>
+      <w:pPr>
+        <w:pStyle w:val="TOC2"/>
+        <w:spacing w:line="360" w:lineRule="auto"/>
+        <w:rPr>
+          <w:rFonts w:ascii="Calibri" w:eastAsia="DengXian" w:hAnsi="Calibri"/>
+          <w:noProof/>
+          <w:kern w:val="2"/>
+          <w:sz w:val="22"/>
+          <w:szCs w:val="22"/>
+          <w:lang w:val="en-SG" w:eastAsia="zh-CN"/>
+        </w:rPr>
+      </w:pPr>
+      <w:hyperlink w:anchor="_Toc160112592" w:history="1">
+        <w:r>
+          <w:rPr>
+            <w:rStyle w:val="Hyperlink"/>
+            <w:noProof/>
+          </w:rPr>
+          <w:t>4.1</w:t>
+        </w:r>
+        <w:r>
+          <w:rPr>
+            <w:rFonts w:ascii="Calibri" w:eastAsia="DengXian" w:hAnsi="Calibri"/>
+            <w:noProof/>
+            <w:kern w:val="2"/>
+            <w:sz w:val="22"/>
+            <w:szCs w:val="22"/>
+            <w:lang w:val="en-SG" w:eastAsia="zh-CN"/>
+          </w:rPr>
+          <w:tab/>
+        </w:r>
+        <w:r>
+          <w:rPr>
+            <w:rStyle w:val="Hyperlink"/>
+            <w:noProof/>
+          </w:rPr>
+          <w:t>Conclusion</w:t>
+        </w:r>
+        <w:r>
+          <w:rPr>
+            <w:noProof/>
+            <w:webHidden/>
+          </w:rPr>
+          <w:tab/>
+        </w:r>
+        <w:r>
+          <w:rPr>
+            <w:noProof/>
+            <w:webHidden/>
+          </w:rPr>
+          <w:fldChar w:fldCharType="begin"/>
+        </w:r>
+        <w:r>
+          <w:rPr>
+            <w:noProof/>
+            <w:webHidden/>
+          </w:rPr>
+          <w:instrText xml:space="preserve"> PAGEREF _Toc160112592 \h </w:instrText>
+        </w:r>
+        <w:r>
+          <w:rPr>
+            <w:noProof/>
+            <w:webHidden/>
+          </w:rPr>
+        </w:r>
+        <w:r>
+          <w:rPr>
+            <w:noProof/>
+            <w:webHidden/>
+          </w:rPr>
+          <w:fldChar w:fldCharType="separate"/>
+        </w:r>
+        <w:r>
+          <w:rPr>
+            <w:noProof/>
+            <w:webHidden/>
+          </w:rPr>
+          <w:t>4</w:t>
+        </w:r>
+        <w:r>
+          <w:rPr>
+            <w:noProof/>
+            <w:webHidden/>
+          </w:rPr>
+          <w:fldChar w:fldCharType="end"/>
+        </w:r>
+      </w:hyperlink>
+    </w:p>
+    <w:p>
+      <w:pPr>
+        <w:pStyle w:val="TOC2"/>
+        <w:spacing w:line="360" w:lineRule="auto"/>
+        <w:rPr>
+          <w:rFonts w:ascii="Calibri" w:eastAsia="DengXian" w:hAnsi="Calibri"/>
+          <w:noProof/>
+          <w:kern w:val="2"/>
+          <w:sz w:val="22"/>
+          <w:szCs w:val="22"/>
+          <w:lang w:val="en-SG" w:eastAsia="zh-CN"/>
+        </w:rPr>
+      </w:pPr>
+      <w:hyperlink w:anchor="_Toc160112593" w:history="1">
+        <w:r>
+          <w:rPr>
+            <w:rStyle w:val="Hyperlink"/>
+            <w:noProof/>
+          </w:rPr>
+          <w:t>4.2</w:t>
+        </w:r>
+        <w:r>
+          <w:rPr>
+            <w:rFonts w:ascii="Calibri" w:eastAsia="DengXian" w:hAnsi="Calibri"/>
+            <w:noProof/>
+            <w:kern w:val="2"/>
+            <w:sz w:val="22"/>
+            <w:szCs w:val="22"/>
+            <w:lang w:val="en-SG" w:eastAsia="zh-CN"/>
+          </w:rPr>
+          <w:tab/>
+        </w:r>
+        <w:r>
+          <w:rPr>
+            <w:rStyle w:val="Hyperlink"/>
+            <w:noProof/>
+          </w:rPr>
+          <w:t>Recommendation in Future Work</w:t>
+        </w:r>
+        <w:r>
+          <w:rPr>
+            <w:noProof/>
+            <w:webHidden/>
+          </w:rPr>
+          <w:tab/>
+        </w:r>
+        <w:r>
+          <w:rPr>
+            <w:noProof/>
+            <w:webHidden/>
+          </w:rPr>
+          <w:fldChar w:fldCharType="begin"/>
+        </w:r>
+        <w:r>
+          <w:rPr>
+            <w:noProof/>
+            <w:webHidden/>
+          </w:rPr>
+          <w:instrText xml:space="preserve"> PAGEREF _Toc160112593 \h </w:instrText>
+        </w:r>
+        <w:r>
+          <w:rPr>
+            <w:noProof/>
+            <w:webHidden/>
+          </w:rPr>
+        </w:r>
+        <w:r>
+          <w:rPr>
+            <w:noProof/>
+            <w:webHidden/>
+          </w:rPr>
+          <w:fldChar w:fldCharType="separate"/>
+        </w:r>
+        <w:r>
+          <w:rPr>
+            <w:noProof/>
+            <w:webHidden/>
+          </w:rPr>
+          <w:t>4</w:t>
+        </w:r>
+        <w:r>
+          <w:rPr>
+            <w:noProof/>
+            <w:webHidden/>
+          </w:rPr>
+          <w:fldChar w:fldCharType="end"/>
+        </w:r>
+      </w:hyperlink>
+    </w:p>
+    <w:p>
+      <w:pPr>
+        <w:pStyle w:val="TOC1"/>
+        <w:spacing w:line="360" w:lineRule="auto"/>
+        <w:rPr>
+          <w:rFonts w:ascii="Calibri" w:eastAsia="DengXian" w:hAnsi="Calibri"/>
+          <w:color w:val="auto"/>
+          <w:kern w:val="2"/>
+          <w:sz w:val="22"/>
+          <w:szCs w:val="22"/>
+          <w:lang w:val="en-SG" w:eastAsia="zh-CN"/>
+        </w:rPr>
+      </w:pPr>
+      <w:hyperlink w:anchor="_Toc160112594" w:history="1">
+        <w:r>
+          <w:rPr>
+            <w:rStyle w:val="Hyperlink"/>
+          </w:rPr>
+          <w:t>Reflection on Learning Outcome Attainment</w:t>
+        </w:r>
+        <w:r>
+          <w:rPr>
+            <w:webHidden/>
+          </w:rPr>
+          <w:tab/>
+        </w:r>
+        <w:r>
+          <w:rPr>
+            <w:webHidden/>
+          </w:rPr>
+          <w:fldChar w:fldCharType="begin"/>
+        </w:r>
+        <w:r>
+          <w:rPr>
+            <w:webHidden/>
+          </w:rPr>
+          <w:instrText xml:space="preserve"> PAGEREF _Toc160112594 \h </w:instrText>
+        </w:r>
+        <w:r>
+          <w:rPr>
+            <w:webHidden/>
+          </w:rPr>
+        </w:r>
+        <w:r>
+          <w:rPr>
+            <w:webHidden/>
+          </w:rPr>
+          <w:fldChar w:fldCharType="separate"/>
+        </w:r>
+        <w:r>
+          <w:rPr>
+            <w:webHidden/>
+          </w:rPr>
+          <w:t>5</w:t>
+        </w:r>
+        <w:r>
+          <w:rPr>
+            <w:webHidden/>
+          </w:rPr>
+          <w:fldChar w:fldCharType="end"/>
+        </w:r>
+      </w:hyperlink>
+    </w:p>
+    <w:p>
+      <w:pPr>
+        <w:pStyle w:val="TOC1"/>
+        <w:spacing w:line="360" w:lineRule="auto"/>
+        <w:rPr>
+          <w:rFonts w:ascii="Calibri" w:eastAsia="DengXian" w:hAnsi="Calibri"/>
+          <w:color w:val="auto"/>
+          <w:kern w:val="2"/>
+          <w:sz w:val="22"/>
+          <w:szCs w:val="22"/>
+          <w:lang w:val="en-SG" w:eastAsia="zh-CN"/>
+        </w:rPr>
+      </w:pPr>
+      <w:hyperlink w:anchor="_Toc160112595" w:history="1">
+        <w:r>
+          <w:rPr>
+            <w:rStyle w:val="Hyperlink"/>
+          </w:rPr>
+          <w:t>Acknowledging/Declaring the Use of GAI</w:t>
+        </w:r>
+        <w:r>
+          <w:rPr>
+            <w:webHidden/>
+          </w:rPr>
+          <w:tab/>
+        </w:r>
+        <w:r>
+          <w:rPr>
+            <w:webHidden/>
+          </w:rPr>
+          <w:fldChar w:fldCharType="begin"/>
+        </w:r>
+        <w:r>
+          <w:rPr>
+            <w:webHidden/>
+          </w:rPr>
+          <w:instrText xml:space="preserve"> PAGEREF _Toc160112595 \h </w:instrText>
+        </w:r>
+        <w:r>
+          <w:rPr>
+            <w:webHidden/>
+          </w:rPr>
+        </w:r>
+        <w:r>
+          <w:rPr>
+            <w:webHidden/>
+          </w:rPr>
+          <w:fldChar w:fldCharType="separate"/>
+        </w:r>
+        <w:r>
+          <w:rPr>
+            <w:webHidden/>
+          </w:rPr>
+          <w:t>6</w:t>
+        </w:r>
+        <w:r>
+          <w:rPr>
+            <w:webHidden/>
+          </w:rPr>
+          <w:fldChar w:fldCharType="end"/>
+        </w:r>
+      </w:hyperlink>
+    </w:p>
+    <w:p>
+      <w:pPr>
+        <w:pStyle w:val="TOC1"/>
+        <w:spacing w:line="360" w:lineRule="auto"/>
+        <w:rPr>
+          <w:rFonts w:ascii="Calibri" w:eastAsia="DengXian" w:hAnsi="Calibri"/>
+          <w:color w:val="auto"/>
+          <w:kern w:val="2"/>
+          <w:sz w:val="22"/>
+          <w:szCs w:val="22"/>
+          <w:lang w:val="en-SG" w:eastAsia="zh-CN"/>
+        </w:rPr>
+      </w:pPr>
+      <w:hyperlink w:anchor="_Toc160112596" w:history="1">
+        <w:r>
+          <w:rPr>
+            <w:rStyle w:val="Hyperlink"/>
+          </w:rPr>
+          <w:t>References</w:t>
+        </w:r>
+        <w:r>
+          <w:rPr>
+            <w:webHidden/>
+          </w:rPr>
+          <w:tab/>
+        </w:r>
+        <w:r>
+          <w:rPr>
+            <w:webHidden/>
+          </w:rPr>
+          <w:fldChar w:fldCharType="begin"/>
+        </w:r>
+        <w:r>
+          <w:rPr>
+            <w:webHidden/>
+          </w:rPr>
+          <w:instrText xml:space="preserve"> PAGEREF _Toc160112596 \h </w:instrText>
+        </w:r>
+        <w:r>
+          <w:rPr>
+            <w:webHidden/>
+          </w:rPr>
+        </w:r>
+        <w:r>
+          <w:rPr>
+            <w:webHidden/>
+          </w:rPr>
+          <w:fldChar w:fldCharType="separate"/>
+        </w:r>
+        <w:r>
+          <w:rPr>
+            <w:webHidden/>
+          </w:rPr>
+          <w:t>7</w:t>
+        </w:r>
+        <w:r>
+          <w:rPr>
+            <w:webHidden/>
+          </w:rPr>
+          <w:fldChar w:fldCharType="end"/>
+        </w:r>
+      </w:hyperlink>
+    </w:p>
+    <w:p>
+      <w:pPr>
+        <w:pStyle w:val="TOC1"/>
+        <w:spacing w:line="360" w:lineRule="auto"/>
+        <w:rPr>
+          <w:rFonts w:ascii="Calibri" w:eastAsia="DengXian" w:hAnsi="Calibri"/>
+          <w:color w:val="auto"/>
+          <w:kern w:val="2"/>
+          <w:sz w:val="22"/>
+          <w:szCs w:val="22"/>
+          <w:lang w:val="en-SG" w:eastAsia="zh-CN"/>
+        </w:rPr>
+      </w:pPr>
+      <w:hyperlink w:anchor="_Toc160112597" w:history="1">
+        <w:r>
+          <w:rPr>
+            <w:rStyle w:val="Hyperlink"/>
+          </w:rPr>
+          <w:t>Appendix</w:t>
+        </w:r>
+        <w:r>
+          <w:rPr>
+            <w:rStyle w:val="Hyperlink"/>
+            <w:color w:val="FF0000"/>
+          </w:rPr>
+          <w:t xml:space="preserve"> (optional)</w:t>
+        </w:r>
+        <w:r>
+          <w:rPr>
+            <w:webHidden/>
+          </w:rPr>
+          <w:tab/>
+        </w:r>
+        <w:r>
+          <w:rPr>
+            <w:webHidden/>
+          </w:rPr>
+          <w:fldChar w:fldCharType="begin"/>
+        </w:r>
+        <w:r>
+          <w:rPr>
+            <w:webHidden/>
+          </w:rPr>
+          <w:instrText xml:space="preserve"> PAGEREF _Toc160112597 \h </w:instrText>
+        </w:r>
+        <w:r>
+          <w:rPr>
+            <w:webHidden/>
+          </w:rPr>
+        </w:r>
+        <w:r>
+          <w:rPr>
+            <w:webHidden/>
+          </w:rPr>
+          <w:fldChar w:fldCharType="separate"/>
+        </w:r>
+        <w:r>
+          <w:rPr>
+            <w:webHidden/>
+          </w:rPr>
+          <w:t>8</w:t>
+        </w:r>
+        <w:r>
+          <w:rPr>
+            <w:webHidden/>
+          </w:rPr>
+          <w:fldChar w:fldCharType="end"/>
+        </w:r>
+      </w:hyperlink>
+    </w:p>
+    <w:p>
+      <w:pPr>
+        <w:spacing w:line="360" w:lineRule="auto"/>
+        <w:rPr>
+          <w:webHidden/>
+        </w:rPr>
+      </w:pPr>
+      <w:r>
+        <w:rPr>
+          <w:noProof/>
+          <w:color w:val="0D0D0D"/>
+          <w:kern w:val="0"/>
+        </w:rPr>
+        <w:fldChar w:fldCharType="end"/>
+      </w:r>
+    </w:p>
+    <w:p/>
+    <w:p>
+      <w:pPr>
+        <w:spacing w:line="360" w:lineRule="auto"/>
         <w:rPr>
           <w:rFonts w:ascii="Times New Roman" w:hAnsi="Times New Roman" w:cs="Times New Roman"/>
           <w:b/>
@@ -15,7 +2230,24 @@
           <w:lang w:val="en-US"/>
         </w:rPr>
       </w:pPr>
-      <w:r>
+    </w:p>
+    <w:p>
+      <w:pPr>
+        <w:spacing w:line="360" w:lineRule="auto"/>
+        <w:rPr>
+          <w:rFonts w:ascii="Times New Roman" w:hAnsi="Times New Roman" w:cs="Times New Roman"/>
+          <w:b/>
+          <w:bCs/>
+          <w:sz w:val="40"/>
+          <w:szCs w:val="40"/>
+          <w:lang w:val="en-US"/>
+        </w:rPr>
+      </w:pPr>
+    </w:p>
+    <w:p>
+      <w:pPr>
+        <w:spacing w:line="360" w:lineRule="auto"/>
+        <w:jc w:val="center"/>
         <w:rPr>
           <w:rFonts w:ascii="Times New Roman" w:hAnsi="Times New Roman" w:cs="Times New Roman"/>
           <w:b/>
@@ -24,13 +2256,225 @@
           <w:szCs w:val="44"/>
           <w:lang w:val="en-US"/>
         </w:rPr>
-        <w:t>FYP Interim Report</w:t>
-      </w:r>
-    </w:p>
-    <w:p>
-      <w:pPr>
-        <w:spacing w:line="360" w:lineRule="auto"/>
-        <w:jc w:val="center"/>
+      </w:pPr>
+      <w:r>
+        <w:rPr>
+          <w:rFonts w:ascii="Times New Roman" w:hAnsi="Times New Roman" w:cs="Times New Roman"/>
+          <w:b/>
+          <w:bCs/>
+          <w:sz w:val="40"/>
+          <w:szCs w:val="40"/>
+          <w:lang w:val="en-US"/>
+        </w:rPr>
+        <w:t>Abstract</w:t>
+      </w:r>
+    </w:p>
+    <w:p>
+      <w:pPr>
+        <w:spacing w:line="360" w:lineRule="auto"/>
+        <w:rPr>
+          <w:rFonts w:ascii="Times New Roman" w:hAnsi="Times New Roman" w:cs="Times New Roman"/>
+          <w:lang w:val="en-US"/>
+        </w:rPr>
+      </w:pPr>
+      <w:r>
+        <w:rPr>
+          <w:rFonts w:ascii="Times New Roman" w:hAnsi="Times New Roman" w:cs="Times New Roman"/>
+          <w:lang w:val="en-US"/>
+        </w:rPr>
+        <w:t>Th</w:t>
+      </w:r>
+      <w:r>
+        <w:rPr>
+          <w:rFonts w:ascii="Times New Roman" w:hAnsi="Times New Roman" w:cs="Times New Roman"/>
+          <w:lang w:val="en-US"/>
+        </w:rPr>
+        <w:t xml:space="preserve">is report investigates various Graph Neural Network (GNN) explainers </w:t>
+      </w:r>
+      <w:r>
+        <w:rPr>
+          <w:rFonts w:ascii="Times New Roman" w:hAnsi="Times New Roman" w:cs="Times New Roman"/>
+          <w:lang w:val="en-US"/>
+        </w:rPr>
+        <w:t xml:space="preserve">and its performance and stability. </w:t>
+      </w:r>
+      <w:r>
+        <w:rPr>
+          <w:rFonts w:ascii="Times New Roman" w:hAnsi="Times New Roman" w:cs="Times New Roman"/>
+          <w:lang w:val="en-US"/>
+        </w:rPr>
+        <w:t xml:space="preserve">As technology advances, </w:t>
+      </w:r>
+      <w:r>
+        <w:rPr>
+          <w:rFonts w:ascii="Times New Roman" w:hAnsi="Times New Roman" w:cs="Times New Roman"/>
+          <w:lang w:val="en-US"/>
+        </w:rPr>
+        <w:t>GNNs have gained popularity because they are able to handle graph data structures</w:t>
+      </w:r>
+      <w:r>
+        <w:rPr>
+          <w:rFonts w:ascii="Times New Roman" w:hAnsi="Times New Roman" w:cs="Times New Roman"/>
+          <w:lang w:val="en-US"/>
+        </w:rPr>
+        <w:t xml:space="preserve"> that are widely used in many real-world applications to</w:t>
+      </w:r>
+      <w:r>
+        <w:rPr>
+          <w:rFonts w:ascii="Times New Roman" w:hAnsi="Times New Roman" w:cs="Times New Roman"/>
+          <w:lang w:val="en-US"/>
+        </w:rPr>
+        <w:t xml:space="preserve"> represent complex. </w:t>
+      </w:r>
+      <w:r>
+        <w:rPr>
+          <w:rFonts w:ascii="Times New Roman" w:hAnsi="Times New Roman" w:cs="Times New Roman"/>
+          <w:lang w:val="en-US"/>
+        </w:rPr>
+        <w:t>However, one</w:t>
+      </w:r>
+      <w:r>
+        <w:rPr>
+          <w:rFonts w:ascii="Times New Roman" w:hAnsi="Times New Roman" w:cs="Times New Roman"/>
+        </w:rPr>
+        <w:t xml:space="preserve"> major </w:t>
+      </w:r>
+      <w:r>
+        <w:rPr>
+          <w:rFonts w:ascii="Times New Roman" w:hAnsi="Times New Roman" w:cs="Times New Roman"/>
+        </w:rPr>
+        <w:t>limitation</w:t>
+      </w:r>
+      <w:r>
+        <w:rPr>
+          <w:rFonts w:ascii="Times New Roman" w:hAnsi="Times New Roman" w:cs="Times New Roman"/>
+        </w:rPr>
+        <w:t xml:space="preserve"> is that they are not </w:t>
+      </w:r>
+      <w:r>
+        <w:rPr>
+          <w:rFonts w:ascii="Times New Roman" w:hAnsi="Times New Roman" w:cs="Times New Roman"/>
+        </w:rPr>
+        <w:t xml:space="preserve">very </w:t>
+      </w:r>
+      <w:r>
+        <w:rPr>
+          <w:rFonts w:ascii="Times New Roman" w:hAnsi="Times New Roman" w:cs="Times New Roman"/>
+        </w:rPr>
+        <w:t>interpretab</w:t>
+      </w:r>
+      <w:r>
+        <w:rPr>
+          <w:rFonts w:ascii="Times New Roman" w:hAnsi="Times New Roman" w:cs="Times New Roman"/>
+        </w:rPr>
+        <w:t>le</w:t>
+      </w:r>
+      <w:r>
+        <w:rPr>
+          <w:rFonts w:ascii="Times New Roman" w:hAnsi="Times New Roman" w:cs="Times New Roman"/>
+        </w:rPr>
+        <w:t xml:space="preserve">. Recently, </w:t>
+      </w:r>
+      <w:r>
+        <w:rPr>
+          <w:rFonts w:ascii="Times New Roman" w:hAnsi="Times New Roman" w:cs="Times New Roman"/>
+        </w:rPr>
+        <w:t xml:space="preserve">the </w:t>
+      </w:r>
+      <w:r>
+        <w:rPr>
+          <w:rFonts w:ascii="Times New Roman" w:hAnsi="Times New Roman" w:cs="Times New Roman"/>
+        </w:rPr>
+        <w:t xml:space="preserve">explainability of </w:t>
+      </w:r>
+      <w:r>
+        <w:rPr>
+          <w:rFonts w:ascii="Times New Roman" w:hAnsi="Times New Roman" w:cs="Times New Roman"/>
+        </w:rPr>
+        <w:t>GNN models</w:t>
+      </w:r>
+      <w:r>
+        <w:rPr>
+          <w:rFonts w:ascii="Times New Roman" w:hAnsi="Times New Roman" w:cs="Times New Roman"/>
+        </w:rPr>
+        <w:t xml:space="preserve"> has achieved significant progress. </w:t>
+      </w:r>
+      <w:r>
+        <w:rPr>
+          <w:rFonts w:ascii="Times New Roman" w:hAnsi="Times New Roman" w:cs="Times New Roman"/>
+        </w:rPr>
+        <w:t xml:space="preserve">This project will evaluate and compare different GNN explainers. </w:t>
+      </w:r>
+      <w:r>
+        <w:rPr>
+          <w:rFonts w:ascii="Times New Roman" w:hAnsi="Times New Roman" w:cs="Times New Roman"/>
+        </w:rPr>
+        <w:t xml:space="preserve">To facilitate evaluations, we </w:t>
+      </w:r>
+      <w:r>
+        <w:rPr>
+          <w:rFonts w:ascii="Times New Roman" w:hAnsi="Times New Roman" w:cs="Times New Roman"/>
+        </w:rPr>
+        <w:t>used common GNN models</w:t>
+      </w:r>
+      <w:r>
+        <w:rPr>
+          <w:rFonts w:ascii="Times New Roman" w:hAnsi="Times New Roman" w:cs="Times New Roman"/>
+        </w:rPr>
+        <w:t xml:space="preserve">, </w:t>
+      </w:r>
+      <w:r>
+        <w:rPr>
+          <w:rFonts w:ascii="Times New Roman" w:hAnsi="Times New Roman" w:cs="Times New Roman"/>
+        </w:rPr>
+        <w:t>regularly tested</w:t>
+      </w:r>
+      <w:r>
+        <w:rPr>
+          <w:rFonts w:ascii="Times New Roman" w:hAnsi="Times New Roman" w:cs="Times New Roman"/>
+        </w:rPr>
+        <w:t xml:space="preserve"> </w:t>
+      </w:r>
+      <w:r>
+        <w:rPr>
+          <w:rFonts w:ascii="Times New Roman" w:hAnsi="Times New Roman" w:cs="Times New Roman"/>
+        </w:rPr>
+        <w:t xml:space="preserve">datasets, and evaluation metrics. </w:t>
+      </w:r>
+      <w:r>
+        <w:rPr>
+          <w:rFonts w:ascii="Times New Roman" w:hAnsi="Times New Roman" w:cs="Times New Roman"/>
+        </w:rPr>
+        <w:t>Altogether</w:t>
+      </w:r>
+      <w:r>
+        <w:rPr>
+          <w:rFonts w:ascii="Times New Roman" w:hAnsi="Times New Roman" w:cs="Times New Roman"/>
+        </w:rPr>
+        <w:t xml:space="preserve">, this </w:t>
+      </w:r>
+      <w:r>
+        <w:rPr>
+          <w:rFonts w:ascii="Times New Roman" w:hAnsi="Times New Roman" w:cs="Times New Roman"/>
+        </w:rPr>
+        <w:t>project</w:t>
+      </w:r>
+      <w:r>
+        <w:rPr>
+          <w:rFonts w:ascii="Times New Roman" w:hAnsi="Times New Roman" w:cs="Times New Roman"/>
+        </w:rPr>
+        <w:t xml:space="preserve"> provides a unified </w:t>
+      </w:r>
+      <w:r>
+        <w:rPr>
+          <w:rFonts w:ascii="Times New Roman" w:hAnsi="Times New Roman" w:cs="Times New Roman"/>
+        </w:rPr>
+        <w:t xml:space="preserve">evaluation of some GNN explainers and which to choose for specific use cases. </w:t>
+      </w:r>
+    </w:p>
+    <w:p>
+      <w:pPr>
+        <w:spacing w:line="360" w:lineRule="auto"/>
         <w:rPr>
           <w:rFonts w:ascii="Times New Roman" w:hAnsi="Times New Roman" w:cs="Times New Roman"/>
           <w:sz w:val="36"/>
@@ -44,6 +2488,105 @@
         <w:spacing w:line="360" w:lineRule="auto"/>
         <w:rPr>
           <w:rFonts w:ascii="Times New Roman" w:hAnsi="Times New Roman" w:cs="Times New Roman"/>
+          <w:sz w:val="36"/>
+          <w:szCs w:val="36"/>
+          <w:lang w:val="en-US"/>
+        </w:rPr>
+      </w:pPr>
+    </w:p>
+    <w:p>
+      <w:pPr>
+        <w:spacing w:line="360" w:lineRule="auto"/>
+        <w:rPr>
+          <w:rFonts w:ascii="Times New Roman" w:hAnsi="Times New Roman" w:cs="Times New Roman"/>
+          <w:sz w:val="36"/>
+          <w:szCs w:val="36"/>
+          <w:lang w:val="en-US"/>
+        </w:rPr>
+      </w:pPr>
+    </w:p>
+    <w:p>
+      <w:pPr>
+        <w:spacing w:line="360" w:lineRule="auto"/>
+        <w:rPr>
+          <w:rFonts w:ascii="Times New Roman" w:hAnsi="Times New Roman" w:cs="Times New Roman"/>
+          <w:sz w:val="36"/>
+          <w:szCs w:val="36"/>
+          <w:lang w:val="en-US"/>
+        </w:rPr>
+      </w:pPr>
+    </w:p>
+    <w:p>
+      <w:pPr>
+        <w:spacing w:line="360" w:lineRule="auto"/>
+        <w:rPr>
+          <w:rFonts w:ascii="Times New Roman" w:hAnsi="Times New Roman" w:cs="Times New Roman"/>
+          <w:sz w:val="36"/>
+          <w:szCs w:val="36"/>
+          <w:lang w:val="en-US"/>
+        </w:rPr>
+      </w:pPr>
+    </w:p>
+    <w:p>
+      <w:pPr>
+        <w:spacing w:line="360" w:lineRule="auto"/>
+        <w:rPr>
+          <w:rFonts w:ascii="Times New Roman" w:hAnsi="Times New Roman" w:cs="Times New Roman"/>
+          <w:sz w:val="36"/>
+          <w:szCs w:val="36"/>
+          <w:lang w:val="en-US"/>
+        </w:rPr>
+      </w:pPr>
+    </w:p>
+    <w:p>
+      <w:pPr>
+        <w:spacing w:line="360" w:lineRule="auto"/>
+        <w:rPr>
+          <w:rFonts w:ascii="Times New Roman" w:hAnsi="Times New Roman" w:cs="Times New Roman"/>
+          <w:sz w:val="36"/>
+          <w:szCs w:val="36"/>
+          <w:lang w:val="en-US"/>
+        </w:rPr>
+      </w:pPr>
+    </w:p>
+    <w:p>
+      <w:pPr>
+        <w:spacing w:line="360" w:lineRule="auto"/>
+        <w:rPr>
+          <w:rFonts w:ascii="Times New Roman" w:hAnsi="Times New Roman" w:cs="Times New Roman"/>
+          <w:sz w:val="36"/>
+          <w:szCs w:val="36"/>
+          <w:lang w:val="en-US"/>
+        </w:rPr>
+      </w:pPr>
+    </w:p>
+    <w:p>
+      <w:pPr>
+        <w:spacing w:line="360" w:lineRule="auto"/>
+        <w:rPr>
+          <w:rFonts w:ascii="Times New Roman" w:hAnsi="Times New Roman" w:cs="Times New Roman"/>
+          <w:sz w:val="36"/>
+          <w:szCs w:val="36"/>
+          <w:lang w:val="en-US"/>
+        </w:rPr>
+      </w:pPr>
+    </w:p>
+    <w:p>
+      <w:pPr>
+        <w:spacing w:line="360" w:lineRule="auto"/>
+        <w:rPr>
+          <w:rFonts w:ascii="Times New Roman" w:hAnsi="Times New Roman" w:cs="Times New Roman"/>
+          <w:sz w:val="36"/>
+          <w:szCs w:val="36"/>
+          <w:lang w:val="en-US"/>
+        </w:rPr>
+      </w:pPr>
+    </w:p>
+    <w:p>
+      <w:pPr>
+        <w:spacing w:line="360" w:lineRule="auto"/>
+        <w:rPr>
+          <w:rFonts w:ascii="Times New Roman" w:hAnsi="Times New Roman" w:cs="Times New Roman"/>
           <w:b/>
           <w:bCs/>
           <w:sz w:val="40"/>
@@ -51,7 +2594,11 @@
           <w:lang w:val="en-US"/>
         </w:rPr>
       </w:pPr>
-      <w:r>
+    </w:p>
+    <w:p>
+      <w:pPr>
+        <w:spacing w:line="360" w:lineRule="auto"/>
+        <w:jc w:val="center"/>
         <w:rPr>
           <w:rFonts w:ascii="Times New Roman" w:hAnsi="Times New Roman" w:cs="Times New Roman"/>
           <w:b/>
@@ -60,8 +2607,538 @@
           <w:szCs w:val="40"/>
           <w:lang w:val="en-US"/>
         </w:rPr>
+      </w:pPr>
+      <w:r>
+        <w:rPr>
+          <w:rFonts w:ascii="Times New Roman" w:hAnsi="Times New Roman" w:cs="Times New Roman"/>
+          <w:b/>
+          <w:bCs/>
+          <w:sz w:val="40"/>
+          <w:szCs w:val="40"/>
+          <w:lang w:val="en-US"/>
+        </w:rPr>
+        <w:lastRenderedPageBreak/>
+        <w:t>List of Figures</w:t>
+      </w:r>
+    </w:p>
+    <w:p>
+      <w:pPr>
+        <w:spacing w:line="360" w:lineRule="auto"/>
+        <w:jc w:val="center"/>
+        <w:rPr>
+          <w:rFonts w:ascii="Times New Roman" w:hAnsi="Times New Roman" w:cs="Times New Roman"/>
+          <w:b/>
+          <w:bCs/>
+          <w:sz w:val="40"/>
+          <w:szCs w:val="40"/>
+          <w:lang w:val="en-US"/>
+        </w:rPr>
+      </w:pPr>
+    </w:p>
+    <w:p>
+      <w:pPr>
+        <w:spacing w:line="360" w:lineRule="auto"/>
+        <w:jc w:val="center"/>
+        <w:rPr>
+          <w:rFonts w:ascii="Times New Roman" w:hAnsi="Times New Roman" w:cs="Times New Roman"/>
+          <w:b/>
+          <w:bCs/>
+          <w:sz w:val="40"/>
+          <w:szCs w:val="40"/>
+          <w:lang w:val="en-US"/>
+        </w:rPr>
+      </w:pPr>
+    </w:p>
+    <w:p>
+      <w:pPr>
+        <w:spacing w:line="360" w:lineRule="auto"/>
+        <w:jc w:val="center"/>
+        <w:rPr>
+          <w:rFonts w:ascii="Times New Roman" w:hAnsi="Times New Roman" w:cs="Times New Roman"/>
+          <w:b/>
+          <w:bCs/>
+          <w:sz w:val="40"/>
+          <w:szCs w:val="40"/>
+          <w:lang w:val="en-US"/>
+        </w:rPr>
+      </w:pPr>
+    </w:p>
+    <w:p>
+      <w:pPr>
+        <w:spacing w:line="360" w:lineRule="auto"/>
+        <w:jc w:val="center"/>
+        <w:rPr>
+          <w:rFonts w:ascii="Times New Roman" w:hAnsi="Times New Roman" w:cs="Times New Roman"/>
+          <w:b/>
+          <w:bCs/>
+          <w:sz w:val="40"/>
+          <w:szCs w:val="40"/>
+          <w:lang w:val="en-US"/>
+        </w:rPr>
+      </w:pPr>
+    </w:p>
+    <w:p>
+      <w:pPr>
+        <w:spacing w:line="360" w:lineRule="auto"/>
+        <w:jc w:val="center"/>
+        <w:rPr>
+          <w:rFonts w:ascii="Times New Roman" w:hAnsi="Times New Roman" w:cs="Times New Roman"/>
+          <w:b/>
+          <w:bCs/>
+          <w:sz w:val="40"/>
+          <w:szCs w:val="40"/>
+          <w:lang w:val="en-US"/>
+        </w:rPr>
+      </w:pPr>
+    </w:p>
+    <w:p>
+      <w:pPr>
+        <w:spacing w:line="360" w:lineRule="auto"/>
+        <w:jc w:val="center"/>
+        <w:rPr>
+          <w:rFonts w:ascii="Times New Roman" w:hAnsi="Times New Roman" w:cs="Times New Roman"/>
+          <w:b/>
+          <w:bCs/>
+          <w:sz w:val="40"/>
+          <w:szCs w:val="40"/>
+          <w:lang w:val="en-US"/>
+        </w:rPr>
+      </w:pPr>
+    </w:p>
+    <w:p>
+      <w:pPr>
+        <w:spacing w:line="360" w:lineRule="auto"/>
+        <w:jc w:val="center"/>
+        <w:rPr>
+          <w:rFonts w:ascii="Times New Roman" w:hAnsi="Times New Roman" w:cs="Times New Roman"/>
+          <w:b/>
+          <w:bCs/>
+          <w:sz w:val="40"/>
+          <w:szCs w:val="40"/>
+          <w:lang w:val="en-US"/>
+        </w:rPr>
+      </w:pPr>
+    </w:p>
+    <w:p>
+      <w:pPr>
+        <w:spacing w:line="360" w:lineRule="auto"/>
+        <w:jc w:val="center"/>
+        <w:rPr>
+          <w:rFonts w:ascii="Times New Roman" w:hAnsi="Times New Roman" w:cs="Times New Roman"/>
+          <w:b/>
+          <w:bCs/>
+          <w:sz w:val="40"/>
+          <w:szCs w:val="40"/>
+          <w:lang w:val="en-US"/>
+        </w:rPr>
+      </w:pPr>
+    </w:p>
+    <w:p>
+      <w:pPr>
+        <w:spacing w:line="360" w:lineRule="auto"/>
+        <w:jc w:val="center"/>
+        <w:rPr>
+          <w:rFonts w:ascii="Times New Roman" w:hAnsi="Times New Roman" w:cs="Times New Roman"/>
+          <w:b/>
+          <w:bCs/>
+          <w:sz w:val="40"/>
+          <w:szCs w:val="40"/>
+          <w:lang w:val="en-US"/>
+        </w:rPr>
+      </w:pPr>
+    </w:p>
+    <w:p>
+      <w:pPr>
+        <w:spacing w:line="360" w:lineRule="auto"/>
+        <w:jc w:val="center"/>
+        <w:rPr>
+          <w:rFonts w:ascii="Times New Roman" w:hAnsi="Times New Roman" w:cs="Times New Roman"/>
+          <w:b/>
+          <w:bCs/>
+          <w:sz w:val="40"/>
+          <w:szCs w:val="40"/>
+          <w:lang w:val="en-US"/>
+        </w:rPr>
+      </w:pPr>
+    </w:p>
+    <w:p>
+      <w:pPr>
+        <w:spacing w:line="360" w:lineRule="auto"/>
+        <w:jc w:val="center"/>
+        <w:rPr>
+          <w:rFonts w:ascii="Times New Roman" w:hAnsi="Times New Roman" w:cs="Times New Roman"/>
+          <w:b/>
+          <w:bCs/>
+          <w:sz w:val="40"/>
+          <w:szCs w:val="40"/>
+          <w:lang w:val="en-US"/>
+        </w:rPr>
+      </w:pPr>
+    </w:p>
+    <w:p>
+      <w:pPr>
+        <w:spacing w:line="360" w:lineRule="auto"/>
+        <w:jc w:val="center"/>
+        <w:rPr>
+          <w:rFonts w:ascii="Times New Roman" w:hAnsi="Times New Roman" w:cs="Times New Roman"/>
+          <w:b/>
+          <w:bCs/>
+          <w:sz w:val="40"/>
+          <w:szCs w:val="40"/>
+          <w:lang w:val="en-US"/>
+        </w:rPr>
+      </w:pPr>
+    </w:p>
+    <w:p>
+      <w:pPr>
+        <w:spacing w:line="360" w:lineRule="auto"/>
+        <w:jc w:val="center"/>
+        <w:rPr>
+          <w:rFonts w:ascii="Times New Roman" w:hAnsi="Times New Roman" w:cs="Times New Roman"/>
+          <w:b/>
+          <w:bCs/>
+          <w:sz w:val="40"/>
+          <w:szCs w:val="40"/>
+          <w:lang w:val="en-US"/>
+        </w:rPr>
+      </w:pPr>
+    </w:p>
+    <w:p>
+      <w:pPr>
+        <w:spacing w:line="360" w:lineRule="auto"/>
+        <w:jc w:val="center"/>
+        <w:rPr>
+          <w:rFonts w:ascii="Times New Roman" w:hAnsi="Times New Roman" w:cs="Times New Roman"/>
+          <w:b/>
+          <w:bCs/>
+          <w:sz w:val="40"/>
+          <w:szCs w:val="40"/>
+          <w:lang w:val="en-US"/>
+        </w:rPr>
+      </w:pPr>
+    </w:p>
+    <w:p>
+      <w:pPr>
+        <w:spacing w:line="360" w:lineRule="auto"/>
+        <w:jc w:val="center"/>
+        <w:rPr>
+          <w:rFonts w:ascii="Times New Roman" w:hAnsi="Times New Roman" w:cs="Times New Roman"/>
+          <w:b/>
+          <w:bCs/>
+          <w:sz w:val="40"/>
+          <w:szCs w:val="40"/>
+          <w:lang w:val="en-US"/>
+        </w:rPr>
+      </w:pPr>
+    </w:p>
+    <w:p>
+      <w:pPr>
+        <w:spacing w:line="360" w:lineRule="auto"/>
+        <w:jc w:val="center"/>
+        <w:rPr>
+          <w:rFonts w:ascii="Times New Roman" w:hAnsi="Times New Roman" w:cs="Times New Roman"/>
+          <w:b/>
+          <w:bCs/>
+          <w:sz w:val="40"/>
+          <w:szCs w:val="40"/>
+          <w:lang w:val="en-US"/>
+        </w:rPr>
+      </w:pPr>
+      <w:r>
+        <w:rPr>
+          <w:rFonts w:ascii="Times New Roman" w:hAnsi="Times New Roman" w:cs="Times New Roman"/>
+          <w:b/>
+          <w:bCs/>
+          <w:sz w:val="40"/>
+          <w:szCs w:val="40"/>
+          <w:lang w:val="en-US"/>
+        </w:rPr>
+        <w:lastRenderedPageBreak/>
+        <w:t xml:space="preserve">List of </w:t>
+      </w:r>
+      <w:r>
+        <w:rPr>
+          <w:rFonts w:ascii="Times New Roman" w:hAnsi="Times New Roman" w:cs="Times New Roman"/>
+          <w:b/>
+          <w:bCs/>
+          <w:sz w:val="40"/>
+          <w:szCs w:val="40"/>
+          <w:lang w:val="en-US"/>
+        </w:rPr>
+        <w:t>Tables</w:t>
+      </w:r>
+    </w:p>
+    <w:p>
+      <w:pPr>
+        <w:spacing w:line="360" w:lineRule="auto"/>
+        <w:jc w:val="center"/>
+        <w:rPr>
+          <w:rFonts w:ascii="Times New Roman" w:hAnsi="Times New Roman" w:cs="Times New Roman"/>
+          <w:b/>
+          <w:bCs/>
+          <w:sz w:val="40"/>
+          <w:szCs w:val="40"/>
+          <w:lang w:val="en-US"/>
+        </w:rPr>
+      </w:pPr>
+    </w:p>
+    <w:p>
+      <w:pPr>
+        <w:spacing w:line="360" w:lineRule="auto"/>
+        <w:jc w:val="center"/>
+        <w:rPr>
+          <w:rFonts w:ascii="Times New Roman" w:hAnsi="Times New Roman" w:cs="Times New Roman"/>
+          <w:b/>
+          <w:bCs/>
+          <w:sz w:val="40"/>
+          <w:szCs w:val="40"/>
+          <w:lang w:val="en-US"/>
+        </w:rPr>
+      </w:pPr>
+    </w:p>
+    <w:p>
+      <w:pPr>
+        <w:spacing w:line="360" w:lineRule="auto"/>
+        <w:jc w:val="center"/>
+        <w:rPr>
+          <w:rFonts w:ascii="Times New Roman" w:hAnsi="Times New Roman" w:cs="Times New Roman"/>
+          <w:b/>
+          <w:bCs/>
+          <w:sz w:val="40"/>
+          <w:szCs w:val="40"/>
+          <w:lang w:val="en-US"/>
+        </w:rPr>
+      </w:pPr>
+    </w:p>
+    <w:p>
+      <w:pPr>
+        <w:spacing w:line="360" w:lineRule="auto"/>
+        <w:jc w:val="center"/>
+        <w:rPr>
+          <w:rFonts w:ascii="Times New Roman" w:hAnsi="Times New Roman" w:cs="Times New Roman"/>
+          <w:b/>
+          <w:bCs/>
+          <w:sz w:val="40"/>
+          <w:szCs w:val="40"/>
+          <w:lang w:val="en-US"/>
+        </w:rPr>
+      </w:pPr>
+    </w:p>
+    <w:p>
+      <w:pPr>
+        <w:spacing w:line="360" w:lineRule="auto"/>
+        <w:jc w:val="center"/>
+        <w:rPr>
+          <w:rFonts w:ascii="Times New Roman" w:hAnsi="Times New Roman" w:cs="Times New Roman"/>
+          <w:b/>
+          <w:bCs/>
+          <w:sz w:val="40"/>
+          <w:szCs w:val="40"/>
+          <w:lang w:val="en-US"/>
+        </w:rPr>
+      </w:pPr>
+    </w:p>
+    <w:p>
+      <w:pPr>
+        <w:spacing w:line="360" w:lineRule="auto"/>
+        <w:jc w:val="center"/>
+        <w:rPr>
+          <w:rFonts w:ascii="Times New Roman" w:hAnsi="Times New Roman" w:cs="Times New Roman"/>
+          <w:b/>
+          <w:bCs/>
+          <w:sz w:val="40"/>
+          <w:szCs w:val="40"/>
+          <w:lang w:val="en-US"/>
+        </w:rPr>
+      </w:pPr>
+    </w:p>
+    <w:p>
+      <w:pPr>
+        <w:spacing w:line="360" w:lineRule="auto"/>
+        <w:jc w:val="center"/>
+        <w:rPr>
+          <w:rFonts w:ascii="Times New Roman" w:hAnsi="Times New Roman" w:cs="Times New Roman"/>
+          <w:b/>
+          <w:bCs/>
+          <w:sz w:val="40"/>
+          <w:szCs w:val="40"/>
+          <w:lang w:val="en-US"/>
+        </w:rPr>
+      </w:pPr>
+    </w:p>
+    <w:p>
+      <w:pPr>
+        <w:spacing w:line="360" w:lineRule="auto"/>
+        <w:jc w:val="center"/>
+        <w:rPr>
+          <w:rFonts w:ascii="Times New Roman" w:hAnsi="Times New Roman" w:cs="Times New Roman"/>
+          <w:b/>
+          <w:bCs/>
+          <w:sz w:val="40"/>
+          <w:szCs w:val="40"/>
+          <w:lang w:val="en-US"/>
+        </w:rPr>
+      </w:pPr>
+    </w:p>
+    <w:p>
+      <w:pPr>
+        <w:spacing w:line="360" w:lineRule="auto"/>
+        <w:jc w:val="center"/>
+        <w:rPr>
+          <w:rFonts w:ascii="Times New Roman" w:hAnsi="Times New Roman" w:cs="Times New Roman"/>
+          <w:b/>
+          <w:bCs/>
+          <w:sz w:val="40"/>
+          <w:szCs w:val="40"/>
+          <w:lang w:val="en-US"/>
+        </w:rPr>
+      </w:pPr>
+    </w:p>
+    <w:p>
+      <w:pPr>
+        <w:spacing w:line="360" w:lineRule="auto"/>
+        <w:jc w:val="center"/>
+        <w:rPr>
+          <w:rFonts w:ascii="Times New Roman" w:hAnsi="Times New Roman" w:cs="Times New Roman"/>
+          <w:b/>
+          <w:bCs/>
+          <w:sz w:val="40"/>
+          <w:szCs w:val="40"/>
+          <w:lang w:val="en-US"/>
+        </w:rPr>
+      </w:pPr>
+    </w:p>
+    <w:p>
+      <w:pPr>
+        <w:spacing w:line="360" w:lineRule="auto"/>
+        <w:jc w:val="center"/>
+        <w:rPr>
+          <w:rFonts w:ascii="Times New Roman" w:hAnsi="Times New Roman" w:cs="Times New Roman"/>
+          <w:b/>
+          <w:bCs/>
+          <w:sz w:val="40"/>
+          <w:szCs w:val="40"/>
+          <w:lang w:val="en-US"/>
+        </w:rPr>
+      </w:pPr>
+    </w:p>
+    <w:p>
+      <w:pPr>
+        <w:spacing w:line="360" w:lineRule="auto"/>
+        <w:jc w:val="center"/>
+        <w:rPr>
+          <w:rFonts w:ascii="Times New Roman" w:hAnsi="Times New Roman" w:cs="Times New Roman"/>
+          <w:b/>
+          <w:bCs/>
+          <w:sz w:val="40"/>
+          <w:szCs w:val="40"/>
+          <w:lang w:val="en-US"/>
+        </w:rPr>
+      </w:pPr>
+    </w:p>
+    <w:p>
+      <w:pPr>
+        <w:spacing w:line="360" w:lineRule="auto"/>
+        <w:jc w:val="center"/>
+        <w:rPr>
+          <w:rFonts w:ascii="Times New Roman" w:hAnsi="Times New Roman" w:cs="Times New Roman"/>
+          <w:b/>
+          <w:bCs/>
+          <w:sz w:val="40"/>
+          <w:szCs w:val="40"/>
+          <w:lang w:val="en-US"/>
+        </w:rPr>
+      </w:pPr>
+    </w:p>
+    <w:p>
+      <w:pPr>
+        <w:spacing w:line="360" w:lineRule="auto"/>
+        <w:jc w:val="center"/>
+        <w:rPr>
+          <w:rFonts w:ascii="Times New Roman" w:hAnsi="Times New Roman" w:cs="Times New Roman"/>
+          <w:b/>
+          <w:bCs/>
+          <w:sz w:val="40"/>
+          <w:szCs w:val="40"/>
+          <w:lang w:val="en-US"/>
+        </w:rPr>
+      </w:pPr>
+    </w:p>
+    <w:p>
+      <w:pPr>
+        <w:spacing w:line="360" w:lineRule="auto"/>
+        <w:jc w:val="center"/>
+        <w:rPr>
+          <w:rFonts w:ascii="Times New Roman" w:hAnsi="Times New Roman" w:cs="Times New Roman"/>
+          <w:b/>
+          <w:bCs/>
+          <w:sz w:val="40"/>
+          <w:szCs w:val="40"/>
+          <w:lang w:val="en-US"/>
+        </w:rPr>
+      </w:pPr>
+    </w:p>
+    <w:p>
+      <w:pPr>
+        <w:spacing w:line="360" w:lineRule="auto"/>
+        <w:rPr>
+          <w:rFonts w:ascii="Times New Roman" w:hAnsi="Times New Roman" w:cs="Times New Roman"/>
+          <w:b/>
+          <w:bCs/>
+          <w:sz w:val="40"/>
+          <w:szCs w:val="40"/>
+          <w:lang w:val="en-US"/>
+        </w:rPr>
+      </w:pPr>
+      <w:r>
+        <w:rPr>
+          <w:rFonts w:ascii="Times New Roman" w:hAnsi="Times New Roman" w:cs="Times New Roman"/>
+          <w:b/>
+          <w:bCs/>
+          <w:sz w:val="40"/>
+          <w:szCs w:val="40"/>
+          <w:lang w:val="en-US"/>
+        </w:rPr>
+        <w:lastRenderedPageBreak/>
+        <w:t>Chapter 1</w:t>
+      </w:r>
+    </w:p>
+    <w:p>
+      <w:pPr>
+        <w:spacing w:line="360" w:lineRule="auto"/>
+        <w:rPr>
+          <w:rFonts w:ascii="Times New Roman" w:hAnsi="Times New Roman" w:cs="Times New Roman"/>
+          <w:b/>
+          <w:bCs/>
+          <w:sz w:val="40"/>
+          <w:szCs w:val="40"/>
+          <w:lang w:val="en-US"/>
+        </w:rPr>
+      </w:pPr>
+      <w:r>
+        <w:rPr>
+          <w:rFonts w:ascii="Times New Roman" w:hAnsi="Times New Roman" w:cs="Times New Roman"/>
+          <w:b/>
+          <w:bCs/>
+          <w:sz w:val="40"/>
+          <w:szCs w:val="40"/>
+          <w:lang w:val="en-US"/>
+        </w:rPr>
         <w:t>Introduction</w:t>
       </w:r>
+    </w:p>
+    <w:p>
+      <w:pPr>
+        <w:spacing w:line="360" w:lineRule="auto"/>
+        <w:rPr>
+          <w:rFonts w:ascii="Times New Roman" w:hAnsi="Times New Roman" w:cs="Times New Roman"/>
+          <w:b/>
+          <w:bCs/>
+          <w:sz w:val="40"/>
+          <w:szCs w:val="40"/>
+          <w:lang w:val="en-US"/>
+        </w:rPr>
+      </w:pPr>
     </w:p>
     <w:p>
       <w:pPr>
@@ -1515,6 +4592,15 @@
     </w:p>
     <w:p>
       <w:pPr>
+        <w:spacing w:line="360" w:lineRule="auto"/>
+        <w:jc w:val="both"/>
+        <w:rPr>
+          <w:rFonts w:ascii="Times New Roman" w:hAnsi="Times New Roman" w:cs="Times New Roman"/>
+        </w:rPr>
+      </w:pPr>
+    </w:p>
+    <w:p>
+      <w:pPr>
         <w:pStyle w:val="ListParagraph"/>
         <w:numPr>
           <w:ilvl w:val="1"/>
@@ -1855,18 +4941,15 @@
           <w:rFonts w:ascii="Times New Roman" w:hAnsi="Times New Roman" w:cs="Times New Roman"/>
           <w:lang w:val="en-US"/>
         </w:rPr>
-        <w:t xml:space="preserve"> to get explanations with different model parameters before evaluating them.</w:t>
-      </w:r>
-    </w:p>
-    <w:p>
-      <w:pPr>
-        <w:spacing w:line="360" w:lineRule="auto"/>
-        <w:jc w:val="both"/>
-        <w:rPr>
-          <w:rFonts w:ascii="Times New Roman" w:hAnsi="Times New Roman" w:cs="Times New Roman"/>
-          <w:lang w:val="en-US"/>
-        </w:rPr>
-      </w:pPr>
+        <w:t xml:space="preserve"> to get explanations with different model parameters before evaluating them</w:t>
+      </w:r>
+      <w:r>
+        <w:rPr>
+          <w:rFonts w:ascii="Times New Roman" w:hAnsi="Times New Roman" w:cs="Times New Roman"/>
+          <w:lang w:val="en-US"/>
+        </w:rPr>
+        <w:t>.</w:t>
+      </w:r>
     </w:p>
     <w:p>
       <w:pPr>
@@ -1945,6 +5028,7 @@
           <w:lang w:val="en-US"/>
         </w:rPr>
       </w:pPr>
+      <w:proofErr w:type="spellStart"/>
       <w:r>
         <w:rPr>
           <w:rFonts w:ascii="Times New Roman" w:hAnsi="Times New Roman" w:cs="Times New Roman"/>
@@ -1955,487 +5039,10 @@
           <w:lang w:val="en-US"/>
         </w:rPr>
         <w:lastRenderedPageBreak/>
-        <w:t>Project Plan</w:t>
-      </w:r>
-    </w:p>
-    <w:tbl>
-      <w:tblPr>
-        <w:tblStyle w:val="TableGrid"/>
-        <w:tblW w:w="0" w:type="auto"/>
-        <w:tblLook w:val="04A0" w:firstRow="1" w:lastRow="0" w:firstColumn="1" w:lastColumn="0" w:noHBand="0" w:noVBand="1"/>
-      </w:tblPr>
-      <w:tblGrid>
-        <w:gridCol w:w="4508"/>
-        <w:gridCol w:w="4508"/>
-      </w:tblGrid>
-      <w:tr>
-        <w:tc>
-          <w:tcPr>
-            <w:tcW w:w="9016" w:type="dxa"/>
-            <w:gridSpan w:val="2"/>
-          </w:tcPr>
-          <w:p>
-            <w:pPr>
-              <w:spacing w:line="360" w:lineRule="auto"/>
-              <w:jc w:val="center"/>
-              <w:rPr>
-                <w:rFonts w:ascii="Times New Roman" w:hAnsi="Times New Roman" w:cs="Times New Roman"/>
-                <w:b/>
-                <w:bCs/>
-              </w:rPr>
-            </w:pPr>
-            <w:r>
-              <w:rPr>
-                <w:rFonts w:ascii="Times New Roman" w:hAnsi="Times New Roman" w:cs="Times New Roman"/>
-                <w:b/>
-                <w:bCs/>
-              </w:rPr>
-              <w:t>Sem 1</w:t>
-            </w:r>
-          </w:p>
-        </w:tc>
-      </w:tr>
-      <w:tr>
-        <w:tc>
-          <w:tcPr>
-            <w:tcW w:w="4508" w:type="dxa"/>
-          </w:tcPr>
-          <w:p>
-            <w:pPr>
-              <w:spacing w:line="360" w:lineRule="auto"/>
-              <w:jc w:val="center"/>
-              <w:rPr>
-                <w:rFonts w:ascii="Times New Roman" w:hAnsi="Times New Roman" w:cs="Times New Roman"/>
-                <w:b/>
-                <w:bCs/>
-              </w:rPr>
-            </w:pPr>
-            <w:r>
-              <w:rPr>
-                <w:rFonts w:ascii="Times New Roman" w:hAnsi="Times New Roman" w:cs="Times New Roman"/>
-                <w:b/>
-                <w:bCs/>
-              </w:rPr>
-              <w:t>Week</w:t>
-            </w:r>
-          </w:p>
-        </w:tc>
-        <w:tc>
-          <w:tcPr>
-            <w:tcW w:w="4508" w:type="dxa"/>
-          </w:tcPr>
-          <w:p>
-            <w:pPr>
-              <w:spacing w:line="360" w:lineRule="auto"/>
-              <w:jc w:val="center"/>
-              <w:rPr>
-                <w:rFonts w:ascii="Times New Roman" w:hAnsi="Times New Roman" w:cs="Times New Roman"/>
-                <w:b/>
-                <w:bCs/>
-              </w:rPr>
-            </w:pPr>
-            <w:r>
-              <w:rPr>
-                <w:rFonts w:ascii="Times New Roman" w:hAnsi="Times New Roman" w:cs="Times New Roman"/>
-                <w:b/>
-                <w:bCs/>
-              </w:rPr>
-              <w:t>Tasks</w:t>
-            </w:r>
-          </w:p>
-        </w:tc>
-      </w:tr>
-      <w:tr>
-        <w:tc>
-          <w:tcPr>
-            <w:tcW w:w="4508" w:type="dxa"/>
-          </w:tcPr>
-          <w:p>
-            <w:pPr>
-              <w:spacing w:line="360" w:lineRule="auto"/>
-              <w:rPr>
-                <w:rFonts w:ascii="Times New Roman" w:hAnsi="Times New Roman" w:cs="Times New Roman"/>
-              </w:rPr>
-            </w:pPr>
-            <w:r>
-              <w:rPr>
-                <w:rFonts w:ascii="Times New Roman" w:hAnsi="Times New Roman" w:cs="Times New Roman"/>
-              </w:rPr>
-              <w:t>Week 6</w:t>
-            </w:r>
-          </w:p>
-        </w:tc>
-        <w:tc>
-          <w:tcPr>
-            <w:tcW w:w="4508" w:type="dxa"/>
-          </w:tcPr>
-          <w:p>
-            <w:pPr>
-              <w:spacing w:line="360" w:lineRule="auto"/>
-              <w:rPr>
-                <w:rFonts w:ascii="Times New Roman" w:hAnsi="Times New Roman" w:cs="Times New Roman"/>
-              </w:rPr>
-            </w:pPr>
-            <w:r>
-              <w:rPr>
-                <w:rFonts w:ascii="Times New Roman" w:hAnsi="Times New Roman" w:cs="Times New Roman"/>
-              </w:rPr>
-              <w:t xml:space="preserve">More readings into GNNs + Explainability (cover </w:t>
-            </w:r>
-            <w:proofErr w:type="spellStart"/>
-            <w:r>
-              <w:rPr>
-                <w:rFonts w:ascii="Times New Roman" w:hAnsi="Times New Roman" w:cs="Times New Roman"/>
-              </w:rPr>
-              <w:t>GNNExplainer</w:t>
-            </w:r>
-            <w:proofErr w:type="spellEnd"/>
-            <w:r>
-              <w:rPr>
-                <w:rFonts w:ascii="Times New Roman" w:hAnsi="Times New Roman" w:cs="Times New Roman"/>
-              </w:rPr>
-              <w:t xml:space="preserve">, </w:t>
-            </w:r>
-            <w:proofErr w:type="spellStart"/>
-            <w:r>
-              <w:rPr>
-                <w:rFonts w:ascii="Times New Roman" w:hAnsi="Times New Roman" w:cs="Times New Roman"/>
-              </w:rPr>
-              <w:t>PGExplainer</w:t>
-            </w:r>
-            <w:proofErr w:type="spellEnd"/>
-            <w:r>
-              <w:rPr>
-                <w:rFonts w:ascii="Times New Roman" w:hAnsi="Times New Roman" w:cs="Times New Roman"/>
-              </w:rPr>
-              <w:t xml:space="preserve">, </w:t>
-            </w:r>
-            <w:proofErr w:type="spellStart"/>
-            <w:r>
-              <w:rPr>
-                <w:rFonts w:ascii="Times New Roman" w:hAnsi="Times New Roman" w:cs="Times New Roman"/>
-              </w:rPr>
-              <w:t>SubgraphX</w:t>
-            </w:r>
-            <w:proofErr w:type="spellEnd"/>
-            <w:r>
-              <w:rPr>
-                <w:rFonts w:ascii="Times New Roman" w:hAnsi="Times New Roman" w:cs="Times New Roman"/>
-              </w:rPr>
-              <w:t>).</w:t>
-            </w:r>
-          </w:p>
-        </w:tc>
-      </w:tr>
-      <w:tr>
-        <w:tc>
-          <w:tcPr>
-            <w:tcW w:w="4508" w:type="dxa"/>
-          </w:tcPr>
-          <w:p>
-            <w:pPr>
-              <w:spacing w:line="360" w:lineRule="auto"/>
-              <w:rPr>
-                <w:rFonts w:ascii="Times New Roman" w:hAnsi="Times New Roman" w:cs="Times New Roman"/>
-              </w:rPr>
-            </w:pPr>
-            <w:r>
-              <w:rPr>
-                <w:rFonts w:ascii="Times New Roman" w:hAnsi="Times New Roman" w:cs="Times New Roman"/>
-              </w:rPr>
-              <w:t>Week 7</w:t>
-            </w:r>
-          </w:p>
-        </w:tc>
-        <w:tc>
-          <w:tcPr>
-            <w:tcW w:w="4508" w:type="dxa"/>
-          </w:tcPr>
-          <w:p>
-            <w:pPr>
-              <w:spacing w:line="360" w:lineRule="auto"/>
-              <w:rPr>
-                <w:rFonts w:ascii="Times New Roman" w:hAnsi="Times New Roman" w:cs="Times New Roman"/>
-              </w:rPr>
-            </w:pPr>
-            <w:r>
-              <w:rPr>
-                <w:rFonts w:ascii="Times New Roman" w:hAnsi="Times New Roman" w:cs="Times New Roman"/>
-              </w:rPr>
-              <w:t>Test baseline GCN on a small dataset. Test Code for GNN Explainer</w:t>
-            </w:r>
-          </w:p>
-        </w:tc>
-      </w:tr>
-      <w:tr>
-        <w:tc>
-          <w:tcPr>
-            <w:tcW w:w="4508" w:type="dxa"/>
-          </w:tcPr>
-          <w:p>
-            <w:pPr>
-              <w:spacing w:line="360" w:lineRule="auto"/>
-              <w:rPr>
-                <w:rFonts w:ascii="Times New Roman" w:hAnsi="Times New Roman" w:cs="Times New Roman"/>
-              </w:rPr>
-            </w:pPr>
-            <w:r>
-              <w:rPr>
-                <w:rFonts w:ascii="Times New Roman" w:hAnsi="Times New Roman" w:cs="Times New Roman"/>
-              </w:rPr>
-              <w:t>Week 8</w:t>
-            </w:r>
-          </w:p>
-        </w:tc>
-        <w:tc>
-          <w:tcPr>
-            <w:tcW w:w="4508" w:type="dxa"/>
-          </w:tcPr>
-          <w:p>
-            <w:pPr>
-              <w:spacing w:line="360" w:lineRule="auto"/>
-              <w:rPr>
-                <w:rFonts w:ascii="Times New Roman" w:hAnsi="Times New Roman" w:cs="Times New Roman"/>
-              </w:rPr>
-            </w:pPr>
-            <w:r>
-              <w:rPr>
-                <w:rFonts w:ascii="Times New Roman" w:hAnsi="Times New Roman" w:cs="Times New Roman"/>
-              </w:rPr>
-              <w:t>Start drafting Introduction (problem motivation + objectives).</w:t>
-            </w:r>
-          </w:p>
-        </w:tc>
-      </w:tr>
-      <w:tr>
-        <w:tc>
-          <w:tcPr>
-            <w:tcW w:w="4508" w:type="dxa"/>
-          </w:tcPr>
-          <w:p>
-            <w:pPr>
-              <w:spacing w:line="360" w:lineRule="auto"/>
-              <w:rPr>
-                <w:rFonts w:ascii="Times New Roman" w:hAnsi="Times New Roman" w:cs="Times New Roman"/>
-              </w:rPr>
-            </w:pPr>
-            <w:r>
-              <w:rPr>
-                <w:rFonts w:ascii="Times New Roman" w:hAnsi="Times New Roman" w:cs="Times New Roman"/>
-              </w:rPr>
-              <w:t>Week 9</w:t>
-            </w:r>
-          </w:p>
-        </w:tc>
-        <w:tc>
-          <w:tcPr>
-            <w:tcW w:w="4508" w:type="dxa"/>
-          </w:tcPr>
-          <w:p>
-            <w:pPr>
-              <w:spacing w:line="360" w:lineRule="auto"/>
-              <w:rPr>
-                <w:rFonts w:ascii="Times New Roman" w:hAnsi="Times New Roman" w:cs="Times New Roman"/>
-              </w:rPr>
-            </w:pPr>
-            <w:r>
-              <w:rPr>
-                <w:rFonts w:ascii="Times New Roman" w:hAnsi="Times New Roman" w:cs="Times New Roman"/>
-              </w:rPr>
-              <w:t>Try to implement full GNN Explainer</w:t>
-            </w:r>
-          </w:p>
-        </w:tc>
-      </w:tr>
-      <w:tr>
-        <w:tc>
-          <w:tcPr>
-            <w:tcW w:w="4508" w:type="dxa"/>
-          </w:tcPr>
-          <w:p>
-            <w:pPr>
-              <w:spacing w:line="360" w:lineRule="auto"/>
-              <w:rPr>
-                <w:rFonts w:ascii="Times New Roman" w:hAnsi="Times New Roman" w:cs="Times New Roman"/>
-              </w:rPr>
-            </w:pPr>
-            <w:r>
-              <w:rPr>
-                <w:rFonts w:ascii="Times New Roman" w:hAnsi="Times New Roman" w:cs="Times New Roman"/>
-              </w:rPr>
-              <w:t>Week 10</w:t>
-            </w:r>
-          </w:p>
-        </w:tc>
-        <w:tc>
-          <w:tcPr>
-            <w:tcW w:w="4508" w:type="dxa"/>
-          </w:tcPr>
-          <w:p>
-            <w:pPr>
-              <w:spacing w:line="360" w:lineRule="auto"/>
-              <w:rPr>
-                <w:rFonts w:ascii="Times New Roman" w:hAnsi="Times New Roman" w:cs="Times New Roman"/>
-              </w:rPr>
-            </w:pPr>
-            <w:r>
-              <w:rPr>
-                <w:rFonts w:ascii="Times New Roman" w:hAnsi="Times New Roman" w:cs="Times New Roman"/>
-              </w:rPr>
-              <w:t>Continue working on Introduction</w:t>
-            </w:r>
-          </w:p>
-        </w:tc>
-      </w:tr>
-      <w:tr>
-        <w:tc>
-          <w:tcPr>
-            <w:tcW w:w="4508" w:type="dxa"/>
-          </w:tcPr>
-          <w:p>
-            <w:pPr>
-              <w:spacing w:line="360" w:lineRule="auto"/>
-              <w:rPr>
-                <w:rFonts w:ascii="Times New Roman" w:hAnsi="Times New Roman" w:cs="Times New Roman"/>
-              </w:rPr>
-            </w:pPr>
-            <w:r>
-              <w:rPr>
-                <w:rFonts w:ascii="Times New Roman" w:hAnsi="Times New Roman" w:cs="Times New Roman"/>
-              </w:rPr>
-              <w:t>Week 11</w:t>
-            </w:r>
-          </w:p>
-        </w:tc>
-        <w:tc>
-          <w:tcPr>
-            <w:tcW w:w="4508" w:type="dxa"/>
-          </w:tcPr>
-          <w:p>
-            <w:pPr>
-              <w:spacing w:line="360" w:lineRule="auto"/>
-              <w:rPr>
-                <w:rFonts w:ascii="Times New Roman" w:hAnsi="Times New Roman" w:cs="Times New Roman"/>
-              </w:rPr>
-            </w:pPr>
-            <w:r>
-              <w:rPr>
-                <w:rFonts w:ascii="Times New Roman" w:hAnsi="Times New Roman" w:cs="Times New Roman"/>
-              </w:rPr>
-              <w:t>Test code for one alternative explainer (</w:t>
-            </w:r>
-            <w:proofErr w:type="spellStart"/>
-            <w:r>
-              <w:rPr>
-                <w:rFonts w:ascii="Times New Roman" w:hAnsi="Times New Roman" w:cs="Times New Roman"/>
-              </w:rPr>
-              <w:t>PGExplainer</w:t>
-            </w:r>
-            <w:proofErr w:type="spellEnd"/>
-            <w:r>
-              <w:rPr>
-                <w:rFonts w:ascii="Times New Roman" w:hAnsi="Times New Roman" w:cs="Times New Roman"/>
-              </w:rPr>
-              <w:t xml:space="preserve"> or </w:t>
-            </w:r>
-            <w:proofErr w:type="spellStart"/>
-            <w:r>
-              <w:rPr>
-                <w:rFonts w:ascii="Times New Roman" w:hAnsi="Times New Roman" w:cs="Times New Roman"/>
-              </w:rPr>
-              <w:t>SubgraphX</w:t>
-            </w:r>
-            <w:proofErr w:type="spellEnd"/>
-            <w:r>
-              <w:rPr>
-                <w:rFonts w:ascii="Times New Roman" w:hAnsi="Times New Roman" w:cs="Times New Roman"/>
-              </w:rPr>
-              <w:t>)</w:t>
-            </w:r>
-          </w:p>
-        </w:tc>
-      </w:tr>
-      <w:tr>
-        <w:tc>
-          <w:tcPr>
-            <w:tcW w:w="4508" w:type="dxa"/>
-          </w:tcPr>
-          <w:p>
-            <w:pPr>
-              <w:spacing w:line="360" w:lineRule="auto"/>
-              <w:rPr>
-                <w:rFonts w:ascii="Times New Roman" w:hAnsi="Times New Roman" w:cs="Times New Roman"/>
-              </w:rPr>
-            </w:pPr>
-            <w:r>
-              <w:rPr>
-                <w:rFonts w:ascii="Times New Roman" w:hAnsi="Times New Roman" w:cs="Times New Roman"/>
-              </w:rPr>
-              <w:t>Week 12</w:t>
-            </w:r>
-          </w:p>
-        </w:tc>
-        <w:tc>
-          <w:tcPr>
-            <w:tcW w:w="4508" w:type="dxa"/>
-          </w:tcPr>
-          <w:p>
-            <w:pPr>
-              <w:spacing w:line="360" w:lineRule="auto"/>
-              <w:rPr>
-                <w:rFonts w:ascii="Times New Roman" w:hAnsi="Times New Roman" w:cs="Times New Roman"/>
-              </w:rPr>
-            </w:pPr>
-            <w:r>
-              <w:rPr>
-                <w:rFonts w:ascii="Times New Roman" w:hAnsi="Times New Roman" w:cs="Times New Roman"/>
-              </w:rPr>
-              <w:t>Finish Introduction</w:t>
-            </w:r>
-          </w:p>
-        </w:tc>
-      </w:tr>
-      <w:tr>
-        <w:tc>
-          <w:tcPr>
-            <w:tcW w:w="4508" w:type="dxa"/>
-          </w:tcPr>
-          <w:p>
-            <w:pPr>
-              <w:spacing w:line="360" w:lineRule="auto"/>
-              <w:rPr>
-                <w:rFonts w:ascii="Times New Roman" w:hAnsi="Times New Roman" w:cs="Times New Roman"/>
-              </w:rPr>
-            </w:pPr>
-            <w:r>
-              <w:rPr>
-                <w:rFonts w:ascii="Times New Roman" w:hAnsi="Times New Roman" w:cs="Times New Roman"/>
-              </w:rPr>
-              <w:t>Week 13</w:t>
-            </w:r>
-          </w:p>
-        </w:tc>
-        <w:tc>
-          <w:tcPr>
-            <w:tcW w:w="4508" w:type="dxa"/>
-          </w:tcPr>
-          <w:p>
-            <w:pPr>
-              <w:spacing w:line="360" w:lineRule="auto"/>
-              <w:rPr>
-                <w:rFonts w:ascii="Times New Roman" w:hAnsi="Times New Roman" w:cs="Times New Roman"/>
-              </w:rPr>
-            </w:pPr>
-            <w:r>
-              <w:rPr>
-                <w:rFonts w:ascii="Times New Roman" w:hAnsi="Times New Roman" w:cs="Times New Roman"/>
-              </w:rPr>
-              <w:t>Start drafting on Literature Review</w:t>
-            </w:r>
-          </w:p>
-        </w:tc>
-      </w:tr>
-    </w:tbl>
+        <w:t>Organisations</w:t>
+      </w:r>
+      <w:proofErr w:type="spellEnd"/>
+    </w:p>
     <w:p>
       <w:pPr>
         <w:spacing w:line="360" w:lineRule="auto"/>
@@ -2445,650 +5052,14 @@
           <w:lang w:val="en-US"/>
         </w:rPr>
       </w:pPr>
-    </w:p>
-    <w:tbl>
-      <w:tblPr>
-        <w:tblStyle w:val="TableGrid"/>
-        <w:tblW w:w="0" w:type="auto"/>
-        <w:tblLook w:val="04A0" w:firstRow="1" w:lastRow="0" w:firstColumn="1" w:lastColumn="0" w:noHBand="0" w:noVBand="1"/>
-      </w:tblPr>
-      <w:tblGrid>
-        <w:gridCol w:w="4508"/>
-        <w:gridCol w:w="4508"/>
-      </w:tblGrid>
-      <w:tr>
-        <w:tc>
-          <w:tcPr>
-            <w:tcW w:w="9016" w:type="dxa"/>
-            <w:gridSpan w:val="2"/>
-          </w:tcPr>
-          <w:p>
-            <w:pPr>
-              <w:spacing w:line="360" w:lineRule="auto"/>
-              <w:jc w:val="center"/>
-              <w:rPr>
-                <w:rFonts w:ascii="Times New Roman" w:hAnsi="Times New Roman" w:cs="Times New Roman"/>
-                <w:b/>
-                <w:bCs/>
-                <w:lang w:val="en-US"/>
-              </w:rPr>
-            </w:pPr>
-            <w:r>
-              <w:rPr>
-                <w:rFonts w:ascii="Times New Roman" w:hAnsi="Times New Roman" w:cs="Times New Roman"/>
-                <w:b/>
-                <w:bCs/>
-                <w:lang w:val="en-US"/>
-              </w:rPr>
-              <w:t>Sem 2</w:t>
-            </w:r>
-          </w:p>
-        </w:tc>
-      </w:tr>
-      <w:tr>
-        <w:tc>
-          <w:tcPr>
-            <w:tcW w:w="4508" w:type="dxa"/>
-          </w:tcPr>
-          <w:p>
-            <w:pPr>
-              <w:spacing w:line="360" w:lineRule="auto"/>
-              <w:jc w:val="center"/>
-              <w:rPr>
-                <w:rFonts w:ascii="Times New Roman" w:hAnsi="Times New Roman" w:cs="Times New Roman"/>
-                <w:b/>
-                <w:bCs/>
-                <w:lang w:val="en-US"/>
-              </w:rPr>
-            </w:pPr>
-            <w:r>
-              <w:rPr>
-                <w:rFonts w:ascii="Times New Roman" w:hAnsi="Times New Roman" w:cs="Times New Roman"/>
-                <w:b/>
-                <w:bCs/>
-                <w:lang w:val="en-US"/>
-              </w:rPr>
-              <w:t>Week</w:t>
-            </w:r>
-          </w:p>
-        </w:tc>
-        <w:tc>
-          <w:tcPr>
-            <w:tcW w:w="4508" w:type="dxa"/>
-          </w:tcPr>
-          <w:p>
-            <w:pPr>
-              <w:spacing w:line="360" w:lineRule="auto"/>
-              <w:jc w:val="center"/>
-              <w:rPr>
-                <w:rFonts w:ascii="Times New Roman" w:hAnsi="Times New Roman" w:cs="Times New Roman"/>
-                <w:b/>
-                <w:bCs/>
-                <w:lang w:val="en-US"/>
-              </w:rPr>
-            </w:pPr>
-            <w:r>
-              <w:rPr>
-                <w:rFonts w:ascii="Times New Roman" w:hAnsi="Times New Roman" w:cs="Times New Roman"/>
-                <w:b/>
-                <w:bCs/>
-                <w:lang w:val="en-US"/>
-              </w:rPr>
-              <w:t>Tasks</w:t>
-            </w:r>
-          </w:p>
-        </w:tc>
-      </w:tr>
-      <w:tr>
-        <w:tc>
-          <w:tcPr>
-            <w:tcW w:w="4508" w:type="dxa"/>
-          </w:tcPr>
-          <w:p>
-            <w:pPr>
-              <w:spacing w:line="360" w:lineRule="auto"/>
-              <w:rPr>
-                <w:rFonts w:ascii="Times New Roman" w:hAnsi="Times New Roman" w:cs="Times New Roman"/>
-              </w:rPr>
-            </w:pPr>
-            <w:r>
-              <w:rPr>
-                <w:rFonts w:ascii="Times New Roman" w:hAnsi="Times New Roman" w:cs="Times New Roman"/>
-              </w:rPr>
-              <w:t>Week 1</w:t>
-            </w:r>
-          </w:p>
-        </w:tc>
-        <w:tc>
-          <w:tcPr>
-            <w:tcW w:w="4508" w:type="dxa"/>
-          </w:tcPr>
-          <w:p>
-            <w:pPr>
-              <w:spacing w:line="360" w:lineRule="auto"/>
-              <w:rPr>
-                <w:rFonts w:ascii="Times New Roman" w:hAnsi="Times New Roman" w:cs="Times New Roman"/>
-              </w:rPr>
-            </w:pPr>
-            <w:r>
-              <w:rPr>
-                <w:rFonts w:ascii="Times New Roman" w:hAnsi="Times New Roman" w:cs="Times New Roman"/>
-              </w:rPr>
-              <w:t>Continue working on Literature Review</w:t>
-            </w:r>
-          </w:p>
-        </w:tc>
-      </w:tr>
-      <w:tr>
-        <w:tc>
-          <w:tcPr>
-            <w:tcW w:w="4508" w:type="dxa"/>
-          </w:tcPr>
-          <w:p>
-            <w:pPr>
-              <w:spacing w:line="360" w:lineRule="auto"/>
-              <w:rPr>
-                <w:rFonts w:ascii="Times New Roman" w:hAnsi="Times New Roman" w:cs="Times New Roman"/>
-              </w:rPr>
-            </w:pPr>
-            <w:r>
-              <w:rPr>
-                <w:rFonts w:ascii="Times New Roman" w:hAnsi="Times New Roman" w:cs="Times New Roman"/>
-              </w:rPr>
-              <w:t>Week 2</w:t>
-            </w:r>
-          </w:p>
-        </w:tc>
-        <w:tc>
-          <w:tcPr>
-            <w:tcW w:w="4508" w:type="dxa"/>
-          </w:tcPr>
-          <w:p>
-            <w:pPr>
-              <w:spacing w:line="360" w:lineRule="auto"/>
-              <w:rPr>
-                <w:rFonts w:ascii="Times New Roman" w:hAnsi="Times New Roman" w:cs="Times New Roman"/>
-              </w:rPr>
-            </w:pPr>
-            <w:r>
-              <w:rPr>
-                <w:rFonts w:ascii="Times New Roman" w:hAnsi="Times New Roman" w:cs="Times New Roman"/>
-              </w:rPr>
-              <w:t xml:space="preserve">Run experiments across datasets (Cora, </w:t>
-            </w:r>
-            <w:proofErr w:type="spellStart"/>
-            <w:r>
-              <w:rPr>
-                <w:rFonts w:ascii="Times New Roman" w:hAnsi="Times New Roman" w:cs="Times New Roman"/>
-              </w:rPr>
-              <w:t>Citeseer</w:t>
-            </w:r>
-            <w:proofErr w:type="spellEnd"/>
-            <w:r>
-              <w:rPr>
-                <w:rFonts w:ascii="Times New Roman" w:hAnsi="Times New Roman" w:cs="Times New Roman"/>
-              </w:rPr>
-              <w:t>, PubMed). Summarize results in tables/plots.</w:t>
-            </w:r>
-          </w:p>
-        </w:tc>
-      </w:tr>
-      <w:tr>
-        <w:tc>
-          <w:tcPr>
-            <w:tcW w:w="4508" w:type="dxa"/>
-          </w:tcPr>
-          <w:p>
-            <w:pPr>
-              <w:spacing w:line="360" w:lineRule="auto"/>
-              <w:rPr>
-                <w:rFonts w:ascii="Times New Roman" w:hAnsi="Times New Roman" w:cs="Times New Roman"/>
-              </w:rPr>
-            </w:pPr>
-            <w:r>
-              <w:rPr>
-                <w:rFonts w:ascii="Times New Roman" w:hAnsi="Times New Roman" w:cs="Times New Roman"/>
-              </w:rPr>
-              <w:t>Week 3</w:t>
-            </w:r>
-          </w:p>
-        </w:tc>
-        <w:tc>
-          <w:tcPr>
-            <w:tcW w:w="4508" w:type="dxa"/>
-          </w:tcPr>
-          <w:p>
-            <w:pPr>
-              <w:spacing w:line="360" w:lineRule="auto"/>
-              <w:rPr>
-                <w:rFonts w:ascii="Times New Roman" w:hAnsi="Times New Roman" w:cs="Times New Roman"/>
-              </w:rPr>
-            </w:pPr>
-            <w:r>
-              <w:rPr>
-                <w:rFonts w:ascii="Times New Roman" w:hAnsi="Times New Roman" w:cs="Times New Roman"/>
-              </w:rPr>
-              <w:t>Finish Literature Review</w:t>
-            </w:r>
-          </w:p>
-        </w:tc>
-      </w:tr>
-      <w:tr>
-        <w:tc>
-          <w:tcPr>
-            <w:tcW w:w="4508" w:type="dxa"/>
-          </w:tcPr>
-          <w:p>
-            <w:pPr>
-              <w:spacing w:line="360" w:lineRule="auto"/>
-              <w:rPr>
-                <w:rFonts w:ascii="Times New Roman" w:hAnsi="Times New Roman" w:cs="Times New Roman"/>
-              </w:rPr>
-            </w:pPr>
-            <w:r>
-              <w:rPr>
-                <w:rFonts w:ascii="Times New Roman" w:hAnsi="Times New Roman" w:cs="Times New Roman"/>
-              </w:rPr>
-              <w:t>Week 4</w:t>
-            </w:r>
-          </w:p>
-        </w:tc>
-        <w:tc>
-          <w:tcPr>
-            <w:tcW w:w="4508" w:type="dxa"/>
-          </w:tcPr>
-          <w:p>
-            <w:pPr>
-              <w:spacing w:line="360" w:lineRule="auto"/>
-              <w:rPr>
-                <w:rFonts w:ascii="Times New Roman" w:hAnsi="Times New Roman" w:cs="Times New Roman"/>
-              </w:rPr>
-            </w:pPr>
-            <w:r>
-              <w:rPr>
-                <w:rFonts w:ascii="Times New Roman" w:hAnsi="Times New Roman" w:cs="Times New Roman"/>
-              </w:rPr>
-              <w:t xml:space="preserve">Start drafting on Methodology </w:t>
-            </w:r>
-          </w:p>
-        </w:tc>
-      </w:tr>
-      <w:tr>
-        <w:tc>
-          <w:tcPr>
-            <w:tcW w:w="4508" w:type="dxa"/>
-          </w:tcPr>
-          <w:p>
-            <w:pPr>
-              <w:spacing w:line="360" w:lineRule="auto"/>
-              <w:rPr>
-                <w:rFonts w:ascii="Times New Roman" w:hAnsi="Times New Roman" w:cs="Times New Roman"/>
-              </w:rPr>
-            </w:pPr>
-            <w:r>
-              <w:rPr>
-                <w:rFonts w:ascii="Times New Roman" w:hAnsi="Times New Roman" w:cs="Times New Roman"/>
-              </w:rPr>
-              <w:t>Week 5</w:t>
-            </w:r>
-          </w:p>
-        </w:tc>
-        <w:tc>
-          <w:tcPr>
-            <w:tcW w:w="4508" w:type="dxa"/>
-          </w:tcPr>
-          <w:p>
-            <w:pPr>
-              <w:spacing w:line="360" w:lineRule="auto"/>
-              <w:rPr>
-                <w:rFonts w:ascii="Times New Roman" w:hAnsi="Times New Roman" w:cs="Times New Roman"/>
-              </w:rPr>
-            </w:pPr>
-            <w:r>
-              <w:rPr>
-                <w:rFonts w:ascii="Times New Roman" w:hAnsi="Times New Roman" w:cs="Times New Roman"/>
-              </w:rPr>
-              <w:t xml:space="preserve">Run experiments across datasets (Cora, </w:t>
-            </w:r>
-            <w:proofErr w:type="spellStart"/>
-            <w:r>
-              <w:rPr>
-                <w:rFonts w:ascii="Times New Roman" w:hAnsi="Times New Roman" w:cs="Times New Roman"/>
-              </w:rPr>
-              <w:t>Citeseer</w:t>
-            </w:r>
-            <w:proofErr w:type="spellEnd"/>
-            <w:r>
-              <w:rPr>
-                <w:rFonts w:ascii="Times New Roman" w:hAnsi="Times New Roman" w:cs="Times New Roman"/>
-              </w:rPr>
-              <w:t>, PubMed).</w:t>
-            </w:r>
-          </w:p>
-        </w:tc>
-      </w:tr>
-      <w:tr>
-        <w:tc>
-          <w:tcPr>
-            <w:tcW w:w="4508" w:type="dxa"/>
-          </w:tcPr>
-          <w:p>
-            <w:pPr>
-              <w:spacing w:line="360" w:lineRule="auto"/>
-              <w:rPr>
-                <w:rFonts w:ascii="Times New Roman" w:hAnsi="Times New Roman" w:cs="Times New Roman"/>
-              </w:rPr>
-            </w:pPr>
-            <w:r>
-              <w:rPr>
-                <w:rFonts w:ascii="Times New Roman" w:hAnsi="Times New Roman" w:cs="Times New Roman"/>
-              </w:rPr>
-              <w:t>Week 6</w:t>
-            </w:r>
-          </w:p>
-        </w:tc>
-        <w:tc>
-          <w:tcPr>
-            <w:tcW w:w="4508" w:type="dxa"/>
-          </w:tcPr>
-          <w:p>
-            <w:pPr>
-              <w:spacing w:line="360" w:lineRule="auto"/>
-              <w:rPr>
-                <w:rFonts w:ascii="Times New Roman" w:hAnsi="Times New Roman" w:cs="Times New Roman"/>
-              </w:rPr>
-            </w:pPr>
-            <w:r>
-              <w:rPr>
-                <w:rFonts w:ascii="Times New Roman" w:hAnsi="Times New Roman" w:cs="Times New Roman"/>
-              </w:rPr>
-              <w:t>Start drafting Results &amp; Discussion section</w:t>
-            </w:r>
-          </w:p>
-        </w:tc>
-      </w:tr>
-      <w:tr>
-        <w:tc>
-          <w:tcPr>
-            <w:tcW w:w="4508" w:type="dxa"/>
-          </w:tcPr>
-          <w:p>
-            <w:pPr>
-              <w:spacing w:line="360" w:lineRule="auto"/>
-              <w:rPr>
-                <w:rFonts w:ascii="Times New Roman" w:hAnsi="Times New Roman" w:cs="Times New Roman"/>
-              </w:rPr>
-            </w:pPr>
-            <w:r>
-              <w:rPr>
-                <w:rFonts w:ascii="Times New Roman" w:hAnsi="Times New Roman" w:cs="Times New Roman"/>
-              </w:rPr>
-              <w:t>Week 7</w:t>
-            </w:r>
-          </w:p>
-        </w:tc>
-        <w:tc>
-          <w:tcPr>
-            <w:tcW w:w="4508" w:type="dxa"/>
-          </w:tcPr>
-          <w:p>
-            <w:pPr>
-              <w:spacing w:line="360" w:lineRule="auto"/>
-              <w:rPr>
-                <w:rFonts w:ascii="Times New Roman" w:hAnsi="Times New Roman" w:cs="Times New Roman"/>
-              </w:rPr>
-            </w:pPr>
-            <w:r>
-              <w:rPr>
-                <w:rFonts w:ascii="Times New Roman" w:hAnsi="Times New Roman" w:cs="Times New Roman"/>
-              </w:rPr>
-              <w:t>Finish Methodology</w:t>
-            </w:r>
-          </w:p>
-        </w:tc>
-      </w:tr>
-      <w:tr>
-        <w:tc>
-          <w:tcPr>
-            <w:tcW w:w="4508" w:type="dxa"/>
-          </w:tcPr>
-          <w:p>
-            <w:pPr>
-              <w:spacing w:line="360" w:lineRule="auto"/>
-              <w:rPr>
-                <w:rFonts w:ascii="Times New Roman" w:hAnsi="Times New Roman" w:cs="Times New Roman"/>
-              </w:rPr>
-            </w:pPr>
-            <w:r>
-              <w:rPr>
-                <w:rFonts w:ascii="Times New Roman" w:hAnsi="Times New Roman" w:cs="Times New Roman"/>
-              </w:rPr>
-              <w:t>Week 8</w:t>
-            </w:r>
-          </w:p>
-        </w:tc>
-        <w:tc>
-          <w:tcPr>
-            <w:tcW w:w="4508" w:type="dxa"/>
-          </w:tcPr>
-          <w:p>
-            <w:pPr>
-              <w:spacing w:line="360" w:lineRule="auto"/>
-              <w:rPr>
-                <w:rFonts w:ascii="Times New Roman" w:hAnsi="Times New Roman" w:cs="Times New Roman"/>
-              </w:rPr>
-            </w:pPr>
-            <w:r>
-              <w:rPr>
-                <w:rFonts w:ascii="Times New Roman" w:hAnsi="Times New Roman" w:cs="Times New Roman"/>
-              </w:rPr>
-              <w:t>Continue running experiments if needed</w:t>
-            </w:r>
-          </w:p>
-        </w:tc>
-      </w:tr>
-      <w:tr>
-        <w:tc>
-          <w:tcPr>
-            <w:tcW w:w="4508" w:type="dxa"/>
-          </w:tcPr>
-          <w:p>
-            <w:pPr>
-              <w:spacing w:line="360" w:lineRule="auto"/>
-              <w:rPr>
-                <w:rFonts w:ascii="Times New Roman" w:hAnsi="Times New Roman" w:cs="Times New Roman"/>
-              </w:rPr>
-            </w:pPr>
-            <w:r>
-              <w:rPr>
-                <w:rFonts w:ascii="Times New Roman" w:hAnsi="Times New Roman" w:cs="Times New Roman"/>
-              </w:rPr>
-              <w:t>Week 9</w:t>
-            </w:r>
-          </w:p>
-        </w:tc>
-        <w:tc>
-          <w:tcPr>
-            <w:tcW w:w="4508" w:type="dxa"/>
-          </w:tcPr>
-          <w:p>
-            <w:pPr>
-              <w:spacing w:line="360" w:lineRule="auto"/>
-              <w:rPr>
-                <w:rFonts w:ascii="Times New Roman" w:hAnsi="Times New Roman" w:cs="Times New Roman"/>
-              </w:rPr>
-            </w:pPr>
-            <w:r>
-              <w:rPr>
-                <w:rFonts w:ascii="Times New Roman" w:hAnsi="Times New Roman" w:cs="Times New Roman"/>
-              </w:rPr>
-              <w:t>Finish Results &amp; Discussion</w:t>
-            </w:r>
-          </w:p>
-        </w:tc>
-      </w:tr>
-      <w:tr>
-        <w:tc>
-          <w:tcPr>
-            <w:tcW w:w="4508" w:type="dxa"/>
-          </w:tcPr>
-          <w:p>
-            <w:pPr>
-              <w:spacing w:line="360" w:lineRule="auto"/>
-              <w:rPr>
-                <w:rFonts w:ascii="Times New Roman" w:hAnsi="Times New Roman" w:cs="Times New Roman"/>
-              </w:rPr>
-            </w:pPr>
-            <w:r>
-              <w:rPr>
-                <w:rFonts w:ascii="Times New Roman" w:hAnsi="Times New Roman" w:cs="Times New Roman"/>
-              </w:rPr>
-              <w:t>Week 10</w:t>
-            </w:r>
-          </w:p>
-        </w:tc>
-        <w:tc>
-          <w:tcPr>
-            <w:tcW w:w="4508" w:type="dxa"/>
-          </w:tcPr>
-          <w:p>
-            <w:pPr>
-              <w:spacing w:line="360" w:lineRule="auto"/>
-              <w:rPr>
-                <w:rFonts w:ascii="Times New Roman" w:hAnsi="Times New Roman" w:cs="Times New Roman"/>
-              </w:rPr>
-            </w:pPr>
-            <w:r>
-              <w:rPr>
-                <w:rFonts w:ascii="Times New Roman" w:hAnsi="Times New Roman" w:cs="Times New Roman"/>
-              </w:rPr>
-              <w:t>Write conclusion &amp; Future Work</w:t>
-            </w:r>
-          </w:p>
-        </w:tc>
-      </w:tr>
-      <w:tr>
-        <w:tc>
-          <w:tcPr>
-            <w:tcW w:w="4508" w:type="dxa"/>
-          </w:tcPr>
-          <w:p>
-            <w:pPr>
-              <w:spacing w:line="360" w:lineRule="auto"/>
-              <w:rPr>
-                <w:rFonts w:ascii="Times New Roman" w:hAnsi="Times New Roman" w:cs="Times New Roman"/>
-              </w:rPr>
-            </w:pPr>
-            <w:r>
-              <w:rPr>
-                <w:rFonts w:ascii="Times New Roman" w:hAnsi="Times New Roman" w:cs="Times New Roman"/>
-              </w:rPr>
-              <w:lastRenderedPageBreak/>
-              <w:t>Week 11</w:t>
-            </w:r>
-          </w:p>
-        </w:tc>
-        <w:tc>
-          <w:tcPr>
-            <w:tcW w:w="4508" w:type="dxa"/>
-          </w:tcPr>
-          <w:p>
-            <w:pPr>
-              <w:spacing w:line="360" w:lineRule="auto"/>
-              <w:rPr>
-                <w:rFonts w:ascii="Times New Roman" w:hAnsi="Times New Roman" w:cs="Times New Roman"/>
-              </w:rPr>
-            </w:pPr>
-            <w:r>
-              <w:rPr>
-                <w:rFonts w:ascii="Times New Roman" w:hAnsi="Times New Roman" w:cs="Times New Roman"/>
-              </w:rPr>
-              <w:t>Final checks on Research Paper</w:t>
-            </w:r>
-          </w:p>
-        </w:tc>
-      </w:tr>
-      <w:tr>
-        <w:tc>
-          <w:tcPr>
-            <w:tcW w:w="4508" w:type="dxa"/>
-          </w:tcPr>
-          <w:p>
-            <w:pPr>
-              <w:spacing w:line="360" w:lineRule="auto"/>
-              <w:rPr>
-                <w:rFonts w:ascii="Times New Roman" w:hAnsi="Times New Roman" w:cs="Times New Roman"/>
-              </w:rPr>
-            </w:pPr>
-            <w:r>
-              <w:rPr>
-                <w:rFonts w:ascii="Times New Roman" w:hAnsi="Times New Roman" w:cs="Times New Roman"/>
-              </w:rPr>
-              <w:t>Week 12</w:t>
-            </w:r>
-          </w:p>
-        </w:tc>
-        <w:tc>
-          <w:tcPr>
-            <w:tcW w:w="4508" w:type="dxa"/>
-          </w:tcPr>
-          <w:p>
-            <w:pPr>
-              <w:spacing w:line="360" w:lineRule="auto"/>
-              <w:rPr>
-                <w:rFonts w:ascii="Times New Roman" w:hAnsi="Times New Roman" w:cs="Times New Roman"/>
-              </w:rPr>
-            </w:pPr>
-            <w:r>
-              <w:rPr>
-                <w:rFonts w:ascii="Times New Roman" w:hAnsi="Times New Roman" w:cs="Times New Roman"/>
-              </w:rPr>
-              <w:t>Prepare for Presentation</w:t>
-            </w:r>
-          </w:p>
-        </w:tc>
-      </w:tr>
-      <w:tr>
-        <w:tc>
-          <w:tcPr>
-            <w:tcW w:w="4508" w:type="dxa"/>
-          </w:tcPr>
-          <w:p>
-            <w:pPr>
-              <w:spacing w:line="360" w:lineRule="auto"/>
-              <w:rPr>
-                <w:rFonts w:ascii="Times New Roman" w:hAnsi="Times New Roman" w:cs="Times New Roman"/>
-              </w:rPr>
-            </w:pPr>
-            <w:r>
-              <w:rPr>
-                <w:rFonts w:ascii="Times New Roman" w:hAnsi="Times New Roman" w:cs="Times New Roman"/>
-              </w:rPr>
-              <w:t>Week 13</w:t>
-            </w:r>
-          </w:p>
-        </w:tc>
-        <w:tc>
-          <w:tcPr>
-            <w:tcW w:w="4508" w:type="dxa"/>
-          </w:tcPr>
-          <w:p>
-            <w:pPr>
-              <w:spacing w:line="360" w:lineRule="auto"/>
-              <w:rPr>
-                <w:rFonts w:ascii="Times New Roman" w:hAnsi="Times New Roman" w:cs="Times New Roman"/>
-              </w:rPr>
-            </w:pPr>
-            <w:r>
-              <w:rPr>
-                <w:rFonts w:ascii="Times New Roman" w:hAnsi="Times New Roman" w:cs="Times New Roman"/>
-              </w:rPr>
-              <w:t>Proofreading, formatting, presentation prep</w:t>
-            </w:r>
-          </w:p>
-        </w:tc>
-      </w:tr>
-    </w:tbl>
+      <w:r>
+        <w:rPr>
+          <w:rFonts w:ascii="Times New Roman" w:hAnsi="Times New Roman" w:cs="Times New Roman"/>
+          <w:lang w:val="en-US"/>
+        </w:rPr>
+        <w:t>This report is organized into 5 chapters. Chapter 2 is the literature review of resources related to the project. Chapter 3 talks about the implementation, datasets, methods and baselines of the project. Chapter 4 discusses the results of the project. Chapter 5 concludes the report and Chapter 6 makes recommendations for future work.</w:t>
+      </w:r>
+    </w:p>
     <w:p>
       <w:pPr>
         <w:spacing w:line="360" w:lineRule="auto"/>
@@ -3098,138 +5069,640 @@
           <w:lang w:val="en-US"/>
         </w:rPr>
       </w:pPr>
+    </w:p>
+    <w:p>
+      <w:pPr>
+        <w:spacing w:line="360" w:lineRule="auto"/>
+        <w:jc w:val="both"/>
+        <w:rPr>
+          <w:rFonts w:ascii="Times New Roman" w:hAnsi="Times New Roman" w:cs="Times New Roman"/>
+          <w:lang w:val="en-US"/>
+        </w:rPr>
+      </w:pPr>
+    </w:p>
+    <w:p>
+      <w:pPr>
+        <w:spacing w:line="360" w:lineRule="auto"/>
+        <w:jc w:val="both"/>
+        <w:rPr>
+          <w:rFonts w:ascii="Times New Roman" w:hAnsi="Times New Roman" w:cs="Times New Roman"/>
+          <w:lang w:val="en-US"/>
+        </w:rPr>
+      </w:pPr>
+    </w:p>
+    <w:p>
+      <w:pPr>
+        <w:spacing w:line="360" w:lineRule="auto"/>
+        <w:jc w:val="both"/>
+        <w:rPr>
+          <w:rFonts w:ascii="Times New Roman" w:hAnsi="Times New Roman" w:cs="Times New Roman"/>
+          <w:lang w:val="en-US"/>
+        </w:rPr>
+      </w:pPr>
+    </w:p>
+    <w:p>
+      <w:pPr>
+        <w:spacing w:line="360" w:lineRule="auto"/>
+        <w:jc w:val="both"/>
+        <w:rPr>
+          <w:rFonts w:ascii="Times New Roman" w:hAnsi="Times New Roman" w:cs="Times New Roman"/>
+          <w:lang w:val="en-US"/>
+        </w:rPr>
+      </w:pPr>
+    </w:p>
+    <w:p>
+      <w:pPr>
+        <w:spacing w:line="360" w:lineRule="auto"/>
+        <w:jc w:val="both"/>
+        <w:rPr>
+          <w:rFonts w:ascii="Times New Roman" w:hAnsi="Times New Roman" w:cs="Times New Roman"/>
+          <w:lang w:val="en-US"/>
+        </w:rPr>
+      </w:pPr>
+    </w:p>
+    <w:p>
+      <w:pPr>
+        <w:spacing w:line="360" w:lineRule="auto"/>
+        <w:jc w:val="both"/>
+        <w:rPr>
+          <w:rFonts w:ascii="Times New Roman" w:hAnsi="Times New Roman" w:cs="Times New Roman"/>
+          <w:lang w:val="en-US"/>
+        </w:rPr>
+      </w:pPr>
+    </w:p>
+    <w:p>
+      <w:pPr>
+        <w:spacing w:line="360" w:lineRule="auto"/>
+        <w:jc w:val="both"/>
+        <w:rPr>
+          <w:rFonts w:ascii="Times New Roman" w:hAnsi="Times New Roman" w:cs="Times New Roman"/>
+          <w:lang w:val="en-US"/>
+        </w:rPr>
+      </w:pPr>
+    </w:p>
+    <w:p>
+      <w:pPr>
+        <w:spacing w:line="360" w:lineRule="auto"/>
+        <w:jc w:val="both"/>
+        <w:rPr>
+          <w:rFonts w:ascii="Times New Roman" w:hAnsi="Times New Roman" w:cs="Times New Roman"/>
+          <w:lang w:val="en-US"/>
+        </w:rPr>
+      </w:pPr>
+    </w:p>
+    <w:p>
+      <w:pPr>
+        <w:spacing w:line="360" w:lineRule="auto"/>
+        <w:jc w:val="both"/>
+        <w:rPr>
+          <w:rFonts w:ascii="Times New Roman" w:hAnsi="Times New Roman" w:cs="Times New Roman"/>
+          <w:lang w:val="en-US"/>
+        </w:rPr>
+      </w:pPr>
+    </w:p>
+    <w:p>
+      <w:pPr>
+        <w:spacing w:line="360" w:lineRule="auto"/>
+        <w:jc w:val="both"/>
+        <w:rPr>
+          <w:rFonts w:ascii="Times New Roman" w:hAnsi="Times New Roman" w:cs="Times New Roman"/>
+          <w:lang w:val="en-US"/>
+        </w:rPr>
+      </w:pPr>
+    </w:p>
+    <w:p>
+      <w:pPr>
+        <w:spacing w:line="360" w:lineRule="auto"/>
+        <w:jc w:val="both"/>
+        <w:rPr>
+          <w:rFonts w:ascii="Times New Roman" w:hAnsi="Times New Roman" w:cs="Times New Roman"/>
+          <w:lang w:val="en-US"/>
+        </w:rPr>
+      </w:pPr>
+    </w:p>
+    <w:p>
+      <w:pPr>
+        <w:spacing w:line="360" w:lineRule="auto"/>
+        <w:jc w:val="both"/>
+        <w:rPr>
+          <w:rFonts w:ascii="Times New Roman" w:hAnsi="Times New Roman" w:cs="Times New Roman"/>
+          <w:lang w:val="en-US"/>
+        </w:rPr>
+      </w:pPr>
+    </w:p>
+    <w:p>
+      <w:pPr>
+        <w:spacing w:line="360" w:lineRule="auto"/>
+        <w:jc w:val="both"/>
+        <w:rPr>
+          <w:rFonts w:ascii="Times New Roman" w:hAnsi="Times New Roman" w:cs="Times New Roman"/>
+          <w:lang w:val="en-US"/>
+        </w:rPr>
+      </w:pPr>
+    </w:p>
+    <w:p>
+      <w:pPr>
+        <w:spacing w:line="360" w:lineRule="auto"/>
+        <w:jc w:val="both"/>
+        <w:rPr>
+          <w:rFonts w:ascii="Times New Roman" w:hAnsi="Times New Roman" w:cs="Times New Roman"/>
+          <w:lang w:val="en-US"/>
+        </w:rPr>
+      </w:pPr>
+    </w:p>
+    <w:p>
+      <w:pPr>
+        <w:spacing w:line="360" w:lineRule="auto"/>
+        <w:jc w:val="both"/>
+        <w:rPr>
+          <w:rFonts w:ascii="Times New Roman" w:hAnsi="Times New Roman" w:cs="Times New Roman"/>
+          <w:lang w:val="en-US"/>
+        </w:rPr>
+      </w:pPr>
+    </w:p>
+    <w:p>
+      <w:pPr>
+        <w:spacing w:line="360" w:lineRule="auto"/>
+        <w:jc w:val="both"/>
+        <w:rPr>
+          <w:rFonts w:ascii="Times New Roman" w:hAnsi="Times New Roman" w:cs="Times New Roman"/>
+          <w:lang w:val="en-US"/>
+        </w:rPr>
+      </w:pPr>
+    </w:p>
+    <w:p>
+      <w:pPr>
+        <w:spacing w:line="360" w:lineRule="auto"/>
+        <w:jc w:val="both"/>
+        <w:rPr>
+          <w:rFonts w:ascii="Times New Roman" w:hAnsi="Times New Roman" w:cs="Times New Roman"/>
+          <w:lang w:val="en-US"/>
+        </w:rPr>
+      </w:pPr>
+    </w:p>
+    <w:p>
+      <w:pPr>
+        <w:spacing w:line="360" w:lineRule="auto"/>
+        <w:jc w:val="both"/>
+        <w:rPr>
+          <w:rFonts w:ascii="Times New Roman" w:hAnsi="Times New Roman" w:cs="Times New Roman"/>
+          <w:lang w:val="en-US"/>
+        </w:rPr>
+      </w:pPr>
+    </w:p>
+    <w:p>
+      <w:pPr>
+        <w:spacing w:line="360" w:lineRule="auto"/>
+        <w:jc w:val="both"/>
+        <w:rPr>
+          <w:rFonts w:ascii="Times New Roman" w:hAnsi="Times New Roman" w:cs="Times New Roman"/>
+          <w:lang w:val="en-US"/>
+        </w:rPr>
+      </w:pPr>
+    </w:p>
+    <w:p>
+      <w:pPr>
+        <w:spacing w:line="360" w:lineRule="auto"/>
+        <w:rPr>
+          <w:rFonts w:ascii="Times New Roman" w:hAnsi="Times New Roman" w:cs="Times New Roman"/>
+          <w:b/>
+          <w:bCs/>
+          <w:sz w:val="48"/>
+          <w:szCs w:val="48"/>
+          <w:lang w:val="en-US"/>
+        </w:rPr>
+      </w:pPr>
+      <w:r>
+        <w:rPr>
+          <w:rFonts w:ascii="Times New Roman" w:hAnsi="Times New Roman" w:cs="Times New Roman"/>
+          <w:b/>
+          <w:bCs/>
+          <w:sz w:val="48"/>
+          <w:szCs w:val="48"/>
+          <w:lang w:val="en-US"/>
+        </w:rPr>
+        <w:lastRenderedPageBreak/>
+        <w:t xml:space="preserve">Chapter </w:t>
+      </w:r>
+      <w:r>
+        <w:rPr>
+          <w:rFonts w:ascii="Times New Roman" w:hAnsi="Times New Roman" w:cs="Times New Roman"/>
+          <w:b/>
+          <w:bCs/>
+          <w:sz w:val="48"/>
+          <w:szCs w:val="48"/>
+          <w:lang w:val="en-US"/>
+        </w:rPr>
+        <w:t>2</w:t>
+      </w:r>
+    </w:p>
+    <w:p>
+      <w:pPr>
+        <w:spacing w:line="360" w:lineRule="auto"/>
+        <w:rPr>
+          <w:rFonts w:ascii="Times New Roman" w:hAnsi="Times New Roman" w:cs="Times New Roman"/>
+          <w:b/>
+          <w:bCs/>
+          <w:sz w:val="40"/>
+          <w:szCs w:val="40"/>
+          <w:lang w:val="en-US"/>
+        </w:rPr>
+      </w:pPr>
+      <w:r>
+        <w:rPr>
+          <w:rFonts w:ascii="Times New Roman" w:hAnsi="Times New Roman" w:cs="Times New Roman"/>
+          <w:b/>
+          <w:bCs/>
+          <w:sz w:val="40"/>
+          <w:szCs w:val="40"/>
+          <w:lang w:val="en-US"/>
+        </w:rPr>
+        <w:t>Literature Review</w:t>
+      </w:r>
+    </w:p>
+    <w:p>
+      <w:pPr>
+        <w:spacing w:line="360" w:lineRule="auto"/>
+        <w:rPr>
+          <w:rFonts w:ascii="Times New Roman" w:hAnsi="Times New Roman" w:cs="Times New Roman"/>
+          <w:b/>
+          <w:bCs/>
+          <w:sz w:val="40"/>
+          <w:szCs w:val="40"/>
+          <w:lang w:val="en-US"/>
+        </w:rPr>
+      </w:pPr>
+    </w:p>
+    <w:p>
+      <w:pPr>
+        <w:spacing w:line="360" w:lineRule="auto"/>
+        <w:rPr>
+          <w:rFonts w:ascii="Times New Roman" w:hAnsi="Times New Roman" w:cs="Times New Roman"/>
+          <w:lang w:val="en-US"/>
+        </w:rPr>
+      </w:pPr>
+      <w:r>
+        <w:rPr>
+          <w:rFonts w:ascii="Times New Roman" w:hAnsi="Times New Roman" w:cs="Times New Roman"/>
+          <w:b/>
+          <w:bCs/>
+          <w:sz w:val="40"/>
+          <w:szCs w:val="40"/>
+          <w:lang w:val="en-US"/>
+        </w:rPr>
+        <w:t>2.1 Graph Neural Networks</w:t>
+      </w:r>
+      <w:r>
+        <w:rPr>
+          <w:rFonts w:ascii="Times New Roman" w:hAnsi="Times New Roman" w:cs="Times New Roman"/>
+          <w:b/>
+          <w:bCs/>
+          <w:sz w:val="40"/>
+          <w:szCs w:val="40"/>
+          <w:lang w:val="en-US"/>
+        </w:rPr>
+        <w:br/>
+      </w:r>
+      <w:r>
+        <w:rPr>
+          <w:rFonts w:ascii="Times New Roman" w:hAnsi="Times New Roman" w:cs="Times New Roman"/>
+        </w:rPr>
+        <w:t xml:space="preserve">Graph Neural Networks (GNNs) are specialized AI systems designed to process data structured as networks. Inspired by the interconnected neurons of the human brain, these models use complex algorithms to identify and </w:t>
+      </w:r>
+      <w:proofErr w:type="spellStart"/>
+      <w:r>
+        <w:rPr>
+          <w:rFonts w:ascii="Times New Roman" w:hAnsi="Times New Roman" w:cs="Times New Roman"/>
+        </w:rPr>
+        <w:t>analyze</w:t>
+      </w:r>
+      <w:proofErr w:type="spellEnd"/>
+      <w:r>
+        <w:rPr>
+          <w:rFonts w:ascii="Times New Roman" w:hAnsi="Times New Roman" w:cs="Times New Roman"/>
+        </w:rPr>
+        <w:t xml:space="preserve"> the hidden patterns and links within networked information.</w:t>
+      </w:r>
+    </w:p>
+    <w:p>
+      <w:pPr>
+        <w:spacing w:line="360" w:lineRule="auto"/>
+        <w:jc w:val="both"/>
+        <w:rPr>
+          <w:rFonts w:ascii="Times New Roman" w:hAnsi="Times New Roman" w:cs="Times New Roman"/>
+          <w:sz w:val="40"/>
+          <w:szCs w:val="40"/>
+          <w:lang w:val="en-US"/>
+        </w:rPr>
+      </w:pPr>
+    </w:p>
+    <w:p>
+      <w:pPr>
+        <w:spacing w:line="360" w:lineRule="auto"/>
+        <w:jc w:val="both"/>
+        <w:rPr>
+          <w:rFonts w:ascii="Times New Roman" w:hAnsi="Times New Roman" w:cs="Times New Roman"/>
+          <w:b/>
+          <w:bCs/>
+          <w:sz w:val="40"/>
+          <w:szCs w:val="40"/>
+          <w:lang w:val="en-US"/>
+        </w:rPr>
+      </w:pPr>
+      <w:r>
+        <w:rPr>
+          <w:rFonts w:ascii="Times New Roman" w:hAnsi="Times New Roman" w:cs="Times New Roman"/>
+          <w:b/>
+          <w:bCs/>
+          <w:sz w:val="40"/>
+          <w:szCs w:val="40"/>
+          <w:lang w:val="en-US"/>
+        </w:rPr>
+        <w:t>2.1</w:t>
+      </w:r>
+      <w:r>
+        <w:rPr>
+          <w:rFonts w:ascii="Times New Roman" w:hAnsi="Times New Roman" w:cs="Times New Roman"/>
+          <w:b/>
+          <w:bCs/>
+          <w:sz w:val="40"/>
+          <w:szCs w:val="40"/>
+          <w:lang w:val="en-US"/>
+        </w:rPr>
+        <w:t>.1</w:t>
+      </w:r>
+      <w:r>
+        <w:rPr>
+          <w:rFonts w:ascii="Times New Roman" w:hAnsi="Times New Roman" w:cs="Times New Roman"/>
+          <w:b/>
+          <w:bCs/>
+          <w:sz w:val="40"/>
+          <w:szCs w:val="40"/>
+          <w:lang w:val="en-US"/>
+        </w:rPr>
+        <w:t xml:space="preserve"> Graph </w:t>
+      </w:r>
+      <w:r>
+        <w:rPr>
+          <w:rFonts w:ascii="Times New Roman" w:hAnsi="Times New Roman" w:cs="Times New Roman"/>
+          <w:b/>
+          <w:bCs/>
+          <w:sz w:val="40"/>
+          <w:szCs w:val="40"/>
+          <w:lang w:val="en-US"/>
+        </w:rPr>
+        <w:t>Data Types</w:t>
+      </w:r>
+    </w:p>
+    <w:p>
+      <w:pPr>
+        <w:spacing w:line="360" w:lineRule="auto"/>
+        <w:jc w:val="both"/>
+        <w:rPr>
+          <w:rFonts w:ascii="Times New Roman" w:hAnsi="Times New Roman" w:cs="Times New Roman"/>
+        </w:rPr>
+      </w:pPr>
+      <w:r>
+        <w:rPr>
+          <w:rFonts w:ascii="Times New Roman" w:hAnsi="Times New Roman" w:cs="Times New Roman"/>
+        </w:rPr>
+        <w:t xml:space="preserve">Graph data structure consists of 2 components - vertices (or nodes) and edges (or links). A graph G = (V, E) can be described by the set of vertices and edges it contains. Nodes in a graph can be labelled or </w:t>
+      </w:r>
+      <w:proofErr w:type="gramStart"/>
+      <w:r>
+        <w:rPr>
+          <w:rFonts w:ascii="Times New Roman" w:hAnsi="Times New Roman" w:cs="Times New Roman"/>
+        </w:rPr>
+        <w:t>unlabelled, and</w:t>
+      </w:r>
+      <w:proofErr w:type="gramEnd"/>
+      <w:r>
+        <w:rPr>
+          <w:rFonts w:ascii="Times New Roman" w:hAnsi="Times New Roman" w:cs="Times New Roman"/>
+        </w:rPr>
+        <w:t xml:space="preserve"> are often associated with node feature vectors that hold information about a node. Edges in a graph may connect two </w:t>
+      </w:r>
+      <w:proofErr w:type="gramStart"/>
+      <w:r>
+        <w:rPr>
+          <w:rFonts w:ascii="Times New Roman" w:hAnsi="Times New Roman" w:cs="Times New Roman"/>
+        </w:rPr>
+        <w:t>nodes, or</w:t>
+      </w:r>
+      <w:proofErr w:type="gramEnd"/>
+      <w:r>
+        <w:rPr>
+          <w:rFonts w:ascii="Times New Roman" w:hAnsi="Times New Roman" w:cs="Times New Roman"/>
+        </w:rPr>
+        <w:t xml:space="preserve"> create a self-loop within one node. It represents the presence of a relationship between the node(s). Edges can be directed or undirected, and weighted, which gives rise to many types of </w:t>
+      </w:r>
+      <w:proofErr w:type="gramStart"/>
+      <w:r>
+        <w:rPr>
+          <w:rFonts w:ascii="Times New Roman" w:hAnsi="Times New Roman" w:cs="Times New Roman"/>
+        </w:rPr>
+        <w:t>graph</w:t>
+      </w:r>
+      <w:proofErr w:type="gramEnd"/>
+      <w:r>
+        <w:rPr>
+          <w:rFonts w:ascii="Times New Roman" w:hAnsi="Times New Roman" w:cs="Times New Roman"/>
+        </w:rPr>
+        <w:t>.</w:t>
+      </w:r>
+    </w:p>
+    <w:p>
+      <w:pPr>
+        <w:spacing w:line="360" w:lineRule="auto"/>
+        <w:jc w:val="both"/>
+        <w:rPr>
+          <w:rFonts w:ascii="Times New Roman" w:hAnsi="Times New Roman" w:cs="Times New Roman"/>
+        </w:rPr>
+      </w:pPr>
+      <w:r>
+        <w:rPr>
+          <w:rFonts w:ascii="Times New Roman" w:hAnsi="Times New Roman" w:cs="Times New Roman"/>
+        </w:rPr>
+        <w:t xml:space="preserve">Figure 2.1 Graph data structure - </w:t>
+      </w:r>
+    </w:p>
+    <w:p>
+      <w:pPr>
+        <w:spacing w:line="360" w:lineRule="auto"/>
+        <w:jc w:val="both"/>
+        <w:rPr>
+          <w:rFonts w:ascii="Times New Roman" w:hAnsi="Times New Roman" w:cs="Times New Roman"/>
+          <w:lang w:val="en-US"/>
+        </w:rPr>
+      </w:pPr>
+      <w:r>
+        <w:rPr>
+          <w:rFonts w:ascii="Times New Roman" w:hAnsi="Times New Roman" w:cs="Times New Roman"/>
+        </w:rPr>
+        <w:t>Graphs are a very useful data structure as it models real-world situations well. For instance, it represents a social network, citation network, protein-protein interaction, etc. In a social media network, nodes can represent users and edges represent friendship.</w:t>
+      </w:r>
+    </w:p>
+    <w:p>
+      <w:pPr>
+        <w:spacing w:line="360" w:lineRule="auto"/>
+        <w:jc w:val="both"/>
+        <w:rPr>
+          <w:rFonts w:ascii="Times New Roman" w:hAnsi="Times New Roman" w:cs="Times New Roman"/>
+          <w:lang w:val="en-US"/>
+        </w:rPr>
+      </w:pPr>
+    </w:p>
+    <w:p>
+      <w:pPr>
+        <w:spacing w:line="360" w:lineRule="auto"/>
+        <w:jc w:val="both"/>
+        <w:rPr>
+          <w:rFonts w:ascii="Times New Roman" w:hAnsi="Times New Roman" w:cs="Times New Roman"/>
+          <w:lang w:val="en-US"/>
+        </w:rPr>
+      </w:pPr>
+    </w:p>
+    <w:p>
+      <w:pPr>
+        <w:spacing w:line="360" w:lineRule="auto"/>
+        <w:jc w:val="both"/>
+        <w:rPr>
+          <w:rFonts w:ascii="Times New Roman" w:hAnsi="Times New Roman" w:cs="Times New Roman"/>
+          <w:lang w:val="en-US"/>
+        </w:rPr>
+      </w:pPr>
+    </w:p>
+    <w:p>
+      <w:pPr>
+        <w:spacing w:line="360" w:lineRule="auto"/>
+        <w:jc w:val="both"/>
+        <w:rPr>
+          <w:rFonts w:ascii="Times New Roman" w:hAnsi="Times New Roman" w:cs="Times New Roman"/>
+          <w:lang w:val="en-US"/>
+        </w:rPr>
+      </w:pPr>
+    </w:p>
+    <w:p>
+      <w:pPr>
+        <w:spacing w:line="360" w:lineRule="auto"/>
+        <w:jc w:val="both"/>
+        <w:rPr>
+          <w:rFonts w:ascii="Times New Roman" w:hAnsi="Times New Roman" w:cs="Times New Roman"/>
+          <w:b/>
+          <w:bCs/>
+          <w:sz w:val="40"/>
+          <w:szCs w:val="40"/>
+          <w:lang w:val="en-US"/>
+        </w:rPr>
+      </w:pPr>
+      <w:r>
+        <w:rPr>
+          <w:rFonts w:ascii="Times New Roman" w:hAnsi="Times New Roman" w:cs="Times New Roman"/>
+          <w:b/>
+          <w:bCs/>
+          <w:sz w:val="40"/>
+          <w:szCs w:val="40"/>
+          <w:lang w:val="en-US"/>
+        </w:rPr>
+        <w:lastRenderedPageBreak/>
+        <w:t>2.1.2 Graph Representation</w:t>
+      </w:r>
+    </w:p>
+    <w:p>
+      <w:pPr>
+        <w:spacing w:line="360" w:lineRule="auto"/>
+        <w:rPr>
+          <w:rFonts w:ascii="Times New Roman" w:hAnsi="Times New Roman" w:cs="Times New Roman"/>
+        </w:rPr>
+      </w:pPr>
+      <w:proofErr w:type="gramStart"/>
+      <w:r>
+        <w:rPr>
+          <w:rFonts w:ascii="Times New Roman" w:hAnsi="Times New Roman" w:cs="Times New Roman"/>
+          <w:lang w:val="en-US"/>
+        </w:rPr>
+        <w:t>In order to</w:t>
+      </w:r>
+      <w:proofErr w:type="gramEnd"/>
+      <w:r>
+        <w:rPr>
+          <w:rFonts w:ascii="Times New Roman" w:hAnsi="Times New Roman" w:cs="Times New Roman"/>
+          <w:lang w:val="en-US"/>
+        </w:rPr>
+        <w:t xml:space="preserve"> feed data into the GNN models, we need to know how graphs </w:t>
+      </w:r>
+      <w:proofErr w:type="gramStart"/>
+      <w:r>
+        <w:rPr>
+          <w:rFonts w:ascii="Times New Roman" w:hAnsi="Times New Roman" w:cs="Times New Roman"/>
+          <w:lang w:val="en-US"/>
+        </w:rPr>
+        <w:t>can be</w:t>
+      </w:r>
+      <w:proofErr w:type="gramEnd"/>
+      <w:r>
+        <w:rPr>
+          <w:rFonts w:ascii="Times New Roman" w:hAnsi="Times New Roman" w:cs="Times New Roman"/>
+          <w:lang w:val="en-US"/>
+        </w:rPr>
+        <w:t xml:space="preserve"> </w:t>
+      </w:r>
+      <w:r>
+        <w:rPr>
+          <w:rFonts w:ascii="Times New Roman" w:hAnsi="Times New Roman" w:cs="Times New Roman"/>
+        </w:rPr>
+        <w:t xml:space="preserve">be stored and represented to be fed into the neural network. The graph-structured data had to be shaped into features that can be interpreted by the neural network. The features of the nodes and edges of the graph can be represented by matrices to implement GNNs. </w:t>
+      </w:r>
+      <w:r>
+        <w:rPr>
+          <w:rFonts w:ascii="Times New Roman" w:hAnsi="Times New Roman" w:cs="Times New Roman"/>
+        </w:rPr>
+        <w:t>These are a few ways summarised:</w:t>
+      </w:r>
     </w:p>
     <w:p>
       <w:pPr>
         <w:pStyle w:val="ListParagraph"/>
         <w:numPr>
           <w:ilvl w:val="0"/>
-          <w:numId w:val="1"/>
+          <w:numId w:val="6"/>
         </w:numPr>
         <w:spacing w:line="360" w:lineRule="auto"/>
         <w:rPr>
           <w:rFonts w:ascii="Times New Roman" w:hAnsi="Times New Roman" w:cs="Times New Roman"/>
           <w:b/>
           <w:bCs/>
-          <w:vanish/>
-          <w:sz w:val="32"/>
-          <w:szCs w:val="32"/>
-          <w:lang w:val="en-US"/>
-        </w:rPr>
-      </w:pPr>
-    </w:p>
-    <w:p>
-      <w:pPr>
-        <w:pStyle w:val="ListParagraph"/>
-        <w:numPr>
-          <w:ilvl w:val="1"/>
-          <w:numId w:val="1"/>
-        </w:numPr>
-        <w:spacing w:line="360" w:lineRule="auto"/>
-        <w:rPr>
-          <w:rFonts w:ascii="Times New Roman" w:hAnsi="Times New Roman" w:cs="Times New Roman"/>
-          <w:b/>
-          <w:bCs/>
-          <w:sz w:val="32"/>
-          <w:szCs w:val="32"/>
-          <w:lang w:val="en-US"/>
-        </w:rPr>
-      </w:pPr>
-      <w:r>
-        <w:rPr>
-          <w:rFonts w:ascii="Times New Roman" w:hAnsi="Times New Roman" w:cs="Times New Roman"/>
-          <w:b/>
-          <w:bCs/>
-          <w:sz w:val="32"/>
-          <w:szCs w:val="32"/>
-          <w:lang w:val="en-US"/>
-        </w:rPr>
-        <w:t>Work Done So Far</w:t>
-      </w:r>
-    </w:p>
-    <w:p>
-      <w:pPr>
-        <w:spacing w:line="360" w:lineRule="auto"/>
-        <w:rPr>
-          <w:rFonts w:ascii="Times New Roman" w:hAnsi="Times New Roman" w:cs="Times New Roman"/>
-          <w:lang w:val="en-US"/>
-        </w:rPr>
-      </w:pPr>
-      <w:r>
-        <w:rPr>
-          <w:rFonts w:ascii="Times New Roman" w:hAnsi="Times New Roman" w:cs="Times New Roman"/>
-          <w:lang w:val="en-US"/>
-        </w:rPr>
-        <w:t xml:space="preserve">I have completed several literature reviews across various research papers to deepen my understanding of GNNs but still trying to understand how to use the various GNN explainers. I have roughly drafted my introduction but there will be changes as I conduct my experiments. </w:t>
-      </w:r>
-    </w:p>
-    <w:p>
-      <w:pPr>
-        <w:spacing w:line="360" w:lineRule="auto"/>
-        <w:rPr>
-          <w:rFonts w:ascii="Times New Roman" w:hAnsi="Times New Roman" w:cs="Times New Roman"/>
-          <w:lang w:val="en-US"/>
-        </w:rPr>
-      </w:pPr>
-      <w:r>
-        <w:rPr>
-          <w:rFonts w:ascii="Times New Roman" w:hAnsi="Times New Roman" w:cs="Times New Roman"/>
-          <w:lang w:val="en-US"/>
-        </w:rPr>
-        <w:t xml:space="preserve">Some problems I have encountered at the start is to understand how GNNs work as </w:t>
-      </w:r>
-      <w:r>
-        <w:rPr>
-          <w:rFonts w:ascii="Times New Roman" w:hAnsi="Times New Roman" w:cs="Times New Roman"/>
-          <w:lang w:val="en-US"/>
-        </w:rPr>
-        <w:t>they</w:t>
-      </w:r>
-      <w:r>
-        <w:rPr>
-          <w:rFonts w:ascii="Times New Roman" w:hAnsi="Times New Roman" w:cs="Times New Roman"/>
-          <w:lang w:val="en-US"/>
-        </w:rPr>
-        <w:t xml:space="preserve"> are more complex compared to other neural networks like Convolutional Neural Networks (CNNs) and GNNs are something we do not learn in school. I also encountered problems when implementing some code as older research papers have outdated library versions and it is hard for me to try the source code out. I have also not been able to progress at the pace I wanted due to my other courses taking up my time as I am not proficient in them, and I am also taking a </w:t>
-      </w:r>
-      <w:proofErr w:type="gramStart"/>
-      <w:r>
-        <w:rPr>
-          <w:rFonts w:ascii="Times New Roman" w:hAnsi="Times New Roman" w:cs="Times New Roman"/>
-          <w:lang w:val="en-US"/>
-        </w:rPr>
-        <w:t>Master’s</w:t>
-      </w:r>
-      <w:proofErr w:type="gramEnd"/>
-      <w:r>
-        <w:rPr>
-          <w:rFonts w:ascii="Times New Roman" w:hAnsi="Times New Roman" w:cs="Times New Roman"/>
-          <w:lang w:val="en-US"/>
-        </w:rPr>
-        <w:t xml:space="preserve"> level course for my </w:t>
-      </w:r>
-      <w:proofErr w:type="spellStart"/>
-      <w:r>
-        <w:rPr>
-          <w:rFonts w:ascii="Times New Roman" w:hAnsi="Times New Roman" w:cs="Times New Roman"/>
-          <w:lang w:val="en-US"/>
-        </w:rPr>
-        <w:t>specialisation</w:t>
-      </w:r>
-      <w:proofErr w:type="spellEnd"/>
-      <w:r>
-        <w:rPr>
-          <w:rFonts w:ascii="Times New Roman" w:hAnsi="Times New Roman" w:cs="Times New Roman"/>
-          <w:lang w:val="en-US"/>
-        </w:rPr>
-        <w:t xml:space="preserve">. </w:t>
-      </w:r>
-      <w:r>
-        <w:rPr>
-          <w:rFonts w:ascii="Times New Roman" w:hAnsi="Times New Roman" w:cs="Times New Roman"/>
-          <w:lang w:val="en-US"/>
-        </w:rPr>
-        <w:t xml:space="preserve">However, I will spend more time during the holidays after my finals to catch up on my FYP. </w:t>
+        </w:rPr>
+      </w:pPr>
+      <w:r>
+        <w:rPr>
+          <w:rFonts w:ascii="Times New Roman" w:hAnsi="Times New Roman" w:cs="Times New Roman"/>
+          <w:b/>
+          <w:bCs/>
+          <w:lang w:val="en-US"/>
+        </w:rPr>
+        <w:t>Adjacency matrix</w:t>
+      </w:r>
+      <w:r>
+        <w:rPr>
+          <w:rFonts w:ascii="Times New Roman" w:hAnsi="Times New Roman" w:cs="Times New Roman"/>
+          <w:b/>
+          <w:bCs/>
+          <w:lang w:val="en-US"/>
+        </w:rPr>
+        <w:t xml:space="preserve">: </w:t>
+      </w:r>
+      <w:r>
+        <w:rPr>
+          <w:rFonts w:ascii="Times New Roman" w:hAnsi="Times New Roman" w:cs="Times New Roman"/>
+        </w:rPr>
+        <w:t>represents the relationship between two nodes through the existence of edges. The relationship is presented through the value in the N x N matrix filled with 0 or 1, where N is the total number of nodes. A value of 1 along the diagonal represents a self-loop in the graph. A graph with 1 for all elements in the adjacency matrix except along the diagonal is considered a complete graph.</w:t>
+      </w:r>
+      <w:r>
+        <w:rPr>
+          <w:rFonts w:ascii="Times New Roman" w:hAnsi="Times New Roman" w:cs="Times New Roman"/>
+        </w:rPr>
+        <w:br/>
       </w:r>
     </w:p>
     <w:p>
@@ -3237,111 +5710,65 @@
         <w:pStyle w:val="ListParagraph"/>
         <w:numPr>
           <w:ilvl w:val="0"/>
-          <w:numId w:val="1"/>
+          <w:numId w:val="6"/>
         </w:numPr>
         <w:spacing w:line="360" w:lineRule="auto"/>
         <w:rPr>
           <w:rFonts w:ascii="Times New Roman" w:hAnsi="Times New Roman" w:cs="Times New Roman"/>
           <w:b/>
           <w:bCs/>
-          <w:vanish/>
-          <w:sz w:val="32"/>
-          <w:szCs w:val="32"/>
-          <w:lang w:val="en-US"/>
-        </w:rPr>
-      </w:pPr>
-    </w:p>
-    <w:p>
-      <w:pPr>
-        <w:pStyle w:val="ListParagraph"/>
-        <w:numPr>
-          <w:ilvl w:val="1"/>
-          <w:numId w:val="1"/>
-        </w:numPr>
-        <w:spacing w:line="360" w:lineRule="auto"/>
-        <w:rPr>
-          <w:rFonts w:ascii="Times New Roman" w:hAnsi="Times New Roman" w:cs="Times New Roman"/>
-          <w:b/>
-          <w:bCs/>
-          <w:sz w:val="32"/>
-          <w:szCs w:val="32"/>
-          <w:lang w:val="en-US"/>
-        </w:rPr>
-      </w:pPr>
-      <w:r>
-        <w:rPr>
-          <w:rFonts w:ascii="Times New Roman" w:hAnsi="Times New Roman" w:cs="Times New Roman"/>
-          <w:b/>
-          <w:bCs/>
-          <w:sz w:val="32"/>
-          <w:szCs w:val="32"/>
-          <w:lang w:val="en-US"/>
-        </w:rPr>
-        <w:t>Future Work</w:t>
-      </w:r>
-    </w:p>
-    <w:p>
-      <w:pPr>
-        <w:spacing w:line="360" w:lineRule="auto"/>
-        <w:rPr>
-          <w:rFonts w:ascii="Times New Roman" w:hAnsi="Times New Roman" w:cs="Times New Roman"/>
-          <w:lang w:val="en-US"/>
-        </w:rPr>
-      </w:pPr>
-      <w:r>
-        <w:rPr>
-          <w:rFonts w:ascii="Times New Roman" w:hAnsi="Times New Roman" w:cs="Times New Roman"/>
-          <w:lang w:val="en-US"/>
-        </w:rPr>
-        <w:t xml:space="preserve">I will be running further experiments to see how model parameters might affect GNN </w:t>
+          <w:lang w:val="en-US"/>
+        </w:rPr>
+      </w:pPr>
+      <w:r>
+        <w:rPr>
+          <w:rFonts w:ascii="Times New Roman" w:hAnsi="Times New Roman" w:cs="Times New Roman"/>
+          <w:b/>
+          <w:bCs/>
+          <w:lang w:val="en-US"/>
+        </w:rPr>
+        <w:t xml:space="preserve">Node attributes </w:t>
       </w:r>
       <w:proofErr w:type="gramStart"/>
       <w:r>
         <w:rPr>
           <w:rFonts w:ascii="Times New Roman" w:hAnsi="Times New Roman" w:cs="Times New Roman"/>
-          <w:lang w:val="en-US"/>
-        </w:rPr>
-        <w:t>explainers</w:t>
+          <w:b/>
+          <w:bCs/>
+          <w:lang w:val="en-US"/>
+        </w:rPr>
+        <w:t>matrix</w:t>
+      </w:r>
+      <w:r>
+        <w:rPr>
+          <w:rFonts w:ascii="Times New Roman" w:hAnsi="Times New Roman" w:cs="Times New Roman"/>
+          <w:b/>
+          <w:bCs/>
+          <w:lang w:val="en-US"/>
+        </w:rPr>
+        <w:t>:</w:t>
       </w:r>
       <w:proofErr w:type="gramEnd"/>
       <w:r>
         <w:rPr>
           <w:rFonts w:ascii="Times New Roman" w:hAnsi="Times New Roman" w:cs="Times New Roman"/>
-          <w:lang w:val="en-US"/>
-        </w:rPr>
-        <w:t xml:space="preserve"> explanation accuracy, and potentially how GNN explainers’ parameters might affect the explanation accuracy as well. As the </w:t>
-      </w:r>
-      <w:proofErr w:type="gramStart"/>
-      <w:r>
-        <w:rPr>
-          <w:rFonts w:ascii="Times New Roman" w:hAnsi="Times New Roman" w:cs="Times New Roman"/>
-          <w:lang w:val="en-US"/>
-        </w:rPr>
-        <w:t>main focus</w:t>
-      </w:r>
-      <w:proofErr w:type="gramEnd"/>
-      <w:r>
-        <w:rPr>
-          <w:rFonts w:ascii="Times New Roman" w:hAnsi="Times New Roman" w:cs="Times New Roman"/>
-          <w:lang w:val="en-US"/>
-        </w:rPr>
-        <w:t xml:space="preserve"> of the project is on GNN explainers, I will most likely not focus on fine-tuning the GNN model </w:t>
-      </w:r>
-      <w:proofErr w:type="gramStart"/>
-      <w:r>
-        <w:rPr>
-          <w:rFonts w:ascii="Times New Roman" w:hAnsi="Times New Roman" w:cs="Times New Roman"/>
-          <w:lang w:val="en-US"/>
-        </w:rPr>
-        <w:t>as long as</w:t>
-      </w:r>
-      <w:proofErr w:type="gramEnd"/>
-      <w:r>
-        <w:rPr>
-          <w:rFonts w:ascii="Times New Roman" w:hAnsi="Times New Roman" w:cs="Times New Roman"/>
-          <w:lang w:val="en-US"/>
-        </w:rPr>
-        <w:t xml:space="preserve"> its accuracy is above 75/80%. </w:t>
+          <w:b/>
+          <w:bCs/>
+          <w:lang w:val="en-US"/>
+        </w:rPr>
+        <w:t xml:space="preserve"> </w:t>
+      </w:r>
+      <w:r>
+        <w:rPr>
+          <w:rFonts w:ascii="Times New Roman" w:hAnsi="Times New Roman" w:cs="Times New Roman"/>
+        </w:rPr>
+        <w:t>represents the node features or attributes. It is a N x F matrix, where N is the number of nodes, and F is the size of node attributes. Unlike adjacency matrices that model and represent the relationship between nodes, node attributes matrix focuses on node only.</w:t>
+      </w:r>
+      <w:r>
+        <w:rPr>
+          <w:rFonts w:ascii="Times New Roman" w:hAnsi="Times New Roman" w:cs="Times New Roman"/>
+        </w:rPr>
+        <w:br/>
       </w:r>
     </w:p>
     <w:p>
@@ -3349,64 +5776,953 @@
         <w:pStyle w:val="ListParagraph"/>
         <w:numPr>
           <w:ilvl w:val="0"/>
-          <w:numId w:val="1"/>
+          <w:numId w:val="6"/>
         </w:numPr>
         <w:spacing w:line="360" w:lineRule="auto"/>
         <w:rPr>
           <w:rFonts w:ascii="Times New Roman" w:hAnsi="Times New Roman" w:cs="Times New Roman"/>
           <w:b/>
           <w:bCs/>
-          <w:vanish/>
-          <w:sz w:val="32"/>
-          <w:szCs w:val="32"/>
-          <w:lang w:val="en-US"/>
-        </w:rPr>
-      </w:pPr>
+          <w:lang w:val="en-US"/>
+        </w:rPr>
+      </w:pPr>
+      <w:r>
+        <w:rPr>
+          <w:rFonts w:ascii="Times New Roman" w:hAnsi="Times New Roman" w:cs="Times New Roman"/>
+          <w:b/>
+          <w:bCs/>
+          <w:lang w:val="en-US"/>
+        </w:rPr>
+        <w:t xml:space="preserve">Edge attributes </w:t>
+      </w:r>
+      <w:proofErr w:type="gramStart"/>
+      <w:r>
+        <w:rPr>
+          <w:rFonts w:ascii="Times New Roman" w:hAnsi="Times New Roman" w:cs="Times New Roman"/>
+          <w:b/>
+          <w:bCs/>
+          <w:lang w:val="en-US"/>
+        </w:rPr>
+        <w:t>matrix</w:t>
+      </w:r>
+      <w:r>
+        <w:rPr>
+          <w:rFonts w:ascii="Times New Roman" w:hAnsi="Times New Roman" w:cs="Times New Roman"/>
+          <w:b/>
+          <w:bCs/>
+          <w:lang w:val="en-US"/>
+        </w:rPr>
+        <w:t>:</w:t>
+      </w:r>
+      <w:proofErr w:type="gramEnd"/>
+      <w:r>
+        <w:rPr>
+          <w:rFonts w:ascii="Times New Roman" w:hAnsi="Times New Roman" w:cs="Times New Roman"/>
+          <w:b/>
+          <w:bCs/>
+          <w:lang w:val="en-US"/>
+        </w:rPr>
+        <w:t xml:space="preserve"> </w:t>
+      </w:r>
+      <w:r>
+        <w:rPr>
+          <w:rFonts w:ascii="Times New Roman" w:hAnsi="Times New Roman" w:cs="Times New Roman"/>
+        </w:rPr>
+        <w:t xml:space="preserve">similarly represents the features or attributes of each edge. It is an E x S matrix, where E is the number of edges, and S is the size of edge attributes. This is </w:t>
+      </w:r>
+      <w:proofErr w:type="gramStart"/>
+      <w:r>
+        <w:rPr>
+          <w:rFonts w:ascii="Times New Roman" w:hAnsi="Times New Roman" w:cs="Times New Roman"/>
+        </w:rPr>
+        <w:t>similar to</w:t>
+      </w:r>
+      <w:proofErr w:type="gramEnd"/>
+      <w:r>
+        <w:rPr>
+          <w:rFonts w:ascii="Times New Roman" w:hAnsi="Times New Roman" w:cs="Times New Roman"/>
+        </w:rPr>
+        <w:t xml:space="preserve"> the node attributes matrix, except that it represents the edge features rather than node.</w:t>
+      </w:r>
+      <w:r>
+        <w:rPr>
+          <w:rFonts w:ascii="Times New Roman" w:hAnsi="Times New Roman" w:cs="Times New Roman"/>
+        </w:rPr>
+        <w:br/>
+      </w:r>
     </w:p>
     <w:p>
       <w:pPr>
         <w:pStyle w:val="ListParagraph"/>
         <w:numPr>
-          <w:ilvl w:val="1"/>
-          <w:numId w:val="1"/>
+          <w:ilvl w:val="0"/>
+          <w:numId w:val="6"/>
         </w:numPr>
         <w:spacing w:line="360" w:lineRule="auto"/>
         <w:rPr>
           <w:rFonts w:ascii="Times New Roman" w:hAnsi="Times New Roman" w:cs="Times New Roman"/>
           <w:b/>
           <w:bCs/>
-          <w:sz w:val="32"/>
-          <w:szCs w:val="32"/>
-          <w:lang w:val="en-US"/>
-        </w:rPr>
-      </w:pPr>
-      <w:r>
-        <w:rPr>
-          <w:rFonts w:ascii="Times New Roman" w:hAnsi="Times New Roman" w:cs="Times New Roman"/>
-          <w:b/>
-          <w:bCs/>
-          <w:sz w:val="32"/>
-          <w:szCs w:val="32"/>
-          <w:lang w:val="en-US"/>
-        </w:rPr>
-        <w:t>Conclusion</w:t>
-      </w:r>
-    </w:p>
-    <w:p>
-      <w:pPr>
-        <w:spacing w:line="360" w:lineRule="auto"/>
-        <w:rPr>
-          <w:rFonts w:ascii="Times New Roman" w:hAnsi="Times New Roman" w:cs="Times New Roman"/>
-          <w:lang w:val="en-US"/>
-        </w:rPr>
-      </w:pPr>
-      <w:r>
-        <w:rPr>
-          <w:rFonts w:ascii="Times New Roman" w:hAnsi="Times New Roman" w:cs="Times New Roman"/>
-          <w:lang w:val="en-US"/>
-        </w:rPr>
-        <w:t xml:space="preserve">The progress of my FYP is not as scheduled due to other courses and other personal commitments. However, I will be spending the time during the holidays to make up for the time lost during semester 1. </w:t>
-      </w:r>
+          <w:lang w:val="en-US"/>
+        </w:rPr>
+      </w:pPr>
+      <w:r>
+        <w:rPr>
+          <w:rFonts w:ascii="Times New Roman" w:hAnsi="Times New Roman" w:cs="Times New Roman"/>
+          <w:b/>
+          <w:bCs/>
+          <w:lang w:val="en-US"/>
+        </w:rPr>
+        <w:t>Node embeddings</w:t>
+      </w:r>
+      <w:r>
+        <w:rPr>
+          <w:rFonts w:ascii="Times New Roman" w:hAnsi="Times New Roman" w:cs="Times New Roman"/>
+          <w:b/>
+          <w:bCs/>
+          <w:lang w:val="en-US"/>
+        </w:rPr>
+        <w:t xml:space="preserve">: </w:t>
+      </w:r>
+      <w:r>
+        <w:rPr>
+          <w:rFonts w:ascii="Times New Roman" w:hAnsi="Times New Roman" w:cs="Times New Roman"/>
+        </w:rPr>
+        <w:t xml:space="preserve">Node embeddings are a type of graph embedding that </w:t>
+      </w:r>
+      <w:proofErr w:type="gramStart"/>
+      <w:r>
+        <w:rPr>
+          <w:rFonts w:ascii="Times New Roman" w:hAnsi="Times New Roman" w:cs="Times New Roman"/>
+        </w:rPr>
+        <w:t>represent</w:t>
+      </w:r>
+      <w:proofErr w:type="gramEnd"/>
+      <w:r>
+        <w:rPr>
+          <w:rFonts w:ascii="Times New Roman" w:hAnsi="Times New Roman" w:cs="Times New Roman"/>
+        </w:rPr>
+        <w:t xml:space="preserve"> each node in the graph as a low-dimensional vector. Node embeddings capture the structural information of the graph, such as the node's connectivity and relationships with other nodes in the graph, in a compact and expressive way</w:t>
+      </w:r>
+      <w:r>
+        <w:rPr>
+          <w:rFonts w:ascii="Times New Roman" w:hAnsi="Times New Roman" w:cs="Times New Roman"/>
+        </w:rPr>
+        <w:t>.</w:t>
+      </w:r>
+    </w:p>
+    <w:p>
+      <w:pPr>
+        <w:spacing w:line="360" w:lineRule="auto"/>
+        <w:rPr>
+          <w:rFonts w:ascii="Times New Roman" w:hAnsi="Times New Roman" w:cs="Times New Roman"/>
+        </w:rPr>
+      </w:pPr>
+      <w:r>
+        <w:rPr>
+          <w:rFonts w:ascii="Times New Roman" w:hAnsi="Times New Roman" w:cs="Times New Roman"/>
+          <w:lang w:val="en-US"/>
+        </w:rPr>
+        <w:br/>
+      </w:r>
+      <w:r>
+        <w:rPr>
+          <w:rFonts w:ascii="Times New Roman" w:hAnsi="Times New Roman" w:cs="Times New Roman"/>
+          <w:lang w:val="en-US"/>
+        </w:rPr>
+        <w:br/>
+      </w:r>
+      <w:r>
+        <w:rPr>
+          <w:rFonts w:ascii="Times New Roman" w:hAnsi="Times New Roman" w:cs="Times New Roman"/>
+          <w:lang w:val="en-US"/>
+        </w:rPr>
+        <w:br/>
+      </w:r>
+      <w:r>
+        <w:rPr>
+          <w:rFonts w:ascii="Times New Roman" w:hAnsi="Times New Roman" w:cs="Times New Roman"/>
+          <w:lang w:val="en-US"/>
+        </w:rPr>
+        <w:br/>
+      </w:r>
+      <w:r>
+        <w:rPr>
+          <w:rFonts w:ascii="Times New Roman" w:hAnsi="Times New Roman" w:cs="Times New Roman"/>
+          <w:lang w:val="en-US"/>
+        </w:rPr>
+        <w:br/>
+      </w:r>
+      <w:r>
+        <w:rPr>
+          <w:rFonts w:ascii="Times New Roman" w:hAnsi="Times New Roman" w:cs="Times New Roman"/>
+          <w:b/>
+          <w:bCs/>
+          <w:sz w:val="40"/>
+          <w:szCs w:val="40"/>
+          <w:lang w:val="en-US"/>
+        </w:rPr>
+        <w:lastRenderedPageBreak/>
+        <w:t>2.1.3 Applications</w:t>
+      </w:r>
+      <w:r>
+        <w:rPr>
+          <w:rFonts w:ascii="Times New Roman" w:hAnsi="Times New Roman" w:cs="Times New Roman"/>
+        </w:rPr>
+        <w:t xml:space="preserve"> </w:t>
+      </w:r>
+      <w:r>
+        <w:rPr>
+          <w:rFonts w:ascii="Times New Roman" w:hAnsi="Times New Roman" w:cs="Times New Roman"/>
+        </w:rPr>
+        <w:br/>
+      </w:r>
+      <w:r>
+        <w:rPr>
+          <w:rFonts w:ascii="Times New Roman" w:hAnsi="Times New Roman" w:cs="Times New Roman"/>
+        </w:rPr>
+        <w:br/>
+      </w:r>
+      <w:r>
+        <w:rPr>
+          <w:rFonts w:ascii="Times New Roman" w:hAnsi="Times New Roman" w:cs="Times New Roman"/>
+        </w:rPr>
+        <w:t>There are 3 main categories of GNN applications. They are node classification, link prediction and graph classification.</w:t>
+      </w:r>
+      <w:r>
+        <w:rPr>
+          <w:rFonts w:ascii="Times New Roman" w:hAnsi="Times New Roman" w:cs="Times New Roman"/>
+        </w:rPr>
+        <w:br/>
+      </w:r>
+    </w:p>
+    <w:p>
+      <w:pPr>
+        <w:pStyle w:val="ListParagraph"/>
+        <w:numPr>
+          <w:ilvl w:val="0"/>
+          <w:numId w:val="7"/>
+        </w:numPr>
+        <w:spacing w:line="360" w:lineRule="auto"/>
+        <w:rPr>
+          <w:rFonts w:ascii="Times New Roman" w:hAnsi="Times New Roman" w:cs="Times New Roman"/>
+        </w:rPr>
+      </w:pPr>
+      <w:r>
+        <w:rPr>
+          <w:rFonts w:ascii="Times New Roman" w:hAnsi="Times New Roman" w:cs="Times New Roman"/>
+          <w:b/>
+          <w:bCs/>
+        </w:rPr>
+        <w:t>Node classification</w:t>
+      </w:r>
+      <w:r>
+        <w:rPr>
+          <w:rFonts w:ascii="Times New Roman" w:hAnsi="Times New Roman" w:cs="Times New Roman"/>
+          <w:b/>
+          <w:bCs/>
+        </w:rPr>
+        <w:t>:</w:t>
+      </w:r>
+      <w:r>
+        <w:rPr>
+          <w:rFonts w:ascii="Times New Roman" w:hAnsi="Times New Roman" w:cs="Times New Roman"/>
+        </w:rPr>
+        <w:t xml:space="preserve"> aims to predict the label of every node in a graph based on the labels of its neighbours. Typically, node classification problems are trained semi-supervised, with only part of the graph labelled. Some applications include social networks and cybersecurity. </w:t>
+      </w:r>
+    </w:p>
+    <w:p>
+      <w:pPr>
+        <w:pStyle w:val="ListParagraph"/>
+        <w:numPr>
+          <w:ilvl w:val="0"/>
+          <w:numId w:val="7"/>
+        </w:numPr>
+        <w:spacing w:line="360" w:lineRule="auto"/>
+        <w:rPr>
+          <w:rFonts w:ascii="Times New Roman" w:hAnsi="Times New Roman" w:cs="Times New Roman"/>
+        </w:rPr>
+      </w:pPr>
+      <w:r>
+        <w:rPr>
+          <w:rFonts w:ascii="Times New Roman" w:hAnsi="Times New Roman" w:cs="Times New Roman"/>
+          <w:b/>
+          <w:bCs/>
+        </w:rPr>
+        <w:t xml:space="preserve">Link </w:t>
+      </w:r>
+      <w:proofErr w:type="gramStart"/>
+      <w:r>
+        <w:rPr>
+          <w:rFonts w:ascii="Times New Roman" w:hAnsi="Times New Roman" w:cs="Times New Roman"/>
+          <w:b/>
+          <w:bCs/>
+        </w:rPr>
+        <w:t>prediction</w:t>
+      </w:r>
+      <w:r>
+        <w:rPr>
+          <w:rFonts w:ascii="Times New Roman" w:hAnsi="Times New Roman" w:cs="Times New Roman"/>
+          <w:b/>
+          <w:bCs/>
+        </w:rPr>
+        <w:t>:</w:t>
+      </w:r>
+      <w:proofErr w:type="gramEnd"/>
+      <w:r>
+        <w:rPr>
+          <w:rFonts w:ascii="Times New Roman" w:hAnsi="Times New Roman" w:cs="Times New Roman"/>
+        </w:rPr>
+        <w:t xml:space="preserve"> aims to predict if two entities or nodes have a connection between them by understanding the relationships between entities. An application of link prediction is a recommender system. </w:t>
+      </w:r>
+    </w:p>
+    <w:p>
+      <w:pPr>
+        <w:pStyle w:val="ListParagraph"/>
+        <w:numPr>
+          <w:ilvl w:val="0"/>
+          <w:numId w:val="7"/>
+        </w:numPr>
+        <w:spacing w:line="360" w:lineRule="auto"/>
+        <w:rPr>
+          <w:rFonts w:ascii="Times New Roman" w:hAnsi="Times New Roman" w:cs="Times New Roman"/>
+          <w:lang w:val="en-US"/>
+        </w:rPr>
+      </w:pPr>
+      <w:r>
+        <w:rPr>
+          <w:rFonts w:ascii="Times New Roman" w:hAnsi="Times New Roman" w:cs="Times New Roman"/>
+          <w:b/>
+          <w:bCs/>
+        </w:rPr>
+        <w:t xml:space="preserve">Graph </w:t>
+      </w:r>
+      <w:proofErr w:type="gramStart"/>
+      <w:r>
+        <w:rPr>
+          <w:rFonts w:ascii="Times New Roman" w:hAnsi="Times New Roman" w:cs="Times New Roman"/>
+          <w:b/>
+          <w:bCs/>
+        </w:rPr>
+        <w:t>classification</w:t>
+      </w:r>
+      <w:r>
+        <w:rPr>
+          <w:rFonts w:ascii="Times New Roman" w:hAnsi="Times New Roman" w:cs="Times New Roman"/>
+          <w:b/>
+          <w:bCs/>
+        </w:rPr>
+        <w:t>:</w:t>
+      </w:r>
+      <w:proofErr w:type="gramEnd"/>
+      <w:r>
+        <w:rPr>
+          <w:rFonts w:ascii="Times New Roman" w:hAnsi="Times New Roman" w:cs="Times New Roman"/>
+        </w:rPr>
+        <w:t xml:space="preserve"> aims to classify a whole graph into different categories. It has a similar concept to image classification, but instead of linear data for images, the target is now changed to be non-linear graphs. Molecular structure classification is an example application of this category.</w:t>
+      </w:r>
+      <w:r>
+        <w:rPr>
+          <w:rFonts w:ascii="Times New Roman" w:hAnsi="Times New Roman" w:cs="Times New Roman"/>
+        </w:rPr>
+        <w:br/>
+      </w:r>
+    </w:p>
+    <w:p>
+      <w:pPr>
+        <w:spacing w:line="360" w:lineRule="auto"/>
+        <w:rPr>
+          <w:rFonts w:ascii="Times New Roman" w:hAnsi="Times New Roman" w:cs="Times New Roman"/>
+          <w:b/>
+          <w:bCs/>
+          <w:sz w:val="40"/>
+          <w:szCs w:val="40"/>
+          <w:lang w:val="en-US"/>
+        </w:rPr>
+      </w:pPr>
+      <w:r>
+        <w:rPr>
+          <w:rFonts w:ascii="Times New Roman" w:hAnsi="Times New Roman" w:cs="Times New Roman"/>
+          <w:b/>
+          <w:bCs/>
+          <w:sz w:val="40"/>
+          <w:szCs w:val="40"/>
+          <w:lang w:val="en-US"/>
+        </w:rPr>
+        <w:t>2.2 GNN Explainers</w:t>
+      </w:r>
+    </w:p>
+    <w:p>
+      <w:pPr>
+        <w:spacing w:line="360" w:lineRule="auto"/>
+        <w:rPr>
+          <w:rFonts w:ascii="Times New Roman" w:hAnsi="Times New Roman" w:cs="Times New Roman"/>
+          <w:b/>
+          <w:bCs/>
+          <w:sz w:val="40"/>
+          <w:szCs w:val="40"/>
+          <w:lang w:val="en-US"/>
+        </w:rPr>
+      </w:pPr>
+    </w:p>
+    <w:p>
+      <w:pPr>
+        <w:spacing w:line="360" w:lineRule="auto"/>
+        <w:rPr>
+          <w:rFonts w:ascii="Times New Roman" w:hAnsi="Times New Roman" w:cs="Times New Roman"/>
+          <w:b/>
+          <w:bCs/>
+          <w:sz w:val="40"/>
+          <w:szCs w:val="40"/>
+          <w:lang w:val="en-US"/>
+        </w:rPr>
+      </w:pPr>
+    </w:p>
+    <w:p>
+      <w:pPr>
+        <w:spacing w:line="360" w:lineRule="auto"/>
+        <w:rPr>
+          <w:rFonts w:ascii="Times New Roman" w:hAnsi="Times New Roman" w:cs="Times New Roman"/>
+          <w:b/>
+          <w:bCs/>
+          <w:sz w:val="40"/>
+          <w:szCs w:val="40"/>
+          <w:lang w:val="en-US"/>
+        </w:rPr>
+      </w:pPr>
+    </w:p>
+    <w:p>
+      <w:pPr>
+        <w:spacing w:line="360" w:lineRule="auto"/>
+        <w:rPr>
+          <w:rFonts w:ascii="Times New Roman" w:hAnsi="Times New Roman" w:cs="Times New Roman"/>
+          <w:b/>
+          <w:bCs/>
+          <w:sz w:val="40"/>
+          <w:szCs w:val="40"/>
+          <w:lang w:val="en-US"/>
+        </w:rPr>
+      </w:pPr>
+    </w:p>
+    <w:p>
+      <w:pPr>
+        <w:spacing w:line="360" w:lineRule="auto"/>
+        <w:rPr>
+          <w:rFonts w:ascii="Times New Roman" w:hAnsi="Times New Roman" w:cs="Times New Roman"/>
+          <w:b/>
+          <w:bCs/>
+          <w:sz w:val="40"/>
+          <w:szCs w:val="40"/>
+          <w:lang w:val="en-US"/>
+        </w:rPr>
+      </w:pPr>
+    </w:p>
+    <w:p>
+      <w:pPr>
+        <w:spacing w:line="360" w:lineRule="auto"/>
+        <w:rPr>
+          <w:rFonts w:ascii="Times New Roman" w:hAnsi="Times New Roman" w:cs="Times New Roman"/>
+          <w:b/>
+          <w:bCs/>
+          <w:sz w:val="40"/>
+          <w:szCs w:val="40"/>
+          <w:lang w:val="en-US"/>
+        </w:rPr>
+      </w:pPr>
+    </w:p>
+    <w:p>
+      <w:pPr>
+        <w:spacing w:line="360" w:lineRule="auto"/>
+        <w:rPr>
+          <w:rFonts w:ascii="Times New Roman" w:hAnsi="Times New Roman" w:cs="Times New Roman"/>
+          <w:b/>
+          <w:bCs/>
+          <w:sz w:val="40"/>
+          <w:szCs w:val="40"/>
+          <w:lang w:val="en-US"/>
+        </w:rPr>
+      </w:pPr>
+    </w:p>
+    <w:p>
+      <w:pPr>
+        <w:spacing w:line="360" w:lineRule="auto"/>
+        <w:rPr>
+          <w:rFonts w:ascii="Times New Roman" w:hAnsi="Times New Roman" w:cs="Times New Roman"/>
+          <w:b/>
+          <w:bCs/>
+          <w:sz w:val="40"/>
+          <w:szCs w:val="40"/>
+          <w:lang w:val="en-US"/>
+        </w:rPr>
+      </w:pPr>
+      <w:r>
+        <w:rPr>
+          <w:rFonts w:ascii="Times New Roman" w:hAnsi="Times New Roman" w:cs="Times New Roman"/>
+          <w:b/>
+          <w:bCs/>
+          <w:sz w:val="40"/>
+          <w:szCs w:val="40"/>
+          <w:lang w:val="en-US"/>
+        </w:rPr>
+        <w:t>3</w:t>
+      </w:r>
+      <w:r>
+        <w:rPr>
+          <w:rFonts w:ascii="Times New Roman" w:hAnsi="Times New Roman" w:cs="Times New Roman"/>
+          <w:b/>
+          <w:bCs/>
+          <w:sz w:val="40"/>
+          <w:szCs w:val="40"/>
+          <w:lang w:val="en-US"/>
+        </w:rPr>
+        <w:t xml:space="preserve"> </w:t>
+      </w:r>
+      <w:proofErr w:type="spellStart"/>
+      <w:r>
+        <w:rPr>
+          <w:rFonts w:ascii="Times New Roman" w:hAnsi="Times New Roman" w:cs="Times New Roman"/>
+          <w:b/>
+          <w:bCs/>
+          <w:sz w:val="40"/>
+          <w:szCs w:val="40"/>
+          <w:lang w:val="en-US"/>
+        </w:rPr>
+        <w:t>GraphSAGE</w:t>
+      </w:r>
+      <w:proofErr w:type="spellEnd"/>
+      <w:r>
+        <w:rPr>
+          <w:rFonts w:ascii="Times New Roman" w:hAnsi="Times New Roman" w:cs="Times New Roman"/>
+          <w:b/>
+          <w:bCs/>
+          <w:sz w:val="40"/>
+          <w:szCs w:val="40"/>
+          <w:lang w:val="en-US"/>
+        </w:rPr>
+        <w:t xml:space="preserve"> </w:t>
+      </w:r>
+    </w:p>
+    <w:p>
+      <w:pPr>
+        <w:spacing w:line="360" w:lineRule="auto"/>
+        <w:rPr>
+          <w:rFonts w:ascii="Times New Roman" w:hAnsi="Times New Roman" w:cs="Times New Roman"/>
+        </w:rPr>
+      </w:pPr>
+    </w:p>
+    <w:p>
+      <w:pPr>
+        <w:spacing w:line="360" w:lineRule="auto"/>
+        <w:rPr>
+          <w:rFonts w:ascii="Times New Roman" w:hAnsi="Times New Roman" w:cs="Times New Roman"/>
+          <w:lang w:val="en-US"/>
+        </w:rPr>
+      </w:pPr>
+      <w:proofErr w:type="spellStart"/>
+      <w:r>
+        <w:rPr>
+          <w:rFonts w:ascii="Times New Roman" w:hAnsi="Times New Roman" w:cs="Times New Roman"/>
+        </w:rPr>
+        <w:t>GraphSAGE</w:t>
+      </w:r>
+      <w:proofErr w:type="spellEnd"/>
+      <w:r>
+        <w:rPr>
+          <w:rFonts w:ascii="Times New Roman" w:hAnsi="Times New Roman" w:cs="Times New Roman"/>
+        </w:rPr>
+        <w:t xml:space="preserve"> (</w:t>
+      </w:r>
+      <w:proofErr w:type="spellStart"/>
+      <w:r>
+        <w:rPr>
+          <w:rFonts w:ascii="Times New Roman" w:hAnsi="Times New Roman" w:cs="Times New Roman"/>
+        </w:rPr>
+        <w:t>SAmple</w:t>
+      </w:r>
+      <w:proofErr w:type="spellEnd"/>
+      <w:r>
+        <w:rPr>
+          <w:rFonts w:ascii="Times New Roman" w:hAnsi="Times New Roman" w:cs="Times New Roman"/>
+        </w:rPr>
+        <w:t xml:space="preserve"> and </w:t>
+      </w:r>
+      <w:proofErr w:type="spellStart"/>
+      <w:r>
+        <w:rPr>
+          <w:rFonts w:ascii="Times New Roman" w:hAnsi="Times New Roman" w:cs="Times New Roman"/>
+        </w:rPr>
+        <w:t>aggreGatE</w:t>
+      </w:r>
+      <w:proofErr w:type="spellEnd"/>
+      <w:r>
+        <w:rPr>
+          <w:rFonts w:ascii="Times New Roman" w:hAnsi="Times New Roman" w:cs="Times New Roman"/>
+        </w:rPr>
+        <w:t xml:space="preserve">) [5] is a framework for learning inductive node embeddings in large-scale graphs. The basic idea behind </w:t>
+      </w:r>
+      <w:proofErr w:type="spellStart"/>
+      <w:r>
+        <w:rPr>
+          <w:rFonts w:ascii="Times New Roman" w:hAnsi="Times New Roman" w:cs="Times New Roman"/>
+        </w:rPr>
+        <w:t>GraphSAGE</w:t>
+      </w:r>
+      <w:proofErr w:type="spellEnd"/>
+      <w:r>
+        <w:rPr>
+          <w:rFonts w:ascii="Times New Roman" w:hAnsi="Times New Roman" w:cs="Times New Roman"/>
+        </w:rPr>
+        <w:t xml:space="preserve"> is to iteratively aggregate information from a node's local neighbourhood to generate its embedding. The aggregation function combines the features of the node and its neighbours to create a summary vector, which is then used to update the node's embedding. The updated embedding is then used in the next iteration to aggregate information from a broader neighbourhood.</w:t>
+      </w:r>
+      <w:r>
+        <w:rPr>
+          <w:rFonts w:ascii="Times New Roman" w:hAnsi="Times New Roman" w:cs="Times New Roman"/>
+        </w:rPr>
+        <w:br/>
+      </w:r>
+      <w:r>
+        <w:rPr>
+          <w:rFonts w:ascii="Times New Roman" w:hAnsi="Times New Roman" w:cs="Times New Roman"/>
+        </w:rPr>
+        <w:br/>
+      </w:r>
+      <w:r>
+        <w:rPr>
+          <w:rFonts w:ascii="Times New Roman" w:hAnsi="Times New Roman" w:cs="Times New Roman"/>
+        </w:rPr>
+        <w:t xml:space="preserve"> </w:t>
+      </w:r>
+      <w:proofErr w:type="spellStart"/>
+      <w:r>
+        <w:rPr>
+          <w:rFonts w:ascii="Times New Roman" w:hAnsi="Times New Roman" w:cs="Times New Roman"/>
+        </w:rPr>
+        <w:t>GraphSAGE</w:t>
+      </w:r>
+      <w:proofErr w:type="spellEnd"/>
+      <w:r>
+        <w:rPr>
+          <w:rFonts w:ascii="Times New Roman" w:hAnsi="Times New Roman" w:cs="Times New Roman"/>
+        </w:rPr>
+        <w:t xml:space="preserve"> supports three different types of aggregation functions:</w:t>
+      </w:r>
+      <w:r>
+        <w:rPr>
+          <w:rFonts w:ascii="Times New Roman" w:hAnsi="Times New Roman" w:cs="Times New Roman"/>
+        </w:rPr>
+        <w:br/>
+      </w:r>
+      <w:r>
+        <w:rPr>
+          <w:rFonts w:ascii="Times New Roman" w:hAnsi="Times New Roman" w:cs="Times New Roman"/>
+        </w:rPr>
+        <w:br/>
+      </w:r>
+      <w:r>
+        <w:rPr>
+          <w:rFonts w:ascii="Times New Roman" w:hAnsi="Times New Roman" w:cs="Times New Roman"/>
+        </w:rPr>
+        <w:t xml:space="preserve"> • Mean Aggregation calculates the mean of the feature vectors of a node's neighbours, including the node itself, and produces a summary vector. This function is simple and computationally efficient, but it may not capture the non-linear interactions between the node and its neighbours. </w:t>
+      </w:r>
+      <w:r>
+        <w:rPr>
+          <w:rFonts w:ascii="Times New Roman" w:hAnsi="Times New Roman" w:cs="Times New Roman"/>
+        </w:rPr>
+        <w:br/>
+      </w:r>
+      <w:r>
+        <w:rPr>
+          <w:rFonts w:ascii="Times New Roman" w:hAnsi="Times New Roman" w:cs="Times New Roman"/>
+        </w:rPr>
+        <w:t xml:space="preserve">• Max Pooling Aggregation selects the maximum value of each feature across all the neighbours and produces a summary vector. This function is useful for capturing the most important features of a node's neighbours, but it may ignore important information in the other features. </w:t>
+      </w:r>
+      <w:r>
+        <w:rPr>
+          <w:rFonts w:ascii="Times New Roman" w:hAnsi="Times New Roman" w:cs="Times New Roman"/>
+        </w:rPr>
+        <w:br/>
+      </w:r>
+      <w:r>
+        <w:rPr>
+          <w:rFonts w:ascii="Times New Roman" w:hAnsi="Times New Roman" w:cs="Times New Roman"/>
+        </w:rPr>
+        <w:t xml:space="preserve">• LSTM Aggregation uses a Long Short-Term Memory (LSTM) neural network to process the sequence of feature vectors of a node's neighbours. LSTM aggregation is more complex than mean and max pooling aggregation, but it can capture the temporal dependencies between the node and its neighbours. </w:t>
+      </w:r>
+      <w:r>
+        <w:rPr>
+          <w:rFonts w:ascii="Times New Roman" w:hAnsi="Times New Roman" w:cs="Times New Roman"/>
+        </w:rPr>
+        <w:br/>
+      </w:r>
+      <w:r>
+        <w:rPr>
+          <w:rFonts w:ascii="Times New Roman" w:hAnsi="Times New Roman" w:cs="Times New Roman"/>
+        </w:rPr>
+        <w:br/>
+      </w:r>
+      <w:r>
+        <w:rPr>
+          <w:rFonts w:ascii="Times New Roman" w:hAnsi="Times New Roman" w:cs="Times New Roman"/>
+        </w:rPr>
+        <w:t xml:space="preserve">One of the main strengths of </w:t>
+      </w:r>
+      <w:proofErr w:type="spellStart"/>
+      <w:r>
+        <w:rPr>
+          <w:rFonts w:ascii="Times New Roman" w:hAnsi="Times New Roman" w:cs="Times New Roman"/>
+        </w:rPr>
+        <w:t>GraphSAGE</w:t>
+      </w:r>
+      <w:proofErr w:type="spellEnd"/>
+      <w:r>
+        <w:rPr>
+          <w:rFonts w:ascii="Times New Roman" w:hAnsi="Times New Roman" w:cs="Times New Roman"/>
+        </w:rPr>
+        <w:t xml:space="preserve"> is that it supports inductive learning, which means that the model can generalise to unseen nodes and graphs. This </w:t>
+      </w:r>
+      <w:proofErr w:type="gramStart"/>
+      <w:r>
+        <w:rPr>
+          <w:rFonts w:ascii="Times New Roman" w:hAnsi="Times New Roman" w:cs="Times New Roman"/>
+        </w:rPr>
+        <w:t>is in contrast to</w:t>
+      </w:r>
+      <w:proofErr w:type="gramEnd"/>
+      <w:r>
+        <w:rPr>
+          <w:rFonts w:ascii="Times New Roman" w:hAnsi="Times New Roman" w:cs="Times New Roman"/>
+        </w:rPr>
+        <w:t xml:space="preserve"> </w:t>
+      </w:r>
+      <w:proofErr w:type="spellStart"/>
+      <w:r>
+        <w:rPr>
+          <w:rFonts w:ascii="Times New Roman" w:hAnsi="Times New Roman" w:cs="Times New Roman"/>
+        </w:rPr>
+        <w:t>transductive</w:t>
+      </w:r>
+      <w:proofErr w:type="spellEnd"/>
+      <w:r>
+        <w:rPr>
+          <w:rFonts w:ascii="Times New Roman" w:hAnsi="Times New Roman" w:cs="Times New Roman"/>
+        </w:rPr>
+        <w:t xml:space="preserve"> learning, where the whole algorithm </w:t>
+      </w:r>
+      <w:proofErr w:type="gramStart"/>
+      <w:r>
+        <w:rPr>
+          <w:rFonts w:ascii="Times New Roman" w:hAnsi="Times New Roman" w:cs="Times New Roman"/>
+        </w:rPr>
+        <w:t>has to</w:t>
+      </w:r>
+      <w:proofErr w:type="gramEnd"/>
+      <w:r>
+        <w:rPr>
+          <w:rFonts w:ascii="Times New Roman" w:hAnsi="Times New Roman" w:cs="Times New Roman"/>
+        </w:rPr>
+        <w:t xml:space="preserve"> be re-trained when new nodes and graphs are added to the dataset. </w:t>
+      </w:r>
+      <w:r>
+        <w:rPr>
+          <w:rFonts w:ascii="Times New Roman" w:hAnsi="Times New Roman" w:cs="Times New Roman"/>
+        </w:rPr>
+        <w:br/>
+      </w:r>
+      <w:r>
+        <w:rPr>
+          <w:rFonts w:ascii="Times New Roman" w:hAnsi="Times New Roman" w:cs="Times New Roman"/>
+        </w:rPr>
+        <w:br/>
+      </w:r>
+      <w:r>
+        <w:rPr>
+          <w:rFonts w:ascii="Times New Roman" w:hAnsi="Times New Roman" w:cs="Times New Roman"/>
+        </w:rPr>
+        <w:t xml:space="preserve">It uses the learned aggregation function combined with the features of the new node and its </w:t>
+      </w:r>
+      <w:r>
+        <w:rPr>
+          <w:rFonts w:ascii="Times New Roman" w:hAnsi="Times New Roman" w:cs="Times New Roman"/>
+        </w:rPr>
+        <w:lastRenderedPageBreak/>
+        <w:t xml:space="preserve">neighbours to generate the label of the new node. Inductive learning is very useful as the model can be generalised to new graphs and nodes, making it useful for real-world applications where the graph is constantly evolving. </w:t>
+      </w:r>
+      <w:r>
+        <w:rPr>
+          <w:rFonts w:ascii="Times New Roman" w:hAnsi="Times New Roman" w:cs="Times New Roman"/>
+        </w:rPr>
+        <w:br/>
+      </w:r>
+      <w:r>
+        <w:rPr>
+          <w:rFonts w:ascii="Times New Roman" w:hAnsi="Times New Roman" w:cs="Times New Roman"/>
+        </w:rPr>
+        <w:br/>
+      </w:r>
+      <w:r>
+        <w:rPr>
+          <w:rFonts w:ascii="Times New Roman" w:hAnsi="Times New Roman" w:cs="Times New Roman"/>
+        </w:rPr>
+        <w:t xml:space="preserve">The figure below (Figure 2.5) describes the embedding generation process. The algorithm takes in an input of the entire graph and features of all nodes. At each iteration, or layer of </w:t>
+      </w:r>
+      <w:proofErr w:type="spellStart"/>
+      <w:r>
+        <w:rPr>
+          <w:rFonts w:ascii="Times New Roman" w:hAnsi="Times New Roman" w:cs="Times New Roman"/>
+        </w:rPr>
+        <w:t>GraphSAGE</w:t>
+      </w:r>
+      <w:proofErr w:type="spellEnd"/>
+      <w:r>
+        <w:rPr>
+          <w:rFonts w:ascii="Times New Roman" w:hAnsi="Times New Roman" w:cs="Times New Roman"/>
+        </w:rPr>
+        <w:t>, nodes aggregate information from their local neighbours. With each iteration, nodes reach a wider range of the graph, incrementally gaining more information.</w:t>
+      </w:r>
+    </w:p>
+    <w:p>
+      <w:pPr>
+        <w:spacing w:line="360" w:lineRule="auto"/>
+        <w:rPr>
+          <w:rFonts w:ascii="Times New Roman" w:hAnsi="Times New Roman" w:cs="Times New Roman"/>
+          <w:lang w:val="en-US"/>
+        </w:rPr>
+      </w:pPr>
+    </w:p>
+    <w:p>
+      <w:pPr>
+        <w:spacing w:line="360" w:lineRule="auto"/>
+        <w:rPr>
+          <w:rFonts w:ascii="Times New Roman" w:hAnsi="Times New Roman" w:cs="Times New Roman"/>
+          <w:lang w:val="en-US"/>
+        </w:rPr>
+      </w:pPr>
+    </w:p>
+    <w:p>
+      <w:pPr>
+        <w:spacing w:line="360" w:lineRule="auto"/>
+        <w:rPr>
+          <w:rFonts w:ascii="Times New Roman" w:hAnsi="Times New Roman" w:cs="Times New Roman"/>
+          <w:lang w:val="en-US"/>
+        </w:rPr>
+      </w:pPr>
+    </w:p>
+    <w:p>
+      <w:pPr>
+        <w:spacing w:line="360" w:lineRule="auto"/>
+        <w:rPr>
+          <w:rFonts w:ascii="Times New Roman" w:hAnsi="Times New Roman" w:cs="Times New Roman"/>
+          <w:lang w:val="en-US"/>
+        </w:rPr>
+      </w:pPr>
+    </w:p>
+    <w:p>
+      <w:pPr>
+        <w:spacing w:line="360" w:lineRule="auto"/>
+        <w:rPr>
+          <w:rFonts w:ascii="Times New Roman" w:hAnsi="Times New Roman" w:cs="Times New Roman"/>
+          <w:lang w:val="en-US"/>
+        </w:rPr>
+      </w:pPr>
+    </w:p>
+    <w:p>
+      <w:pPr>
+        <w:spacing w:line="360" w:lineRule="auto"/>
+        <w:rPr>
+          <w:rFonts w:ascii="Times New Roman" w:hAnsi="Times New Roman" w:cs="Times New Roman"/>
+          <w:lang w:val="en-US"/>
+        </w:rPr>
+      </w:pPr>
+    </w:p>
+    <w:p>
+      <w:pPr>
+        <w:spacing w:line="360" w:lineRule="auto"/>
+        <w:rPr>
+          <w:rFonts w:ascii="Times New Roman" w:hAnsi="Times New Roman" w:cs="Times New Roman"/>
+          <w:lang w:val="en-US"/>
+        </w:rPr>
+      </w:pPr>
+    </w:p>
+    <w:p>
+      <w:pPr>
+        <w:spacing w:line="360" w:lineRule="auto"/>
+        <w:rPr>
+          <w:rFonts w:ascii="Times New Roman" w:hAnsi="Times New Roman" w:cs="Times New Roman"/>
+          <w:lang w:val="en-US"/>
+        </w:rPr>
+      </w:pPr>
+    </w:p>
+    <w:p>
+      <w:pPr>
+        <w:spacing w:line="360" w:lineRule="auto"/>
+        <w:rPr>
+          <w:rFonts w:ascii="Times New Roman" w:hAnsi="Times New Roman" w:cs="Times New Roman"/>
+          <w:lang w:val="en-US"/>
+        </w:rPr>
+      </w:pPr>
+    </w:p>
+    <w:p>
+      <w:pPr>
+        <w:spacing w:line="360" w:lineRule="auto"/>
+        <w:rPr>
+          <w:rFonts w:ascii="Times New Roman" w:hAnsi="Times New Roman" w:cs="Times New Roman"/>
+          <w:lang w:val="en-US"/>
+        </w:rPr>
+      </w:pPr>
+    </w:p>
+    <w:p>
+      <w:pPr>
+        <w:spacing w:line="360" w:lineRule="auto"/>
+        <w:rPr>
+          <w:rFonts w:ascii="Times New Roman" w:hAnsi="Times New Roman" w:cs="Times New Roman"/>
+          <w:lang w:val="en-US"/>
+        </w:rPr>
+      </w:pPr>
+    </w:p>
+    <w:p>
+      <w:pPr>
+        <w:spacing w:line="360" w:lineRule="auto"/>
+        <w:rPr>
+          <w:rFonts w:ascii="Times New Roman" w:hAnsi="Times New Roman" w:cs="Times New Roman"/>
+          <w:lang w:val="en-US"/>
+        </w:rPr>
+      </w:pPr>
+    </w:p>
+    <w:p>
+      <w:pPr>
+        <w:spacing w:line="360" w:lineRule="auto"/>
+        <w:rPr>
+          <w:rFonts w:ascii="Times New Roman" w:hAnsi="Times New Roman" w:cs="Times New Roman"/>
+          <w:lang w:val="en-US"/>
+        </w:rPr>
+      </w:pPr>
+    </w:p>
+    <w:p>
+      <w:pPr>
+        <w:spacing w:line="360" w:lineRule="auto"/>
+        <w:rPr>
+          <w:rFonts w:ascii="Times New Roman" w:hAnsi="Times New Roman" w:cs="Times New Roman"/>
+          <w:lang w:val="en-US"/>
+        </w:rPr>
+      </w:pPr>
+    </w:p>
+    <w:p>
+      <w:pPr>
+        <w:spacing w:line="360" w:lineRule="auto"/>
+        <w:rPr>
+          <w:rFonts w:ascii="Times New Roman" w:hAnsi="Times New Roman" w:cs="Times New Roman"/>
+          <w:lang w:val="en-US"/>
+        </w:rPr>
+      </w:pPr>
+    </w:p>
+    <w:p>
+      <w:pPr>
+        <w:spacing w:line="360" w:lineRule="auto"/>
+        <w:rPr>
+          <w:rFonts w:ascii="Times New Roman" w:hAnsi="Times New Roman" w:cs="Times New Roman"/>
+          <w:lang w:val="en-US"/>
+        </w:rPr>
+      </w:pPr>
     </w:p>
     <w:p>
       <w:pPr>
@@ -3508,7 +6824,7 @@
         </w:rPr>
         <w:t xml:space="preserve">Deng, S.; de Rijke, M.; Ning, Y. Advances in Human Event Modeling: From Graph Neural Networks to Language Models. In Proceedings of the Proceedings of the 30th ACM SIGKDD Conference on Knowledge Discovery and Data Mining, KDD 2024, Barcelona, Spain, August 25-29, 2024. ACM, 2024, pp. 6459–6469. </w:t>
       </w:r>
-      <w:hyperlink r:id="rId5" w:history="1">
+      <w:hyperlink r:id="rId8" w:history="1">
         <w:r>
           <w:rPr>
             <w:rFonts w:ascii="Times New Roman" w:hAnsi="Times New Roman" w:cs="Times New Roman"/>
@@ -4000,7 +7316,7 @@
         </w:rPr>
         <w:t xml:space="preserve">H. Yuan, H. Yu, J. Wang, K. Li, and S. Ji, “On explainability of graph neural networks via subgraph explorations,” arXiv.org, </w:t>
       </w:r>
-      <w:hyperlink r:id="rId6" w:history="1">
+      <w:hyperlink r:id="rId9" w:history="1">
         <w:r>
           <w:rPr>
             <w:rStyle w:val="Hyperlink"/>
@@ -4128,7 +7444,7 @@
         </w:rPr>
         <w:t xml:space="preserve">M. Schlichtkrull et al., “Modeling relational data with graph Convolutional Networks,” arXiv.org, </w:t>
       </w:r>
-      <w:hyperlink r:id="rId7" w:history="1">
+      <w:hyperlink r:id="rId10" w:history="1">
         <w:r>
           <w:rPr>
             <w:rStyle w:val="Hyperlink"/>
@@ -4166,7 +7482,7 @@
         </w:rPr>
         <w:t xml:space="preserve">W. L. Hamilton, R. Ying, and J. Leskovec, “Inductive representation learning on large graphs,” arXiv.org, </w:t>
       </w:r>
-      <w:hyperlink r:id="rId8" w:history="1">
+      <w:hyperlink r:id="rId11" w:history="1">
         <w:r>
           <w:rPr>
             <w:rStyle w:val="Hyperlink"/>
@@ -4185,6 +7501,7 @@
       </w:r>
     </w:p>
     <w:sectPr>
+      <w:headerReference w:type="default" r:id="rId12"/>
       <w:pgSz w:w="11906" w:h="16838"/>
       <w:pgMar w:top="1440" w:right="1440" w:bottom="1440" w:left="1440" w:header="708" w:footer="708" w:gutter="0"/>
       <w:cols w:space="708"/>
@@ -4192,6 +7509,124 @@
     </w:sectPr>
   </w:body>
 </w:document>
+</file>
+
+<file path=word/endnotes.xml><?xml version="1.0" encoding="utf-8"?>
+<w:endnotes xmlns:wpc="http://schemas.microsoft.com/office/word/2010/wordprocessingCanvas" xmlns:cx="http://schemas.microsoft.com/office/drawing/2014/chartex" xmlns:cx1="http://schemas.microsoft.com/office/drawing/2015/9/8/chartex" xmlns:cx2="http://schemas.microsoft.com/office/drawing/2015/10/21/chartex" xmlns:cx3="http://schemas.microsoft.com/office/drawing/2016/5/9/chartex" xmlns:cx4="http://schemas.microsoft.com/office/drawing/2016/5/10/chartex" xmlns:cx5="http://schemas.microsoft.com/office/drawing/2016/5/11/chartex" xmlns:cx6="http://schemas.microsoft.com/office/drawing/2016/5/12/chartex" xmlns:cx7="http://schemas.microsoft.com/office/drawing/2016/5/13/chartex" xmlns:cx8="http://schemas.microsoft.com/office/drawing/2016/5/14/chartex" xmlns:mc="http://schemas.openxmlformats.org/markup-compatibility/2006" xmlns:aink="http://schemas.microsoft.com/office/drawing/2016/ink" xmlns:am3d="http://schemas.microsoft.com/office/drawing/2017/model3d" xmlns:o="urn:schemas-microsoft-com:office:office" xmlns:oel="http://schemas.microsoft.com/office/2019/extlst" xmlns:r="http://schemas.openxmlformats.org/officeDocument/2006/relationships" xmlns:m="http://schemas.openxmlformats.org/officeDocument/2006/math" xmlns:v="urn:schemas-microsoft-com:vml" xmlns:wp14="http://schemas.microsoft.com/office/word/2010/wordprocessingDrawing" xmlns:wp="http://schemas.openxmlformats.org/drawingml/2006/wordprocessingDrawing" xmlns:w10="urn:schemas-microsoft-com:office:word" xmlns:w="http://schemas.openxmlformats.org/wordprocessingml/2006/main" xmlns:w14="http://schemas.microsoft.com/office/word/2010/wordml" xmlns:w15="http://schemas.microsoft.com/office/word/2012/wordml" xmlns:w16cex="http://schemas.microsoft.com/office/word/2018/wordml/cex" xmlns:w16cid="http://schemas.microsoft.com/office/word/2016/wordml/cid" xmlns:w16="http://schemas.microsoft.com/office/word/2018/wordml" xmlns:w16du="http://schemas.microsoft.com/office/word/2023/wordml/word16du" xmlns:w16sdtdh="http://schemas.microsoft.com/office/word/2020/wordml/sdtdatahash" xmlns:w16sdtfl="http://schemas.microsoft.com/office/word/2024/wordml/sdtformatlock" xmlns:w16se="http://schemas.microsoft.com/office/word/2015/wordml/symex" xmlns:wpg="http://schemas.microsoft.com/office/word/2010/wordprocessingGroup" xmlns:wpi="http://schemas.microsoft.com/office/word/2010/wordprocessingInk" xmlns:wne="http://schemas.microsoft.com/office/word/2006/wordml" xmlns:wps="http://schemas.microsoft.com/office/word/2010/wordprocessingShape" mc:Ignorable="w14 w15 w16se w16cid w16 w16cex w16sdtdh w16sdtfl w16du wp14">
+  <w:endnote w:type="separator" w:id="-1">
+    <w:p>
+      <w:pPr>
+        <w:spacing w:after="0" w:line="240" w:lineRule="auto"/>
+      </w:pPr>
+      <w:r>
+        <w:separator/>
+      </w:r>
+    </w:p>
+  </w:endnote>
+  <w:endnote w:type="continuationSeparator" w:id="0">
+    <w:p>
+      <w:pPr>
+        <w:spacing w:after="0" w:line="240" w:lineRule="auto"/>
+      </w:pPr>
+      <w:r>
+        <w:continuationSeparator/>
+      </w:r>
+    </w:p>
+  </w:endnote>
+</w:endnotes>
+</file>
+
+<file path=word/footnotes.xml><?xml version="1.0" encoding="utf-8"?>
+<w:footnotes xmlns:wpc="http://schemas.microsoft.com/office/word/2010/wordprocessingCanvas" xmlns:cx="http://schemas.microsoft.com/office/drawing/2014/chartex" xmlns:cx1="http://schemas.microsoft.com/office/drawing/2015/9/8/chartex" xmlns:cx2="http://schemas.microsoft.com/office/drawing/2015/10/21/chartex" xmlns:cx3="http://schemas.microsoft.com/office/drawing/2016/5/9/chartex" xmlns:cx4="http://schemas.microsoft.com/office/drawing/2016/5/10/chartex" xmlns:cx5="http://schemas.microsoft.com/office/drawing/2016/5/11/chartex" xmlns:cx6="http://schemas.microsoft.com/office/drawing/2016/5/12/chartex" xmlns:cx7="http://schemas.microsoft.com/office/drawing/2016/5/13/chartex" xmlns:cx8="http://schemas.microsoft.com/office/drawing/2016/5/14/chartex" xmlns:mc="http://schemas.openxmlformats.org/markup-compatibility/2006" xmlns:aink="http://schemas.microsoft.com/office/drawing/2016/ink" xmlns:am3d="http://schemas.microsoft.com/office/drawing/2017/model3d" xmlns:o="urn:schemas-microsoft-com:office:office" xmlns:oel="http://schemas.microsoft.com/office/2019/extlst" xmlns:r="http://schemas.openxmlformats.org/officeDocument/2006/relationships" xmlns:m="http://schemas.openxmlformats.org/officeDocument/2006/math" xmlns:v="urn:schemas-microsoft-com:vml" xmlns:wp14="http://schemas.microsoft.com/office/word/2010/wordprocessingDrawing" xmlns:wp="http://schemas.openxmlformats.org/drawingml/2006/wordprocessingDrawing" xmlns:w10="urn:schemas-microsoft-com:office:word" xmlns:w="http://schemas.openxmlformats.org/wordprocessingml/2006/main" xmlns:w14="http://schemas.microsoft.com/office/word/2010/wordml" xmlns:w15="http://schemas.microsoft.com/office/word/2012/wordml" xmlns:w16cex="http://schemas.microsoft.com/office/word/2018/wordml/cex" xmlns:w16cid="http://schemas.microsoft.com/office/word/2016/wordml/cid" xmlns:w16="http://schemas.microsoft.com/office/word/2018/wordml" xmlns:w16du="http://schemas.microsoft.com/office/word/2023/wordml/word16du" xmlns:w16sdtdh="http://schemas.microsoft.com/office/word/2020/wordml/sdtdatahash" xmlns:w16sdtfl="http://schemas.microsoft.com/office/word/2024/wordml/sdtformatlock" xmlns:w16se="http://schemas.microsoft.com/office/word/2015/wordml/symex" xmlns:wpg="http://schemas.microsoft.com/office/word/2010/wordprocessingGroup" xmlns:wpi="http://schemas.microsoft.com/office/word/2010/wordprocessingInk" xmlns:wne="http://schemas.microsoft.com/office/word/2006/wordml" xmlns:wps="http://schemas.microsoft.com/office/word/2010/wordprocessingShape" mc:Ignorable="w14 w15 w16se w16cid w16 w16cex w16sdtdh w16sdtfl w16du wp14">
+  <w:footnote w:type="separator" w:id="-1">
+    <w:p>
+      <w:pPr>
+        <w:spacing w:after="0" w:line="240" w:lineRule="auto"/>
+      </w:pPr>
+      <w:r>
+        <w:separator/>
+      </w:r>
+    </w:p>
+  </w:footnote>
+  <w:footnote w:type="continuationSeparator" w:id="0">
+    <w:p>
+      <w:pPr>
+        <w:spacing w:after="0" w:line="240" w:lineRule="auto"/>
+      </w:pPr>
+      <w:r>
+        <w:continuationSeparator/>
+      </w:r>
+    </w:p>
+  </w:footnote>
+</w:footnotes>
+</file>
+
+<file path=word/header1.xml><?xml version="1.0" encoding="utf-8"?>
+<w:hdr xmlns:wpc="http://schemas.microsoft.com/office/word/2010/wordprocessingCanvas" xmlns:cx="http://schemas.microsoft.com/office/drawing/2014/chartex" xmlns:cx1="http://schemas.microsoft.com/office/drawing/2015/9/8/chartex" xmlns:cx2="http://schemas.microsoft.com/office/drawing/2015/10/21/chartex" xmlns:cx3="http://schemas.microsoft.com/office/drawing/2016/5/9/chartex" xmlns:cx4="http://schemas.microsoft.com/office/drawing/2016/5/10/chartex" xmlns:cx5="http://schemas.microsoft.com/office/drawing/2016/5/11/chartex" xmlns:cx6="http://schemas.microsoft.com/office/drawing/2016/5/12/chartex" xmlns:cx7="http://schemas.microsoft.com/office/drawing/2016/5/13/chartex" xmlns:cx8="http://schemas.microsoft.com/office/drawing/2016/5/14/chartex" xmlns:mc="http://schemas.openxmlformats.org/markup-compatibility/2006" xmlns:aink="http://schemas.microsoft.com/office/drawing/2016/ink" xmlns:am3d="http://schemas.microsoft.com/office/drawing/2017/model3d" xmlns:o="urn:schemas-microsoft-com:office:office" xmlns:oel="http://schemas.microsoft.com/office/2019/extlst" xmlns:r="http://schemas.openxmlformats.org/officeDocument/2006/relationships" xmlns:m="http://schemas.openxmlformats.org/officeDocument/2006/math" xmlns:v="urn:schemas-microsoft-com:vml" xmlns:wp14="http://schemas.microsoft.com/office/word/2010/wordprocessingDrawing" xmlns:wp="http://schemas.openxmlformats.org/drawingml/2006/wordprocessingDrawing" xmlns:w10="urn:schemas-microsoft-com:office:word" xmlns:w="http://schemas.openxmlformats.org/wordprocessingml/2006/main" xmlns:w14="http://schemas.microsoft.com/office/word/2010/wordml" xmlns:w15="http://schemas.microsoft.com/office/word/2012/wordml" xmlns:w16cex="http://schemas.microsoft.com/office/word/2018/wordml/cex" xmlns:w16cid="http://schemas.microsoft.com/office/word/2016/wordml/cid" xmlns:w16="http://schemas.microsoft.com/office/word/2018/wordml" xmlns:w16du="http://schemas.microsoft.com/office/word/2023/wordml/word16du" xmlns:w16sdtdh="http://schemas.microsoft.com/office/word/2020/wordml/sdtdatahash" xmlns:w16sdtfl="http://schemas.microsoft.com/office/word/2024/wordml/sdtformatlock" xmlns:w16se="http://schemas.microsoft.com/office/word/2015/wordml/symex" xmlns:wpg="http://schemas.microsoft.com/office/word/2010/wordprocessingGroup" xmlns:wpi="http://schemas.microsoft.com/office/word/2010/wordprocessingInk" xmlns:wne="http://schemas.microsoft.com/office/word/2006/wordml" xmlns:wps="http://schemas.microsoft.com/office/word/2010/wordprocessingShape" mc:Ignorable="w14 w15 w16se w16cid w16 w16cex w16sdtdh w16sdtfl w16du wp14">
+  <w:p>
+    <w:pPr>
+      <w:pStyle w:val="Header"/>
+    </w:pPr>
+    <w:sdt>
+      <w:sdtPr>
+        <w:id w:val="1704979692"/>
+        <w:placeholder>
+          <w:docPart w:val="26E9253B09F542FABA6746DD5EC66D0E"/>
+        </w:placeholder>
+        <w:temporary/>
+        <w:showingPlcHdr/>
+        <w15:appearance w15:val="hidden"/>
+      </w:sdtPr>
+      <w:sdtContent>
+        <w:r>
+          <w:t>[Type here]</w:t>
+        </w:r>
+      </w:sdtContent>
+    </w:sdt>
+    <w:r>
+      <w:ptab w:relativeTo="margin" w:alignment="center" w:leader="none"/>
+    </w:r>
+    <w:sdt>
+      <w:sdtPr>
+        <w:id w:val="968859947"/>
+        <w:placeholder>
+          <w:docPart w:val="26E9253B09F542FABA6746DD5EC66D0E"/>
+        </w:placeholder>
+        <w:temporary/>
+        <w:showingPlcHdr/>
+        <w15:appearance w15:val="hidden"/>
+      </w:sdtPr>
+      <w:sdtContent>
+        <w:r>
+          <w:t>[Type here]</w:t>
+        </w:r>
+      </w:sdtContent>
+    </w:sdt>
+    <w:r>
+      <w:rPr>
+        <w:rFonts w:ascii="Times New Roman" w:hAnsi="Times New Roman" w:cs="Times New Roman"/>
+      </w:rPr>
+      <w:ptab w:relativeTo="margin" w:alignment="right" w:leader="none"/>
+    </w:r>
+    <w:r>
+      <w:rPr>
+        <w:rFonts w:ascii="Times New Roman" w:hAnsi="Times New Roman" w:cs="Times New Roman"/>
+      </w:rPr>
+      <w:t xml:space="preserve">Project No. </w:t>
+    </w:r>
+    <w:r>
+      <w:rPr>
+        <w:rFonts w:ascii="Times New Roman" w:hAnsi="Times New Roman" w:cs="Times New Roman"/>
+      </w:rPr>
+      <w:t>A3182-251</w:t>
+    </w:r>
+  </w:p>
+  <w:p>
+    <w:pPr>
+      <w:pStyle w:val="Header"/>
+    </w:pPr>
+  </w:p>
+</w:hdr>
 </file>
 
 <file path=word/numbering.xml><?xml version="1.0" encoding="utf-8"?>
@@ -4289,6 +7724,119 @@
     </w:lvl>
   </w:abstractNum>
   <w:abstractNum w:abstractNumId="1" w15:restartNumberingAfterBreak="0">
+    <w:nsid w:val="34FB2D1F"/>
+    <w:multiLevelType w:val="hybridMultilevel"/>
+    <w:tmpl w:val="FB965E70"/>
+    <w:lvl w:ilvl="0" w:tplc="48090001">
+      <w:start w:val="1"/>
+      <w:numFmt w:val="bullet"/>
+      <w:lvlText w:val=""/>
+      <w:lvlJc w:val="left"/>
+      <w:pPr>
+        <w:ind w:left="720" w:hanging="360"/>
+      </w:pPr>
+      <w:rPr>
+        <w:rFonts w:ascii="Symbol" w:hAnsi="Symbol" w:hint="default"/>
+      </w:rPr>
+    </w:lvl>
+    <w:lvl w:ilvl="1" w:tplc="48090003" w:tentative="1">
+      <w:start w:val="1"/>
+      <w:numFmt w:val="bullet"/>
+      <w:lvlText w:val="o"/>
+      <w:lvlJc w:val="left"/>
+      <w:pPr>
+        <w:ind w:left="1440" w:hanging="360"/>
+      </w:pPr>
+      <w:rPr>
+        <w:rFonts w:ascii="Courier New" w:hAnsi="Courier New" w:cs="Courier New" w:hint="default"/>
+      </w:rPr>
+    </w:lvl>
+    <w:lvl w:ilvl="2" w:tplc="48090005" w:tentative="1">
+      <w:start w:val="1"/>
+      <w:numFmt w:val="bullet"/>
+      <w:lvlText w:val=""/>
+      <w:lvlJc w:val="left"/>
+      <w:pPr>
+        <w:ind w:left="2160" w:hanging="360"/>
+      </w:pPr>
+      <w:rPr>
+        <w:rFonts w:ascii="Wingdings" w:hAnsi="Wingdings" w:hint="default"/>
+      </w:rPr>
+    </w:lvl>
+    <w:lvl w:ilvl="3" w:tplc="48090001" w:tentative="1">
+      <w:start w:val="1"/>
+      <w:numFmt w:val="bullet"/>
+      <w:lvlText w:val=""/>
+      <w:lvlJc w:val="left"/>
+      <w:pPr>
+        <w:ind w:left="2880" w:hanging="360"/>
+      </w:pPr>
+      <w:rPr>
+        <w:rFonts w:ascii="Symbol" w:hAnsi="Symbol" w:hint="default"/>
+      </w:rPr>
+    </w:lvl>
+    <w:lvl w:ilvl="4" w:tplc="48090003" w:tentative="1">
+      <w:start w:val="1"/>
+      <w:numFmt w:val="bullet"/>
+      <w:lvlText w:val="o"/>
+      <w:lvlJc w:val="left"/>
+      <w:pPr>
+        <w:ind w:left="3600" w:hanging="360"/>
+      </w:pPr>
+      <w:rPr>
+        <w:rFonts w:ascii="Courier New" w:hAnsi="Courier New" w:cs="Courier New" w:hint="default"/>
+      </w:rPr>
+    </w:lvl>
+    <w:lvl w:ilvl="5" w:tplc="48090005" w:tentative="1">
+      <w:start w:val="1"/>
+      <w:numFmt w:val="bullet"/>
+      <w:lvlText w:val=""/>
+      <w:lvlJc w:val="left"/>
+      <w:pPr>
+        <w:ind w:left="4320" w:hanging="360"/>
+      </w:pPr>
+      <w:rPr>
+        <w:rFonts w:ascii="Wingdings" w:hAnsi="Wingdings" w:hint="default"/>
+      </w:rPr>
+    </w:lvl>
+    <w:lvl w:ilvl="6" w:tplc="48090001" w:tentative="1">
+      <w:start w:val="1"/>
+      <w:numFmt w:val="bullet"/>
+      <w:lvlText w:val=""/>
+      <w:lvlJc w:val="left"/>
+      <w:pPr>
+        <w:ind w:left="5040" w:hanging="360"/>
+      </w:pPr>
+      <w:rPr>
+        <w:rFonts w:ascii="Symbol" w:hAnsi="Symbol" w:hint="default"/>
+      </w:rPr>
+    </w:lvl>
+    <w:lvl w:ilvl="7" w:tplc="48090003" w:tentative="1">
+      <w:start w:val="1"/>
+      <w:numFmt w:val="bullet"/>
+      <w:lvlText w:val="o"/>
+      <w:lvlJc w:val="left"/>
+      <w:pPr>
+        <w:ind w:left="5760" w:hanging="360"/>
+      </w:pPr>
+      <w:rPr>
+        <w:rFonts w:ascii="Courier New" w:hAnsi="Courier New" w:cs="Courier New" w:hint="default"/>
+      </w:rPr>
+    </w:lvl>
+    <w:lvl w:ilvl="8" w:tplc="48090005" w:tentative="1">
+      <w:start w:val="1"/>
+      <w:numFmt w:val="bullet"/>
+      <w:lvlText w:val=""/>
+      <w:lvlJc w:val="left"/>
+      <w:pPr>
+        <w:ind w:left="6480" w:hanging="360"/>
+      </w:pPr>
+      <w:rPr>
+        <w:rFonts w:ascii="Wingdings" w:hAnsi="Wingdings" w:hint="default"/>
+      </w:rPr>
+    </w:lvl>
+  </w:abstractNum>
+  <w:abstractNum w:abstractNumId="2" w15:restartNumberingAfterBreak="0">
     <w:nsid w:val="41F04AA0"/>
     <w:multiLevelType w:val="multilevel"/>
     <w:tmpl w:val="4E8A99CE"/>
@@ -4401,7 +7949,7 @@
       </w:rPr>
     </w:lvl>
   </w:abstractNum>
-  <w:abstractNum w:abstractNumId="2" w15:restartNumberingAfterBreak="0">
+  <w:abstractNum w:abstractNumId="3" w15:restartNumberingAfterBreak="0">
     <w:nsid w:val="55376001"/>
     <w:multiLevelType w:val="hybridMultilevel"/>
     <w:tmpl w:val="F66418D0"/>
@@ -4493,7 +8041,7 @@
       </w:pPr>
     </w:lvl>
   </w:abstractNum>
-  <w:abstractNum w:abstractNumId="3" w15:restartNumberingAfterBreak="0">
+  <w:abstractNum w:abstractNumId="4" w15:restartNumberingAfterBreak="0">
     <w:nsid w:val="56C0430C"/>
     <w:multiLevelType w:val="hybridMultilevel"/>
     <w:tmpl w:val="DBA01CCA"/>
@@ -4579,7 +8127,7 @@
       </w:pPr>
     </w:lvl>
   </w:abstractNum>
-  <w:abstractNum w:abstractNumId="4" w15:restartNumberingAfterBreak="0">
+  <w:abstractNum w:abstractNumId="5" w15:restartNumberingAfterBreak="0">
     <w:nsid w:val="5A2D43DC"/>
     <w:multiLevelType w:val="hybridMultilevel"/>
     <w:tmpl w:val="3E8CFE2E"/>
@@ -4665,20 +8213,139 @@
       </w:pPr>
     </w:lvl>
   </w:abstractNum>
+  <w:abstractNum w:abstractNumId="6" w15:restartNumberingAfterBreak="0">
+    <w:nsid w:val="7AF72595"/>
+    <w:multiLevelType w:val="hybridMultilevel"/>
+    <w:tmpl w:val="152699E0"/>
+    <w:lvl w:ilvl="0" w:tplc="48090001">
+      <w:start w:val="1"/>
+      <w:numFmt w:val="bullet"/>
+      <w:lvlText w:val=""/>
+      <w:lvlJc w:val="left"/>
+      <w:pPr>
+        <w:ind w:left="720" w:hanging="360"/>
+      </w:pPr>
+      <w:rPr>
+        <w:rFonts w:ascii="Symbol" w:hAnsi="Symbol" w:hint="default"/>
+      </w:rPr>
+    </w:lvl>
+    <w:lvl w:ilvl="1" w:tplc="48090003" w:tentative="1">
+      <w:start w:val="1"/>
+      <w:numFmt w:val="bullet"/>
+      <w:lvlText w:val="o"/>
+      <w:lvlJc w:val="left"/>
+      <w:pPr>
+        <w:ind w:left="1440" w:hanging="360"/>
+      </w:pPr>
+      <w:rPr>
+        <w:rFonts w:ascii="Courier New" w:hAnsi="Courier New" w:cs="Courier New" w:hint="default"/>
+      </w:rPr>
+    </w:lvl>
+    <w:lvl w:ilvl="2" w:tplc="48090005" w:tentative="1">
+      <w:start w:val="1"/>
+      <w:numFmt w:val="bullet"/>
+      <w:lvlText w:val=""/>
+      <w:lvlJc w:val="left"/>
+      <w:pPr>
+        <w:ind w:left="2160" w:hanging="360"/>
+      </w:pPr>
+      <w:rPr>
+        <w:rFonts w:ascii="Wingdings" w:hAnsi="Wingdings" w:hint="default"/>
+      </w:rPr>
+    </w:lvl>
+    <w:lvl w:ilvl="3" w:tplc="48090001" w:tentative="1">
+      <w:start w:val="1"/>
+      <w:numFmt w:val="bullet"/>
+      <w:lvlText w:val=""/>
+      <w:lvlJc w:val="left"/>
+      <w:pPr>
+        <w:ind w:left="2880" w:hanging="360"/>
+      </w:pPr>
+      <w:rPr>
+        <w:rFonts w:ascii="Symbol" w:hAnsi="Symbol" w:hint="default"/>
+      </w:rPr>
+    </w:lvl>
+    <w:lvl w:ilvl="4" w:tplc="48090003" w:tentative="1">
+      <w:start w:val="1"/>
+      <w:numFmt w:val="bullet"/>
+      <w:lvlText w:val="o"/>
+      <w:lvlJc w:val="left"/>
+      <w:pPr>
+        <w:ind w:left="3600" w:hanging="360"/>
+      </w:pPr>
+      <w:rPr>
+        <w:rFonts w:ascii="Courier New" w:hAnsi="Courier New" w:cs="Courier New" w:hint="default"/>
+      </w:rPr>
+    </w:lvl>
+    <w:lvl w:ilvl="5" w:tplc="48090005" w:tentative="1">
+      <w:start w:val="1"/>
+      <w:numFmt w:val="bullet"/>
+      <w:lvlText w:val=""/>
+      <w:lvlJc w:val="left"/>
+      <w:pPr>
+        <w:ind w:left="4320" w:hanging="360"/>
+      </w:pPr>
+      <w:rPr>
+        <w:rFonts w:ascii="Wingdings" w:hAnsi="Wingdings" w:hint="default"/>
+      </w:rPr>
+    </w:lvl>
+    <w:lvl w:ilvl="6" w:tplc="48090001" w:tentative="1">
+      <w:start w:val="1"/>
+      <w:numFmt w:val="bullet"/>
+      <w:lvlText w:val=""/>
+      <w:lvlJc w:val="left"/>
+      <w:pPr>
+        <w:ind w:left="5040" w:hanging="360"/>
+      </w:pPr>
+      <w:rPr>
+        <w:rFonts w:ascii="Symbol" w:hAnsi="Symbol" w:hint="default"/>
+      </w:rPr>
+    </w:lvl>
+    <w:lvl w:ilvl="7" w:tplc="48090003" w:tentative="1">
+      <w:start w:val="1"/>
+      <w:numFmt w:val="bullet"/>
+      <w:lvlText w:val="o"/>
+      <w:lvlJc w:val="left"/>
+      <w:pPr>
+        <w:ind w:left="5760" w:hanging="360"/>
+      </w:pPr>
+      <w:rPr>
+        <w:rFonts w:ascii="Courier New" w:hAnsi="Courier New" w:cs="Courier New" w:hint="default"/>
+      </w:rPr>
+    </w:lvl>
+    <w:lvl w:ilvl="8" w:tplc="48090005" w:tentative="1">
+      <w:start w:val="1"/>
+      <w:numFmt w:val="bullet"/>
+      <w:lvlText w:val=""/>
+      <w:lvlJc w:val="left"/>
+      <w:pPr>
+        <w:ind w:left="6480" w:hanging="360"/>
+      </w:pPr>
+      <w:rPr>
+        <w:rFonts w:ascii="Wingdings" w:hAnsi="Wingdings" w:hint="default"/>
+      </w:rPr>
+    </w:lvl>
+  </w:abstractNum>
   <w:num w:numId="1" w16cid:durableId="168449186">
-    <w:abstractNumId w:val="1"/>
+    <w:abstractNumId w:val="2"/>
   </w:num>
   <w:num w:numId="2" w16cid:durableId="1733773624">
     <w:abstractNumId w:val="0"/>
   </w:num>
   <w:num w:numId="3" w16cid:durableId="53630696">
-    <w:abstractNumId w:val="2"/>
+    <w:abstractNumId w:val="3"/>
   </w:num>
   <w:num w:numId="4" w16cid:durableId="90592924">
-    <w:abstractNumId w:val="3"/>
+    <w:abstractNumId w:val="4"/>
   </w:num>
   <w:num w:numId="5" w16cid:durableId="1255438029">
-    <w:abstractNumId w:val="4"/>
+    <w:abstractNumId w:val="5"/>
+  </w:num>
+  <w:num w:numId="6" w16cid:durableId="1300650788">
+    <w:abstractNumId w:val="1"/>
+  </w:num>
+  <w:num w:numId="7" w16cid:durableId="434835553">
+    <w:abstractNumId w:val="6"/>
   </w:num>
 </w:numbering>
 </file>
@@ -4693,6 +8360,1216 @@
         <w:sz w:val="24"/>
         <w:szCs w:val="24"/>
         <w:lang w:val="en-SG" w:eastAsia="en-US" w:bidi="ar-SA"/>
+        <w14:ligatures w14:val="standardContextual"/>
+      </w:rPr>
+    </w:rPrDefault>
+    <w:pPrDefault>
+      <w:pPr>
+        <w:spacing w:after="160" w:line="278" w:lineRule="auto"/>
+      </w:pPr>
+    </w:pPrDefault>
+  </w:docDefaults>
+  <w:latentStyles w:defLockedState="0" w:defUIPriority="99" w:defSemiHidden="0" w:defUnhideWhenUsed="0" w:defQFormat="0" w:count="376">
+    <w:lsdException w:name="Normal" w:uiPriority="0" w:qFormat="1"/>
+    <w:lsdException w:name="heading 1" w:uiPriority="0" w:qFormat="1"/>
+    <w:lsdException w:name="heading 2" w:semiHidden="1" w:uiPriority="9" w:unhideWhenUsed="1" w:qFormat="1"/>
+    <w:lsdException w:name="heading 3" w:semiHidden="1" w:uiPriority="9" w:unhideWhenUsed="1" w:qFormat="1"/>
+    <w:lsdException w:name="heading 4" w:semiHidden="1" w:uiPriority="9" w:unhideWhenUsed="1" w:qFormat="1"/>
+    <w:lsdException w:name="heading 5" w:semiHidden="1" w:uiPriority="9" w:unhideWhenUsed="1" w:qFormat="1"/>
+    <w:lsdException w:name="heading 6" w:semiHidden="1" w:uiPriority="9" w:unhideWhenUsed="1" w:qFormat="1"/>
+    <w:lsdException w:name="heading 7" w:semiHidden="1" w:uiPriority="9" w:unhideWhenUsed="1" w:qFormat="1"/>
+    <w:lsdException w:name="heading 8" w:semiHidden="1" w:uiPriority="9" w:unhideWhenUsed="1" w:qFormat="1"/>
+    <w:lsdException w:name="heading 9" w:semiHidden="1" w:uiPriority="9" w:unhideWhenUsed="1" w:qFormat="1"/>
+    <w:lsdException w:name="index 1" w:semiHidden="1" w:unhideWhenUsed="1"/>
+    <w:lsdException w:name="index 2" w:semiHidden="1" w:unhideWhenUsed="1"/>
+    <w:lsdException w:name="index 3" w:semiHidden="1" w:unhideWhenUsed="1"/>
+    <w:lsdException w:name="index 4" w:semiHidden="1" w:unhideWhenUsed="1"/>
+    <w:lsdException w:name="index 5" w:semiHidden="1" w:unhideWhenUsed="1"/>
+    <w:lsdException w:name="index 6" w:semiHidden="1" w:unhideWhenUsed="1"/>
+    <w:lsdException w:name="index 7" w:semiHidden="1" w:unhideWhenUsed="1"/>
+    <w:lsdException w:name="index 8" w:semiHidden="1" w:unhideWhenUsed="1"/>
+    <w:lsdException w:name="index 9" w:semiHidden="1" w:unhideWhenUsed="1"/>
+    <w:lsdException w:name="toc 1" w:semiHidden="1" w:uiPriority="39" w:unhideWhenUsed="1"/>
+    <w:lsdException w:name="toc 2" w:semiHidden="1" w:uiPriority="39" w:unhideWhenUsed="1"/>
+    <w:lsdException w:name="toc 3" w:semiHidden="1" w:uiPriority="39" w:unhideWhenUsed="1"/>
+    <w:lsdException w:name="toc 4" w:semiHidden="1" w:uiPriority="39" w:unhideWhenUsed="1"/>
+    <w:lsdException w:name="toc 5" w:semiHidden="1" w:uiPriority="39" w:unhideWhenUsed="1"/>
+    <w:lsdException w:name="toc 6" w:semiHidden="1" w:uiPriority="39" w:unhideWhenUsed="1"/>
+    <w:lsdException w:name="toc 7" w:semiHidden="1" w:uiPriority="39" w:unhideWhenUsed="1"/>
+    <w:lsdException w:name="toc 8" w:semiHidden="1" w:uiPriority="39" w:unhideWhenUsed="1"/>
+    <w:lsdException w:name="toc 9" w:semiHidden="1" w:uiPriority="39" w:unhideWhenUsed="1"/>
+    <w:lsdException w:name="Normal Indent" w:semiHidden="1" w:unhideWhenUsed="1"/>
+    <w:lsdException w:name="footnote text" w:semiHidden="1" w:unhideWhenUsed="1"/>
+    <w:lsdException w:name="annotation text" w:semiHidden="1" w:unhideWhenUsed="1"/>
+    <w:lsdException w:name="header" w:semiHidden="1" w:unhideWhenUsed="1"/>
+    <w:lsdException w:name="footer" w:semiHidden="1" w:unhideWhenUsed="1"/>
+    <w:lsdException w:name="index heading" w:semiHidden="1" w:unhideWhenUsed="1"/>
+    <w:lsdException w:name="caption" w:semiHidden="1" w:uiPriority="35" w:unhideWhenUsed="1" w:qFormat="1"/>
+    <w:lsdException w:name="table of figures" w:semiHidden="1" w:unhideWhenUsed="1"/>
+    <w:lsdException w:name="envelope address" w:semiHidden="1" w:unhideWhenUsed="1"/>
+    <w:lsdException w:name="envelope return" w:semiHidden="1" w:unhideWhenUsed="1"/>
+    <w:lsdException w:name="footnote reference" w:semiHidden="1" w:unhideWhenUsed="1"/>
+    <w:lsdException w:name="annotation reference" w:semiHidden="1" w:unhideWhenUsed="1"/>
+    <w:lsdException w:name="line number" w:semiHidden="1" w:unhideWhenUsed="1"/>
+    <w:lsdException w:name="page number" w:semiHidden="1" w:unhideWhenUsed="1"/>
+    <w:lsdException w:name="endnote reference" w:semiHidden="1" w:unhideWhenUsed="1"/>
+    <w:lsdException w:name="endnote text" w:semiHidden="1" w:unhideWhenUsed="1"/>
+    <w:lsdException w:name="table of authorities" w:semiHidden="1" w:unhideWhenUsed="1"/>
+    <w:lsdException w:name="macro" w:semiHidden="1" w:unhideWhenUsed="1"/>
+    <w:lsdException w:name="toa heading" w:semiHidden="1" w:unhideWhenUsed="1"/>
+    <w:lsdException w:name="List" w:semiHidden="1" w:unhideWhenUsed="1"/>
+    <w:lsdException w:name="List Bullet" w:semiHidden="1" w:unhideWhenUsed="1"/>
+    <w:lsdException w:name="List Number" w:semiHidden="1" w:unhideWhenUsed="1"/>
+    <w:lsdException w:name="List 2" w:semiHidden="1" w:unhideWhenUsed="1"/>
+    <w:lsdException w:name="List 3" w:semiHidden="1" w:unhideWhenUsed="1"/>
+    <w:lsdException w:name="List 4" w:semiHidden="1" w:unhideWhenUsed="1"/>
+    <w:lsdException w:name="List 5" w:semiHidden="1" w:unhideWhenUsed="1"/>
+    <w:lsdException w:name="List Bullet 2" w:semiHidden="1" w:unhideWhenUsed="1"/>
+    <w:lsdException w:name="List Bullet 3" w:semiHidden="1" w:unhideWhenUsed="1"/>
+    <w:lsdException w:name="List Bullet 4" w:semiHidden="1" w:unhideWhenUsed="1"/>
+    <w:lsdException w:name="List Bullet 5" w:semiHidden="1" w:unhideWhenUsed="1"/>
+    <w:lsdException w:name="List Number 2" w:semiHidden="1" w:unhideWhenUsed="1"/>
+    <w:lsdException w:name="List Number 3" w:semiHidden="1" w:unhideWhenUsed="1"/>
+    <w:lsdException w:name="List Number 4" w:semiHidden="1" w:unhideWhenUsed="1"/>
+    <w:lsdException w:name="List Number 5" w:semiHidden="1" w:unhideWhenUsed="1"/>
+    <w:lsdException w:name="Title" w:uiPriority="10" w:qFormat="1"/>
+    <w:lsdException w:name="Closing" w:semiHidden="1" w:unhideWhenUsed="1"/>
+    <w:lsdException w:name="Signature" w:semiHidden="1" w:unhideWhenUsed="1"/>
+    <w:lsdException w:name="Default Paragraph Font" w:semiHidden="1" w:uiPriority="1" w:unhideWhenUsed="1"/>
+    <w:lsdException w:name="Body Text" w:semiHidden="1" w:unhideWhenUsed="1"/>
+    <w:lsdException w:name="Body Text Indent" w:semiHidden="1" w:unhideWhenUsed="1"/>
+    <w:lsdException w:name="List Continue" w:semiHidden="1" w:unhideWhenUsed="1"/>
+    <w:lsdException w:name="List Continue 2" w:semiHidden="1" w:unhideWhenUsed="1"/>
+    <w:lsdException w:name="List Continue 3" w:semiHidden="1" w:unhideWhenUsed="1"/>
+    <w:lsdException w:name="List Continue 4" w:semiHidden="1" w:unhideWhenUsed="1"/>
+    <w:lsdException w:name="List Continue 5" w:semiHidden="1" w:unhideWhenUsed="1"/>
+    <w:lsdException w:name="Message Header" w:semiHidden="1" w:unhideWhenUsed="1"/>
+    <w:lsdException w:name="Subtitle" w:uiPriority="11" w:qFormat="1"/>
+    <w:lsdException w:name="Salutation" w:semiHidden="1" w:unhideWhenUsed="1"/>
+    <w:lsdException w:name="Date" w:semiHidden="1" w:unhideWhenUsed="1"/>
+    <w:lsdException w:name="Body Text First Indent" w:semiHidden="1" w:unhideWhenUsed="1"/>
+    <w:lsdException w:name="Body Text First Indent 2" w:semiHidden="1" w:unhideWhenUsed="1"/>
+    <w:lsdException w:name="Note Heading" w:semiHidden="1" w:unhideWhenUsed="1"/>
+    <w:lsdException w:name="Body Text 2" w:semiHidden="1" w:unhideWhenUsed="1"/>
+    <w:lsdException w:name="Body Text 3" w:semiHidden="1" w:unhideWhenUsed="1"/>
+    <w:lsdException w:name="Body Text Indent 2" w:semiHidden="1" w:unhideWhenUsed="1"/>
+    <w:lsdException w:name="Body Text Indent 3" w:semiHidden="1" w:unhideWhenUsed="1"/>
+    <w:lsdException w:name="Block Text" w:semiHidden="1" w:unhideWhenUsed="1"/>
+    <w:lsdException w:name="Hyperlink" w:semiHidden="1" w:unhideWhenUsed="1"/>
+    <w:lsdException w:name="FollowedHyperlink" w:semiHidden="1" w:unhideWhenUsed="1"/>
+    <w:lsdException w:name="Strong" w:uiPriority="22" w:qFormat="1"/>
+    <w:lsdException w:name="Emphasis" w:uiPriority="20" w:qFormat="1"/>
+    <w:lsdException w:name="Document Map" w:semiHidden="1" w:unhideWhenUsed="1"/>
+    <w:lsdException w:name="Plain Text" w:semiHidden="1" w:unhideWhenUsed="1"/>
+    <w:lsdException w:name="E-mail Signature" w:semiHidden="1" w:unhideWhenUsed="1"/>
+    <w:lsdException w:name="HTML Top of Form" w:semiHidden="1" w:unhideWhenUsed="1"/>
+    <w:lsdException w:name="HTML Bottom of Form" w:semiHidden="1" w:unhideWhenUsed="1"/>
+    <w:lsdException w:name="Normal (Web)" w:semiHidden="1" w:unhideWhenUsed="1"/>
+    <w:lsdException w:name="HTML Acronym" w:semiHidden="1" w:unhideWhenUsed="1"/>
+    <w:lsdException w:name="HTML Address" w:semiHidden="1" w:unhideWhenUsed="1"/>
+    <w:lsdException w:name="HTML Cite" w:semiHidden="1" w:unhideWhenUsed="1"/>
+    <w:lsdException w:name="HTML Code" w:semiHidden="1" w:unhideWhenUsed="1"/>
+    <w:lsdException w:name="HTML Definition" w:semiHidden="1" w:unhideWhenUsed="1"/>
+    <w:lsdException w:name="HTML Keyboard" w:semiHidden="1" w:unhideWhenUsed="1"/>
+    <w:lsdException w:name="HTML Preformatted" w:semiHidden="1" w:unhideWhenUsed="1"/>
+    <w:lsdException w:name="HTML Sample" w:semiHidden="1" w:unhideWhenUsed="1"/>
+    <w:lsdException w:name="HTML Typewriter" w:semiHidden="1" w:unhideWhenUsed="1"/>
+    <w:lsdException w:name="HTML Variable" w:semiHidden="1" w:unhideWhenUsed="1"/>
+    <w:lsdException w:name="Normal Table" w:semiHidden="1" w:unhideWhenUsed="1"/>
+    <w:lsdException w:name="annotation subject" w:semiHidden="1" w:unhideWhenUsed="1"/>
+    <w:lsdException w:name="No List" w:semiHidden="1" w:unhideWhenUsed="1"/>
+    <w:lsdException w:name="Outline List 1" w:semiHidden="1" w:unhideWhenUsed="1"/>
+    <w:lsdException w:name="Outline List 2" w:semiHidden="1" w:unhideWhenUsed="1"/>
+    <w:lsdException w:name="Outline List 3" w:semiHidden="1" w:unhideWhenUsed="1"/>
+    <w:lsdException w:name="Table Simple 1" w:semiHidden="1" w:unhideWhenUsed="1"/>
+    <w:lsdException w:name="Table Simple 2" w:semiHidden="1" w:unhideWhenUsed="1"/>
+    <w:lsdException w:name="Table Simple 3" w:semiHidden="1" w:unhideWhenUsed="1"/>
+    <w:lsdException w:name="Table Classic 1" w:semiHidden="1" w:unhideWhenUsed="1"/>
+    <w:lsdException w:name="Table Classic 2" w:semiHidden="1" w:unhideWhenUsed="1"/>
+    <w:lsdException w:name="Table Classic 3" w:semiHidden="1" w:unhideWhenUsed="1"/>
+    <w:lsdException w:name="Table Classic 4" w:semiHidden="1" w:unhideWhenUsed="1"/>
+    <w:lsdException w:name="Table Colorful 1" w:semiHidden="1" w:unhideWhenUsed="1"/>
+    <w:lsdException w:name="Table Colorful 2" w:semiHidden="1" w:unhideWhenUsed="1"/>
+    <w:lsdException w:name="Table Colorful 3" w:semiHidden="1" w:unhideWhenUsed="1"/>
+    <w:lsdException w:name="Table Columns 1" w:semiHidden="1" w:unhideWhenUsed="1"/>
+    <w:lsdException w:name="Table Columns 2" w:semiHidden="1" w:unhideWhenUsed="1"/>
+    <w:lsdException w:name="Table Columns 3" w:semiHidden="1" w:unhideWhenUsed="1"/>
+    <w:lsdException w:name="Table Columns 4" w:semiHidden="1" w:unhideWhenUsed="1"/>
+    <w:lsdException w:name="Table Columns 5" w:semiHidden="1" w:unhideWhenUsed="1"/>
+    <w:lsdException w:name="Table Grid 1" w:semiHidden="1" w:unhideWhenUsed="1"/>
+    <w:lsdException w:name="Table Grid 2" w:semiHidden="1" w:unhideWhenUsed="1"/>
+    <w:lsdException w:name="Table Grid 3" w:semiHidden="1" w:unhideWhenUsed="1"/>
+    <w:lsdException w:name="Table Grid 4" w:semiHidden="1" w:unhideWhenUsed="1"/>
+    <w:lsdException w:name="Table Grid 5" w:semiHidden="1" w:unhideWhenUsed="1"/>
+    <w:lsdException w:name="Table Grid 6" w:semiHidden="1" w:unhideWhenUsed="1"/>
+    <w:lsdException w:name="Table Grid 7" w:semiHidden="1" w:unhideWhenUsed="1"/>
+    <w:lsdException w:name="Table Grid 8" w:semiHidden="1" w:unhideWhenUsed="1"/>
+    <w:lsdException w:name="Table List 1" w:semiHidden="1" w:unhideWhenUsed="1"/>
+    <w:lsdException w:name="Table List 2" w:semiHidden="1" w:unhideWhenUsed="1"/>
+    <w:lsdException w:name="Table List 3" w:semiHidden="1" w:unhideWhenUsed="1"/>
+    <w:lsdException w:name="Table List 4" w:semiHidden="1" w:unhideWhenUsed="1"/>
+    <w:lsdException w:name="Table List 5" w:semiHidden="1" w:unhideWhenUsed="1"/>
+    <w:lsdException w:name="Table List 6" w:semiHidden="1" w:unhideWhenUsed="1"/>
+    <w:lsdException w:name="Table List 7" w:semiHidden="1" w:unhideWhenUsed="1"/>
+    <w:lsdException w:name="Table List 8" w:semiHidden="1" w:unhideWhenUsed="1"/>
+    <w:lsdException w:name="Table 3D effects 1" w:semiHidden="1" w:unhideWhenUsed="1"/>
+    <w:lsdException w:name="Table 3D effects 2" w:semiHidden="1" w:unhideWhenUsed="1"/>
+    <w:lsdException w:name="Table 3D effects 3" w:semiHidden="1" w:unhideWhenUsed="1"/>
+    <w:lsdException w:name="Table Contemporary" w:semiHidden="1" w:unhideWhenUsed="1"/>
+    <w:lsdException w:name="Table Elegant" w:semiHidden="1" w:unhideWhenUsed="1"/>
+    <w:lsdException w:name="Table Professional" w:semiHidden="1" w:unhideWhenUsed="1"/>
+    <w:lsdException w:name="Table Subtle 1" w:semiHidden="1" w:unhideWhenUsed="1"/>
+    <w:lsdException w:name="Table Subtle 2" w:semiHidden="1" w:unhideWhenUsed="1"/>
+    <w:lsdException w:name="Table Web 1" w:semiHidden="1" w:unhideWhenUsed="1"/>
+    <w:lsdException w:name="Table Web 2" w:semiHidden="1" w:unhideWhenUsed="1"/>
+    <w:lsdException w:name="Table Web 3" w:semiHidden="1" w:unhideWhenUsed="1"/>
+    <w:lsdException w:name="Balloon Text" w:semiHidden="1" w:unhideWhenUsed="1"/>
+    <w:lsdException w:name="Table Grid" w:uiPriority="39"/>
+    <w:lsdException w:name="Table Theme" w:semiHidden="1" w:unhideWhenUsed="1"/>
+    <w:lsdException w:name="Placeholder Text" w:semiHidden="1"/>
+    <w:lsdException w:name="No Spacing" w:uiPriority="1" w:qFormat="1"/>
+    <w:lsdException w:name="Light Shading" w:uiPriority="60"/>
+    <w:lsdException w:name="Light List" w:uiPriority="61"/>
+    <w:lsdException w:name="Light Grid" w:uiPriority="62"/>
+    <w:lsdException w:name="Medium Shading 1" w:uiPriority="63"/>
+    <w:lsdException w:name="Medium Shading 2" w:uiPriority="64"/>
+    <w:lsdException w:name="Medium List 1" w:uiPriority="65"/>
+    <w:lsdException w:name="Medium List 2" w:uiPriority="66"/>
+    <w:lsdException w:name="Medium Grid 1" w:uiPriority="67"/>
+    <w:lsdException w:name="Medium Grid 2" w:uiPriority="68"/>
+    <w:lsdException w:name="Medium Grid 3" w:uiPriority="69"/>
+    <w:lsdException w:name="Dark List" w:uiPriority="70"/>
+    <w:lsdException w:name="Colorful Shading" w:uiPriority="71"/>
+    <w:lsdException w:name="Colorful List" w:uiPriority="72"/>
+    <w:lsdException w:name="Colorful Grid" w:uiPriority="73"/>
+    <w:lsdException w:name="Light Shading Accent 1" w:uiPriority="60"/>
+    <w:lsdException w:name="Light List Accent 1" w:uiPriority="61"/>
+    <w:lsdException w:name="Light Grid Accent 1" w:uiPriority="62"/>
+    <w:lsdException w:name="Medium Shading 1 Accent 1" w:uiPriority="63"/>
+    <w:lsdException w:name="Medium Shading 2 Accent 1" w:uiPriority="64"/>
+    <w:lsdException w:name="Medium List 1 Accent 1" w:uiPriority="65"/>
+    <w:lsdException w:name="Revision" w:semiHidden="1"/>
+    <w:lsdException w:name="List Paragraph" w:uiPriority="34" w:qFormat="1"/>
+    <w:lsdException w:name="Quote" w:uiPriority="29" w:qFormat="1"/>
+    <w:lsdException w:name="Intense Quote" w:uiPriority="30" w:qFormat="1"/>
+    <w:lsdException w:name="Medium List 2 Accent 1" w:uiPriority="66"/>
+    <w:lsdException w:name="Medium Grid 1 Accent 1" w:uiPriority="67"/>
+    <w:lsdException w:name="Medium Grid 2 Accent 1" w:uiPriority="68"/>
+    <w:lsdException w:name="Medium Grid 3 Accent 1" w:uiPriority="69"/>
+    <w:lsdException w:name="Dark List Accent 1" w:uiPriority="70"/>
+    <w:lsdException w:name="Colorful Shading Accent 1" w:uiPriority="71"/>
+    <w:lsdException w:name="Colorful List Accent 1" w:uiPriority="72"/>
+    <w:lsdException w:name="Colorful Grid Accent 1" w:uiPriority="73"/>
+    <w:lsdException w:name="Light Shading Accent 2" w:uiPriority="60"/>
+    <w:lsdException w:name="Light List Accent 2" w:uiPriority="61"/>
+    <w:lsdException w:name="Light Grid Accent 2" w:uiPriority="62"/>
+    <w:lsdException w:name="Medium Shading 1 Accent 2" w:uiPriority="63"/>
+    <w:lsdException w:name="Medium Shading 2 Accent 2" w:uiPriority="64"/>
+    <w:lsdException w:name="Medium List 1 Accent 2" w:uiPriority="65"/>
+    <w:lsdException w:name="Medium List 2 Accent 2" w:uiPriority="66"/>
+    <w:lsdException w:name="Medium Grid 1 Accent 2" w:uiPriority="67"/>
+    <w:lsdException w:name="Medium Grid 2 Accent 2" w:uiPriority="68"/>
+    <w:lsdException w:name="Medium Grid 3 Accent 2" w:uiPriority="69"/>
+    <w:lsdException w:name="Dark List Accent 2" w:uiPriority="70"/>
+    <w:lsdException w:name="Colorful Shading Accent 2" w:uiPriority="71"/>
+    <w:lsdException w:name="Colorful List Accent 2" w:uiPriority="72"/>
+    <w:lsdException w:name="Colorful Grid Accent 2" w:uiPriority="73"/>
+    <w:lsdException w:name="Light Shading Accent 3" w:uiPriority="60"/>
+    <w:lsdException w:name="Light List Accent 3" w:uiPriority="61"/>
+    <w:lsdException w:name="Light Grid Accent 3" w:uiPriority="62"/>
+    <w:lsdException w:name="Medium Shading 1 Accent 3" w:uiPriority="63"/>
+    <w:lsdException w:name="Medium Shading 2 Accent 3" w:uiPriority="64"/>
+    <w:lsdException w:name="Medium List 1 Accent 3" w:uiPriority="65"/>
+    <w:lsdException w:name="Medium List 2 Accent 3" w:uiPriority="66"/>
+    <w:lsdException w:name="Medium Grid 1 Accent 3" w:uiPriority="67"/>
+    <w:lsdException w:name="Medium Grid 2 Accent 3" w:uiPriority="68"/>
+    <w:lsdException w:name="Medium Grid 3 Accent 3" w:uiPriority="69"/>
+    <w:lsdException w:name="Dark List Accent 3" w:uiPriority="70"/>
+    <w:lsdException w:name="Colorful Shading Accent 3" w:uiPriority="71"/>
+    <w:lsdException w:name="Colorful List Accent 3" w:uiPriority="72"/>
+    <w:lsdException w:name="Colorful Grid Accent 3" w:uiPriority="73"/>
+    <w:lsdException w:name="Light Shading Accent 4" w:uiPriority="60"/>
+    <w:lsdException w:name="Light List Accent 4" w:uiPriority="61"/>
+    <w:lsdException w:name="Light Grid Accent 4" w:uiPriority="62"/>
+    <w:lsdException w:name="Medium Shading 1 Accent 4" w:uiPriority="63"/>
+    <w:lsdException w:name="Medium Shading 2 Accent 4" w:uiPriority="64"/>
+    <w:lsdException w:name="Medium List 1 Accent 4" w:uiPriority="65"/>
+    <w:lsdException w:name="Medium List 2 Accent 4" w:uiPriority="66"/>
+    <w:lsdException w:name="Medium Grid 1 Accent 4" w:uiPriority="67"/>
+    <w:lsdException w:name="Medium Grid 2 Accent 4" w:uiPriority="68"/>
+    <w:lsdException w:name="Medium Grid 3 Accent 4" w:uiPriority="69"/>
+    <w:lsdException w:name="Dark List Accent 4" w:uiPriority="70"/>
+    <w:lsdException w:name="Colorful Shading Accent 4" w:uiPriority="71"/>
+    <w:lsdException w:name="Colorful List Accent 4" w:uiPriority="72"/>
+    <w:lsdException w:name="Colorful Grid Accent 4" w:uiPriority="73"/>
+    <w:lsdException w:name="Light Shading Accent 5" w:uiPriority="60"/>
+    <w:lsdException w:name="Light List Accent 5" w:uiPriority="61"/>
+    <w:lsdException w:name="Light Grid Accent 5" w:uiPriority="62"/>
+    <w:lsdException w:name="Medium Shading 1 Accent 5" w:uiPriority="63"/>
+    <w:lsdException w:name="Medium Shading 2 Accent 5" w:uiPriority="64"/>
+    <w:lsdException w:name="Medium List 1 Accent 5" w:uiPriority="65"/>
+    <w:lsdException w:name="Medium List 2 Accent 5" w:uiPriority="66"/>
+    <w:lsdException w:name="Medium Grid 1 Accent 5" w:uiPriority="67"/>
+    <w:lsdException w:name="Medium Grid 2 Accent 5" w:uiPriority="68"/>
+    <w:lsdException w:name="Medium Grid 3 Accent 5" w:uiPriority="69"/>
+    <w:lsdException w:name="Dark List Accent 5" w:uiPriority="70"/>
+    <w:lsdException w:name="Colorful Shading Accent 5" w:uiPriority="71"/>
+    <w:lsdException w:name="Colorful List Accent 5" w:uiPriority="72"/>
+    <w:lsdException w:name="Colorful Grid Accent 5" w:uiPriority="73"/>
+    <w:lsdException w:name="Light Shading Accent 6" w:uiPriority="60"/>
+    <w:lsdException w:name="Light List Accent 6" w:uiPriority="61"/>
+    <w:lsdException w:name="Light Grid Accent 6" w:uiPriority="62"/>
+    <w:lsdException w:name="Medium Shading 1 Accent 6" w:uiPriority="63"/>
+    <w:lsdException w:name="Medium Shading 2 Accent 6" w:uiPriority="64"/>
+    <w:lsdException w:name="Medium List 1 Accent 6" w:uiPriority="65"/>
+    <w:lsdException w:name="Medium List 2 Accent 6" w:uiPriority="66"/>
+    <w:lsdException w:name="Medium Grid 1 Accent 6" w:uiPriority="67"/>
+    <w:lsdException w:name="Medium Grid 2 Accent 6" w:uiPriority="68"/>
+    <w:lsdException w:name="Medium Grid 3 Accent 6" w:uiPriority="69"/>
+    <w:lsdException w:name="Dark List Accent 6" w:uiPriority="70"/>
+    <w:lsdException w:name="Colorful Shading Accent 6" w:uiPriority="71"/>
+    <w:lsdException w:name="Colorful List Accent 6" w:uiPriority="72"/>
+    <w:lsdException w:name="Colorful Grid Accent 6" w:uiPriority="73"/>
+    <w:lsdException w:name="Subtle Emphasis" w:uiPriority="19" w:qFormat="1"/>
+    <w:lsdException w:name="Intense Emphasis" w:uiPriority="21" w:qFormat="1"/>
+    <w:lsdException w:name="Subtle Reference" w:uiPriority="31" w:qFormat="1"/>
+    <w:lsdException w:name="Intense Reference" w:uiPriority="32" w:qFormat="1"/>
+    <w:lsdException w:name="Book Title" w:uiPriority="33" w:qFormat="1"/>
+    <w:lsdException w:name="Bibliography" w:semiHidden="1" w:uiPriority="37" w:unhideWhenUsed="1"/>
+    <w:lsdException w:name="TOC Heading" w:semiHidden="1" w:uiPriority="39" w:unhideWhenUsed="1" w:qFormat="1"/>
+    <w:lsdException w:name="Plain Table 1" w:uiPriority="41"/>
+    <w:lsdException w:name="Plain Table 2" w:uiPriority="42"/>
+    <w:lsdException w:name="Plain Table 3" w:uiPriority="43"/>
+    <w:lsdException w:name="Plain Table 4" w:uiPriority="44"/>
+    <w:lsdException w:name="Plain Table 5" w:uiPriority="45"/>
+    <w:lsdException w:name="Grid Table Light" w:uiPriority="40"/>
+    <w:lsdException w:name="Grid Table 1 Light" w:uiPriority="46"/>
+    <w:lsdException w:name="Grid Table 2" w:uiPriority="47"/>
+    <w:lsdException w:name="Grid Table 3" w:uiPriority="48"/>
+    <w:lsdException w:name="Grid Table 4" w:uiPriority="49"/>
+    <w:lsdException w:name="Grid Table 5 Dark" w:uiPriority="50"/>
+    <w:lsdException w:name="Grid Table 6 Colorful" w:uiPriority="51"/>
+    <w:lsdException w:name="Grid Table 7 Colorful" w:uiPriority="52"/>
+    <w:lsdException w:name="Grid Table 1 Light Accent 1" w:uiPriority="46"/>
+    <w:lsdException w:name="Grid Table 2 Accent 1" w:uiPriority="47"/>
+    <w:lsdException w:name="Grid Table 3 Accent 1" w:uiPriority="48"/>
+    <w:lsdException w:name="Grid Table 4 Accent 1" w:uiPriority="49"/>
+    <w:lsdException w:name="Grid Table 5 Dark Accent 1" w:uiPriority="50"/>
+    <w:lsdException w:name="Grid Table 6 Colorful Accent 1" w:uiPriority="51"/>
+    <w:lsdException w:name="Grid Table 7 Colorful Accent 1" w:uiPriority="52"/>
+    <w:lsdException w:name="Grid Table 1 Light Accent 2" w:uiPriority="46"/>
+    <w:lsdException w:name="Grid Table 2 Accent 2" w:uiPriority="47"/>
+    <w:lsdException w:name="Grid Table 3 Accent 2" w:uiPriority="48"/>
+    <w:lsdException w:name="Grid Table 4 Accent 2" w:uiPriority="49"/>
+    <w:lsdException w:name="Grid Table 5 Dark Accent 2" w:uiPriority="50"/>
+    <w:lsdException w:name="Grid Table 6 Colorful Accent 2" w:uiPriority="51"/>
+    <w:lsdException w:name="Grid Table 7 Colorful Accent 2" w:uiPriority="52"/>
+    <w:lsdException w:name="Grid Table 1 Light Accent 3" w:uiPriority="46"/>
+    <w:lsdException w:name="Grid Table 2 Accent 3" w:uiPriority="47"/>
+    <w:lsdException w:name="Grid Table 3 Accent 3" w:uiPriority="48"/>
+    <w:lsdException w:name="Grid Table 4 Accent 3" w:uiPriority="49"/>
+    <w:lsdException w:name="Grid Table 5 Dark Accent 3" w:uiPriority="50"/>
+    <w:lsdException w:name="Grid Table 6 Colorful Accent 3" w:uiPriority="51"/>
+    <w:lsdException w:name="Grid Table 7 Colorful Accent 3" w:uiPriority="52"/>
+    <w:lsdException w:name="Grid Table 1 Light Accent 4" w:uiPriority="46"/>
+    <w:lsdException w:name="Grid Table 2 Accent 4" w:uiPriority="47"/>
+    <w:lsdException w:name="Grid Table 3 Accent 4" w:uiPriority="48"/>
+    <w:lsdException w:name="Grid Table 4 Accent 4" w:uiPriority="49"/>
+    <w:lsdException w:name="Grid Table 5 Dark Accent 4" w:uiPriority="50"/>
+    <w:lsdException w:name="Grid Table 6 Colorful Accent 4" w:uiPriority="51"/>
+    <w:lsdException w:name="Grid Table 7 Colorful Accent 4" w:uiPriority="52"/>
+    <w:lsdException w:name="Grid Table 1 Light Accent 5" w:uiPriority="46"/>
+    <w:lsdException w:name="Grid Table 2 Accent 5" w:uiPriority="47"/>
+    <w:lsdException w:name="Grid Table 3 Accent 5" w:uiPriority="48"/>
+    <w:lsdException w:name="Grid Table 4 Accent 5" w:uiPriority="49"/>
+    <w:lsdException w:name="Grid Table 5 Dark Accent 5" w:uiPriority="50"/>
+    <w:lsdException w:name="Grid Table 6 Colorful Accent 5" w:uiPriority="51"/>
+    <w:lsdException w:name="Grid Table 7 Colorful Accent 5" w:uiPriority="52"/>
+    <w:lsdException w:name="Grid Table 1 Light Accent 6" w:uiPriority="46"/>
+    <w:lsdException w:name="Grid Table 2 Accent 6" w:uiPriority="47"/>
+    <w:lsdException w:name="Grid Table 3 Accent 6" w:uiPriority="48"/>
+    <w:lsdException w:name="Grid Table 4 Accent 6" w:uiPriority="49"/>
+    <w:lsdException w:name="Grid Table 5 Dark Accent 6" w:uiPriority="50"/>
+    <w:lsdException w:name="Grid Table 6 Colorful Accent 6" w:uiPriority="51"/>
+    <w:lsdException w:name="Grid Table 7 Colorful Accent 6" w:uiPriority="52"/>
+    <w:lsdException w:name="List Table 1 Light" w:uiPriority="46"/>
+    <w:lsdException w:name="List Table 2" w:uiPriority="47"/>
+    <w:lsdException w:name="List Table 3" w:uiPriority="48"/>
+    <w:lsdException w:name="List Table 4" w:uiPriority="49"/>
+    <w:lsdException w:name="List Table 5 Dark" w:uiPriority="50"/>
+    <w:lsdException w:name="List Table 6 Colorful" w:uiPriority="51"/>
+    <w:lsdException w:name="List Table 7 Colorful" w:uiPriority="52"/>
+    <w:lsdException w:name="List Table 1 Light Accent 1" w:uiPriority="46"/>
+    <w:lsdException w:name="List Table 2 Accent 1" w:uiPriority="47"/>
+    <w:lsdException w:name="List Table 3 Accent 1" w:uiPriority="48"/>
+    <w:lsdException w:name="List Table 4 Accent 1" w:uiPriority="49"/>
+    <w:lsdException w:name="List Table 5 Dark Accent 1" w:uiPriority="50"/>
+    <w:lsdException w:name="List Table 6 Colorful Accent 1" w:uiPriority="51"/>
+    <w:lsdException w:name="List Table 7 Colorful Accent 1" w:uiPriority="52"/>
+    <w:lsdException w:name="List Table 1 Light Accent 2" w:uiPriority="46"/>
+    <w:lsdException w:name="List Table 2 Accent 2" w:uiPriority="47"/>
+    <w:lsdException w:name="List Table 3 Accent 2" w:uiPriority="48"/>
+    <w:lsdException w:name="List Table 4 Accent 2" w:uiPriority="49"/>
+    <w:lsdException w:name="List Table 5 Dark Accent 2" w:uiPriority="50"/>
+    <w:lsdException w:name="List Table 6 Colorful Accent 2" w:uiPriority="51"/>
+    <w:lsdException w:name="List Table 7 Colorful Accent 2" w:uiPriority="52"/>
+    <w:lsdException w:name="List Table 1 Light Accent 3" w:uiPriority="46"/>
+    <w:lsdException w:name="List Table 2 Accent 3" w:uiPriority="47"/>
+    <w:lsdException w:name="List Table 3 Accent 3" w:uiPriority="48"/>
+    <w:lsdException w:name="List Table 4 Accent 3" w:uiPriority="49"/>
+    <w:lsdException w:name="List Table 5 Dark Accent 3" w:uiPriority="50"/>
+    <w:lsdException w:name="List Table 6 Colorful Accent 3" w:uiPriority="51"/>
+    <w:lsdException w:name="List Table 7 Colorful Accent 3" w:uiPriority="52"/>
+    <w:lsdException w:name="List Table 1 Light Accent 4" w:uiPriority="46"/>
+    <w:lsdException w:name="List Table 2 Accent 4" w:uiPriority="47"/>
+    <w:lsdException w:name="List Table 3 Accent 4" w:uiPriority="48"/>
+    <w:lsdException w:name="List Table 4 Accent 4" w:uiPriority="49"/>
+    <w:lsdException w:name="List Table 5 Dark Accent 4" w:uiPriority="50"/>
+    <w:lsdException w:name="List Table 6 Colorful Accent 4" w:uiPriority="51"/>
+    <w:lsdException w:name="List Table 7 Colorful Accent 4" w:uiPriority="52"/>
+    <w:lsdException w:name="List Table 1 Light Accent 5" w:uiPriority="46"/>
+    <w:lsdException w:name="List Table 2 Accent 5" w:uiPriority="47"/>
+    <w:lsdException w:name="List Table 3 Accent 5" w:uiPriority="48"/>
+    <w:lsdException w:name="List Table 4 Accent 5" w:uiPriority="49"/>
+    <w:lsdException w:name="List Table 5 Dark Accent 5" w:uiPriority="50"/>
+    <w:lsdException w:name="List Table 6 Colorful Accent 5" w:uiPriority="51"/>
+    <w:lsdException w:name="List Table 7 Colorful Accent 5" w:uiPriority="52"/>
+    <w:lsdException w:name="List Table 1 Light Accent 6" w:uiPriority="46"/>
+    <w:lsdException w:name="List Table 2 Accent 6" w:uiPriority="47"/>
+    <w:lsdException w:name="List Table 3 Accent 6" w:uiPriority="48"/>
+    <w:lsdException w:name="List Table 4 Accent 6" w:uiPriority="49"/>
+    <w:lsdException w:name="List Table 5 Dark Accent 6" w:uiPriority="50"/>
+    <w:lsdException w:name="List Table 6 Colorful Accent 6" w:uiPriority="51"/>
+    <w:lsdException w:name="List Table 7 Colorful Accent 6" w:uiPriority="52"/>
+    <w:lsdException w:name="Mention" w:semiHidden="1" w:unhideWhenUsed="1"/>
+    <w:lsdException w:name="Smart Hyperlink" w:semiHidden="1" w:unhideWhenUsed="1"/>
+    <w:lsdException w:name="Hashtag" w:semiHidden="1" w:unhideWhenUsed="1"/>
+    <w:lsdException w:name="Unresolved Mention" w:semiHidden="1" w:unhideWhenUsed="1"/>
+    <w:lsdException w:name="Smart Link" w:semiHidden="1" w:unhideWhenUsed="1"/>
+  </w:latentStyles>
+  <w:style w:type="paragraph" w:default="1" w:styleId="Normal">
+    <w:name w:val="Normal"/>
+    <w:qFormat/>
+  </w:style>
+  <w:style w:type="paragraph" w:styleId="Heading1">
+    <w:name w:val="heading 1"/>
+    <w:basedOn w:val="Normal"/>
+    <w:next w:val="Normal"/>
+    <w:link w:val="Heading1Char"/>
+    <w:qFormat/>
+    <w:rsid w:val="00C81F15"/>
+    <w:pPr>
+      <w:keepNext/>
+      <w:keepLines/>
+      <w:spacing w:before="360" w:after="80"/>
+      <w:outlineLvl w:val="0"/>
+    </w:pPr>
+    <w:rPr>
+      <w:rFonts w:asciiTheme="majorHAnsi" w:eastAsiaTheme="majorEastAsia" w:hAnsiTheme="majorHAnsi" w:cstheme="majorBidi"/>
+      <w:color w:val="0F4761" w:themeColor="accent1" w:themeShade="BF"/>
+      <w:sz w:val="40"/>
+      <w:szCs w:val="40"/>
+    </w:rPr>
+  </w:style>
+  <w:style w:type="paragraph" w:styleId="Heading2">
+    <w:name w:val="heading 2"/>
+    <w:basedOn w:val="Normal"/>
+    <w:next w:val="Normal"/>
+    <w:link w:val="Heading2Char"/>
+    <w:uiPriority w:val="9"/>
+    <w:semiHidden/>
+    <w:unhideWhenUsed/>
+    <w:qFormat/>
+    <w:rsid w:val="00C81F15"/>
+    <w:pPr>
+      <w:keepNext/>
+      <w:keepLines/>
+      <w:spacing w:before="160" w:after="80"/>
+      <w:outlineLvl w:val="1"/>
+    </w:pPr>
+    <w:rPr>
+      <w:rFonts w:asciiTheme="majorHAnsi" w:eastAsiaTheme="majorEastAsia" w:hAnsiTheme="majorHAnsi" w:cstheme="majorBidi"/>
+      <w:color w:val="0F4761" w:themeColor="accent1" w:themeShade="BF"/>
+      <w:sz w:val="32"/>
+      <w:szCs w:val="32"/>
+    </w:rPr>
+  </w:style>
+  <w:style w:type="paragraph" w:styleId="Heading3">
+    <w:name w:val="heading 3"/>
+    <w:basedOn w:val="Normal"/>
+    <w:next w:val="Normal"/>
+    <w:link w:val="Heading3Char"/>
+    <w:uiPriority w:val="9"/>
+    <w:semiHidden/>
+    <w:unhideWhenUsed/>
+    <w:qFormat/>
+    <w:rsid w:val="00C81F15"/>
+    <w:pPr>
+      <w:keepNext/>
+      <w:keepLines/>
+      <w:spacing w:before="160" w:after="80"/>
+      <w:outlineLvl w:val="2"/>
+    </w:pPr>
+    <w:rPr>
+      <w:rFonts w:eastAsiaTheme="majorEastAsia" w:cstheme="majorBidi"/>
+      <w:color w:val="0F4761" w:themeColor="accent1" w:themeShade="BF"/>
+      <w:sz w:val="28"/>
+      <w:szCs w:val="28"/>
+    </w:rPr>
+  </w:style>
+  <w:style w:type="paragraph" w:styleId="Heading4">
+    <w:name w:val="heading 4"/>
+    <w:basedOn w:val="Normal"/>
+    <w:next w:val="Normal"/>
+    <w:link w:val="Heading4Char"/>
+    <w:uiPriority w:val="9"/>
+    <w:semiHidden/>
+    <w:unhideWhenUsed/>
+    <w:qFormat/>
+    <w:rsid w:val="00C81F15"/>
+    <w:pPr>
+      <w:keepNext/>
+      <w:keepLines/>
+      <w:spacing w:before="80" w:after="40"/>
+      <w:outlineLvl w:val="3"/>
+    </w:pPr>
+    <w:rPr>
+      <w:rFonts w:eastAsiaTheme="majorEastAsia" w:cstheme="majorBidi"/>
+      <w:i/>
+      <w:iCs/>
+      <w:color w:val="0F4761" w:themeColor="accent1" w:themeShade="BF"/>
+    </w:rPr>
+  </w:style>
+  <w:style w:type="paragraph" w:styleId="Heading5">
+    <w:name w:val="heading 5"/>
+    <w:basedOn w:val="Normal"/>
+    <w:next w:val="Normal"/>
+    <w:link w:val="Heading5Char"/>
+    <w:uiPriority w:val="9"/>
+    <w:semiHidden/>
+    <w:unhideWhenUsed/>
+    <w:qFormat/>
+    <w:rsid w:val="00C81F15"/>
+    <w:pPr>
+      <w:keepNext/>
+      <w:keepLines/>
+      <w:spacing w:before="80" w:after="40"/>
+      <w:outlineLvl w:val="4"/>
+    </w:pPr>
+    <w:rPr>
+      <w:rFonts w:eastAsiaTheme="majorEastAsia" w:cstheme="majorBidi"/>
+      <w:color w:val="0F4761" w:themeColor="accent1" w:themeShade="BF"/>
+    </w:rPr>
+  </w:style>
+  <w:style w:type="paragraph" w:styleId="Heading6">
+    <w:name w:val="heading 6"/>
+    <w:basedOn w:val="Normal"/>
+    <w:next w:val="Normal"/>
+    <w:link w:val="Heading6Char"/>
+    <w:uiPriority w:val="9"/>
+    <w:semiHidden/>
+    <w:unhideWhenUsed/>
+    <w:qFormat/>
+    <w:rsid w:val="00C81F15"/>
+    <w:pPr>
+      <w:keepNext/>
+      <w:keepLines/>
+      <w:spacing w:before="40" w:after="0"/>
+      <w:outlineLvl w:val="5"/>
+    </w:pPr>
+    <w:rPr>
+      <w:rFonts w:eastAsiaTheme="majorEastAsia" w:cstheme="majorBidi"/>
+      <w:i/>
+      <w:iCs/>
+      <w:color w:val="595959" w:themeColor="text1" w:themeTint="A6"/>
+    </w:rPr>
+  </w:style>
+  <w:style w:type="paragraph" w:styleId="Heading7">
+    <w:name w:val="heading 7"/>
+    <w:basedOn w:val="Normal"/>
+    <w:next w:val="Normal"/>
+    <w:link w:val="Heading7Char"/>
+    <w:uiPriority w:val="9"/>
+    <w:semiHidden/>
+    <w:unhideWhenUsed/>
+    <w:qFormat/>
+    <w:rsid w:val="00C81F15"/>
+    <w:pPr>
+      <w:keepNext/>
+      <w:keepLines/>
+      <w:spacing w:before="40" w:after="0"/>
+      <w:outlineLvl w:val="6"/>
+    </w:pPr>
+    <w:rPr>
+      <w:rFonts w:eastAsiaTheme="majorEastAsia" w:cstheme="majorBidi"/>
+      <w:color w:val="595959" w:themeColor="text1" w:themeTint="A6"/>
+    </w:rPr>
+  </w:style>
+  <w:style w:type="paragraph" w:styleId="Heading8">
+    <w:name w:val="heading 8"/>
+    <w:basedOn w:val="Normal"/>
+    <w:next w:val="Normal"/>
+    <w:link w:val="Heading8Char"/>
+    <w:uiPriority w:val="9"/>
+    <w:semiHidden/>
+    <w:unhideWhenUsed/>
+    <w:qFormat/>
+    <w:rsid w:val="00C81F15"/>
+    <w:pPr>
+      <w:keepNext/>
+      <w:keepLines/>
+      <w:spacing w:after="0"/>
+      <w:outlineLvl w:val="7"/>
+    </w:pPr>
+    <w:rPr>
+      <w:rFonts w:eastAsiaTheme="majorEastAsia" w:cstheme="majorBidi"/>
+      <w:i/>
+      <w:iCs/>
+      <w:color w:val="272727" w:themeColor="text1" w:themeTint="D8"/>
+    </w:rPr>
+  </w:style>
+  <w:style w:type="paragraph" w:styleId="Heading9">
+    <w:name w:val="heading 9"/>
+    <w:basedOn w:val="Normal"/>
+    <w:next w:val="Normal"/>
+    <w:link w:val="Heading9Char"/>
+    <w:uiPriority w:val="9"/>
+    <w:semiHidden/>
+    <w:unhideWhenUsed/>
+    <w:qFormat/>
+    <w:rsid w:val="00C81F15"/>
+    <w:pPr>
+      <w:keepNext/>
+      <w:keepLines/>
+      <w:spacing w:after="0"/>
+      <w:outlineLvl w:val="8"/>
+    </w:pPr>
+    <w:rPr>
+      <w:rFonts w:eastAsiaTheme="majorEastAsia" w:cstheme="majorBidi"/>
+      <w:color w:val="272727" w:themeColor="text1" w:themeTint="D8"/>
+    </w:rPr>
+  </w:style>
+  <w:style w:type="character" w:default="1" w:styleId="DefaultParagraphFont">
+    <w:name w:val="Default Paragraph Font"/>
+    <w:uiPriority w:val="1"/>
+    <w:unhideWhenUsed/>
+  </w:style>
+  <w:style w:type="table" w:default="1" w:styleId="TableNormal">
+    <w:name w:val="Normal Table"/>
+    <w:uiPriority w:val="99"/>
+    <w:semiHidden/>
+    <w:unhideWhenUsed/>
+    <w:tblPr>
+      <w:tblInd w:w="0" w:type="dxa"/>
+      <w:tblCellMar>
+        <w:top w:w="0" w:type="dxa"/>
+        <w:left w:w="108" w:type="dxa"/>
+        <w:bottom w:w="0" w:type="dxa"/>
+        <w:right w:w="108" w:type="dxa"/>
+      </w:tblCellMar>
+    </w:tblPr>
+  </w:style>
+  <w:style w:type="numbering" w:default="1" w:styleId="NoList">
+    <w:name w:val="No List"/>
+    <w:uiPriority w:val="99"/>
+    <w:semiHidden/>
+    <w:unhideWhenUsed/>
+  </w:style>
+  <w:style w:type="character" w:customStyle="1" w:styleId="Heading1Char">
+    <w:name w:val="Heading 1 Char"/>
+    <w:basedOn w:val="DefaultParagraphFont"/>
+    <w:link w:val="Heading1"/>
+    <w:rsid w:val="00C81F15"/>
+    <w:rPr>
+      <w:rFonts w:asciiTheme="majorHAnsi" w:eastAsiaTheme="majorEastAsia" w:hAnsiTheme="majorHAnsi" w:cstheme="majorBidi"/>
+      <w:color w:val="0F4761" w:themeColor="accent1" w:themeShade="BF"/>
+      <w:sz w:val="40"/>
+      <w:szCs w:val="40"/>
+    </w:rPr>
+  </w:style>
+  <w:style w:type="character" w:customStyle="1" w:styleId="Heading2Char">
+    <w:name w:val="Heading 2 Char"/>
+    <w:basedOn w:val="DefaultParagraphFont"/>
+    <w:link w:val="Heading2"/>
+    <w:uiPriority w:val="9"/>
+    <w:semiHidden/>
+    <w:rsid w:val="00C81F15"/>
+    <w:rPr>
+      <w:rFonts w:asciiTheme="majorHAnsi" w:eastAsiaTheme="majorEastAsia" w:hAnsiTheme="majorHAnsi" w:cstheme="majorBidi"/>
+      <w:color w:val="0F4761" w:themeColor="accent1" w:themeShade="BF"/>
+      <w:sz w:val="32"/>
+      <w:szCs w:val="32"/>
+    </w:rPr>
+  </w:style>
+  <w:style w:type="character" w:customStyle="1" w:styleId="Heading3Char">
+    <w:name w:val="Heading 3 Char"/>
+    <w:basedOn w:val="DefaultParagraphFont"/>
+    <w:link w:val="Heading3"/>
+    <w:uiPriority w:val="9"/>
+    <w:semiHidden/>
+    <w:rsid w:val="00C81F15"/>
+    <w:rPr>
+      <w:rFonts w:eastAsiaTheme="majorEastAsia" w:cstheme="majorBidi"/>
+      <w:color w:val="0F4761" w:themeColor="accent1" w:themeShade="BF"/>
+      <w:sz w:val="28"/>
+      <w:szCs w:val="28"/>
+    </w:rPr>
+  </w:style>
+  <w:style w:type="character" w:customStyle="1" w:styleId="Heading4Char">
+    <w:name w:val="Heading 4 Char"/>
+    <w:basedOn w:val="DefaultParagraphFont"/>
+    <w:link w:val="Heading4"/>
+    <w:uiPriority w:val="9"/>
+    <w:semiHidden/>
+    <w:rsid w:val="00C81F15"/>
+    <w:rPr>
+      <w:rFonts w:eastAsiaTheme="majorEastAsia" w:cstheme="majorBidi"/>
+      <w:i/>
+      <w:iCs/>
+      <w:color w:val="0F4761" w:themeColor="accent1" w:themeShade="BF"/>
+    </w:rPr>
+  </w:style>
+  <w:style w:type="character" w:customStyle="1" w:styleId="Heading5Char">
+    <w:name w:val="Heading 5 Char"/>
+    <w:basedOn w:val="DefaultParagraphFont"/>
+    <w:link w:val="Heading5"/>
+    <w:uiPriority w:val="9"/>
+    <w:semiHidden/>
+    <w:rsid w:val="00C81F15"/>
+    <w:rPr>
+      <w:rFonts w:eastAsiaTheme="majorEastAsia" w:cstheme="majorBidi"/>
+      <w:color w:val="0F4761" w:themeColor="accent1" w:themeShade="BF"/>
+    </w:rPr>
+  </w:style>
+  <w:style w:type="character" w:customStyle="1" w:styleId="Heading6Char">
+    <w:name w:val="Heading 6 Char"/>
+    <w:basedOn w:val="DefaultParagraphFont"/>
+    <w:link w:val="Heading6"/>
+    <w:uiPriority w:val="9"/>
+    <w:semiHidden/>
+    <w:rsid w:val="00C81F15"/>
+    <w:rPr>
+      <w:rFonts w:eastAsiaTheme="majorEastAsia" w:cstheme="majorBidi"/>
+      <w:i/>
+      <w:iCs/>
+      <w:color w:val="595959" w:themeColor="text1" w:themeTint="A6"/>
+    </w:rPr>
+  </w:style>
+  <w:style w:type="character" w:customStyle="1" w:styleId="Heading7Char">
+    <w:name w:val="Heading 7 Char"/>
+    <w:basedOn w:val="DefaultParagraphFont"/>
+    <w:link w:val="Heading7"/>
+    <w:uiPriority w:val="9"/>
+    <w:semiHidden/>
+    <w:rsid w:val="00C81F15"/>
+    <w:rPr>
+      <w:rFonts w:eastAsiaTheme="majorEastAsia" w:cstheme="majorBidi"/>
+      <w:color w:val="595959" w:themeColor="text1" w:themeTint="A6"/>
+    </w:rPr>
+  </w:style>
+  <w:style w:type="character" w:customStyle="1" w:styleId="Heading8Char">
+    <w:name w:val="Heading 8 Char"/>
+    <w:basedOn w:val="DefaultParagraphFont"/>
+    <w:link w:val="Heading8"/>
+    <w:uiPriority w:val="9"/>
+    <w:semiHidden/>
+    <w:rsid w:val="00C81F15"/>
+    <w:rPr>
+      <w:rFonts w:eastAsiaTheme="majorEastAsia" w:cstheme="majorBidi"/>
+      <w:i/>
+      <w:iCs/>
+      <w:color w:val="272727" w:themeColor="text1" w:themeTint="D8"/>
+    </w:rPr>
+  </w:style>
+  <w:style w:type="character" w:customStyle="1" w:styleId="Heading9Char">
+    <w:name w:val="Heading 9 Char"/>
+    <w:basedOn w:val="DefaultParagraphFont"/>
+    <w:link w:val="Heading9"/>
+    <w:uiPriority w:val="9"/>
+    <w:semiHidden/>
+    <w:rsid w:val="00C81F15"/>
+    <w:rPr>
+      <w:rFonts w:eastAsiaTheme="majorEastAsia" w:cstheme="majorBidi"/>
+      <w:color w:val="272727" w:themeColor="text1" w:themeTint="D8"/>
+    </w:rPr>
+  </w:style>
+  <w:style w:type="paragraph" w:styleId="Title">
+    <w:name w:val="Title"/>
+    <w:basedOn w:val="Normal"/>
+    <w:next w:val="Normal"/>
+    <w:link w:val="TitleChar"/>
+    <w:uiPriority w:val="10"/>
+    <w:qFormat/>
+    <w:rsid w:val="00C81F15"/>
+    <w:pPr>
+      <w:spacing w:after="80" w:line="240" w:lineRule="auto"/>
+      <w:contextualSpacing/>
+    </w:pPr>
+    <w:rPr>
+      <w:rFonts w:asciiTheme="majorHAnsi" w:eastAsiaTheme="majorEastAsia" w:hAnsiTheme="majorHAnsi" w:cstheme="majorBidi"/>
+      <w:spacing w:val="-10"/>
+      <w:kern w:val="28"/>
+      <w:sz w:val="56"/>
+      <w:szCs w:val="56"/>
+    </w:rPr>
+  </w:style>
+  <w:style w:type="character" w:customStyle="1" w:styleId="TitleChar">
+    <w:name w:val="Title Char"/>
+    <w:basedOn w:val="DefaultParagraphFont"/>
+    <w:link w:val="Title"/>
+    <w:uiPriority w:val="10"/>
+    <w:rsid w:val="00C81F15"/>
+    <w:rPr>
+      <w:rFonts w:asciiTheme="majorHAnsi" w:eastAsiaTheme="majorEastAsia" w:hAnsiTheme="majorHAnsi" w:cstheme="majorBidi"/>
+      <w:spacing w:val="-10"/>
+      <w:kern w:val="28"/>
+      <w:sz w:val="56"/>
+      <w:szCs w:val="56"/>
+    </w:rPr>
+  </w:style>
+  <w:style w:type="paragraph" w:styleId="Subtitle">
+    <w:name w:val="Subtitle"/>
+    <w:basedOn w:val="Normal"/>
+    <w:next w:val="Normal"/>
+    <w:link w:val="SubtitleChar"/>
+    <w:uiPriority w:val="11"/>
+    <w:qFormat/>
+    <w:rsid w:val="00C81F15"/>
+    <w:pPr>
+      <w:numPr>
+        <w:ilvl w:val="1"/>
+      </w:numPr>
+    </w:pPr>
+    <w:rPr>
+      <w:rFonts w:eastAsiaTheme="majorEastAsia" w:cstheme="majorBidi"/>
+      <w:color w:val="595959" w:themeColor="text1" w:themeTint="A6"/>
+      <w:spacing w:val="15"/>
+      <w:sz w:val="28"/>
+      <w:szCs w:val="28"/>
+    </w:rPr>
+  </w:style>
+  <w:style w:type="character" w:customStyle="1" w:styleId="SubtitleChar">
+    <w:name w:val="Subtitle Char"/>
+    <w:basedOn w:val="DefaultParagraphFont"/>
+    <w:link w:val="Subtitle"/>
+    <w:uiPriority w:val="11"/>
+    <w:rsid w:val="00C81F15"/>
+    <w:rPr>
+      <w:rFonts w:eastAsiaTheme="majorEastAsia" w:cstheme="majorBidi"/>
+      <w:color w:val="595959" w:themeColor="text1" w:themeTint="A6"/>
+      <w:spacing w:val="15"/>
+      <w:sz w:val="28"/>
+      <w:szCs w:val="28"/>
+    </w:rPr>
+  </w:style>
+  <w:style w:type="paragraph" w:styleId="Quote">
+    <w:name w:val="Quote"/>
+    <w:basedOn w:val="Normal"/>
+    <w:next w:val="Normal"/>
+    <w:link w:val="QuoteChar"/>
+    <w:uiPriority w:val="29"/>
+    <w:qFormat/>
+    <w:rsid w:val="00C81F15"/>
+    <w:pPr>
+      <w:spacing w:before="160"/>
+      <w:jc w:val="center"/>
+    </w:pPr>
+    <w:rPr>
+      <w:i/>
+      <w:iCs/>
+      <w:color w:val="404040" w:themeColor="text1" w:themeTint="BF"/>
+    </w:rPr>
+  </w:style>
+  <w:style w:type="character" w:customStyle="1" w:styleId="QuoteChar">
+    <w:name w:val="Quote Char"/>
+    <w:basedOn w:val="DefaultParagraphFont"/>
+    <w:link w:val="Quote"/>
+    <w:uiPriority w:val="29"/>
+    <w:rsid w:val="00C81F15"/>
+    <w:rPr>
+      <w:i/>
+      <w:iCs/>
+      <w:color w:val="404040" w:themeColor="text1" w:themeTint="BF"/>
+    </w:rPr>
+  </w:style>
+  <w:style w:type="paragraph" w:styleId="ListParagraph">
+    <w:name w:val="List Paragraph"/>
+    <w:basedOn w:val="Normal"/>
+    <w:uiPriority w:val="34"/>
+    <w:qFormat/>
+    <w:rsid w:val="00C81F15"/>
+    <w:pPr>
+      <w:ind w:left="720"/>
+      <w:contextualSpacing/>
+    </w:pPr>
+  </w:style>
+  <w:style w:type="character" w:styleId="IntenseEmphasis">
+    <w:name w:val="Intense Emphasis"/>
+    <w:basedOn w:val="DefaultParagraphFont"/>
+    <w:uiPriority w:val="21"/>
+    <w:qFormat/>
+    <w:rsid w:val="00C81F15"/>
+    <w:rPr>
+      <w:i/>
+      <w:iCs/>
+      <w:color w:val="0F4761" w:themeColor="accent1" w:themeShade="BF"/>
+    </w:rPr>
+  </w:style>
+  <w:style w:type="paragraph" w:styleId="IntenseQuote">
+    <w:name w:val="Intense Quote"/>
+    <w:basedOn w:val="Normal"/>
+    <w:next w:val="Normal"/>
+    <w:link w:val="IntenseQuoteChar"/>
+    <w:uiPriority w:val="30"/>
+    <w:qFormat/>
+    <w:rsid w:val="00C81F15"/>
+    <w:pPr>
+      <w:pBdr>
+        <w:top w:val="single" w:sz="4" w:space="10" w:color="0F4761" w:themeColor="accent1" w:themeShade="BF"/>
+        <w:bottom w:val="single" w:sz="4" w:space="10" w:color="0F4761" w:themeColor="accent1" w:themeShade="BF"/>
+      </w:pBdr>
+      <w:spacing w:before="360" w:after="360"/>
+      <w:ind w:left="864" w:right="864"/>
+      <w:jc w:val="center"/>
+    </w:pPr>
+    <w:rPr>
+      <w:i/>
+      <w:iCs/>
+      <w:color w:val="0F4761" w:themeColor="accent1" w:themeShade="BF"/>
+    </w:rPr>
+  </w:style>
+  <w:style w:type="character" w:customStyle="1" w:styleId="IntenseQuoteChar">
+    <w:name w:val="Intense Quote Char"/>
+    <w:basedOn w:val="DefaultParagraphFont"/>
+    <w:link w:val="IntenseQuote"/>
+    <w:uiPriority w:val="30"/>
+    <w:rsid w:val="00C81F15"/>
+    <w:rPr>
+      <w:i/>
+      <w:iCs/>
+      <w:color w:val="0F4761" w:themeColor="accent1" w:themeShade="BF"/>
+    </w:rPr>
+  </w:style>
+  <w:style w:type="character" w:styleId="IntenseReference">
+    <w:name w:val="Intense Reference"/>
+    <w:basedOn w:val="DefaultParagraphFont"/>
+    <w:uiPriority w:val="32"/>
+    <w:qFormat/>
+    <w:rsid w:val="00C81F15"/>
+    <w:rPr>
+      <w:b/>
+      <w:bCs/>
+      <w:smallCaps/>
+      <w:color w:val="0F4761" w:themeColor="accent1" w:themeShade="BF"/>
+      <w:spacing w:val="5"/>
+    </w:rPr>
+  </w:style>
+  <w:style w:type="character" w:styleId="Hyperlink">
+    <w:name w:val="Hyperlink"/>
+    <w:basedOn w:val="DefaultParagraphFont"/>
+    <w:uiPriority w:val="99"/>
+    <w:unhideWhenUsed/>
+    <w:rsid w:val="00684FB1"/>
+    <w:rPr>
+      <w:color w:val="467886" w:themeColor="hyperlink"/>
+      <w:u w:val="single"/>
+    </w:rPr>
+  </w:style>
+  <w:style w:type="character" w:styleId="UnresolvedMention">
+    <w:name w:val="Unresolved Mention"/>
+    <w:basedOn w:val="DefaultParagraphFont"/>
+    <w:uiPriority w:val="99"/>
+    <w:semiHidden/>
+    <w:unhideWhenUsed/>
+    <w:rsid w:val="00684FB1"/>
+    <w:rPr>
+      <w:color w:val="605E5C"/>
+      <w:shd w:val="clear" w:color="auto" w:fill="E1DFDD"/>
+    </w:rPr>
+  </w:style>
+  <w:style w:type="table" w:styleId="TableGrid">
+    <w:name w:val="Table Grid"/>
+    <w:basedOn w:val="TableNormal"/>
+    <w:uiPriority w:val="39"/>
+    <w:rsid w:val="008A7E1D"/>
+    <w:pPr>
+      <w:spacing w:after="0" w:line="240" w:lineRule="auto"/>
+    </w:pPr>
+    <w:tblPr>
+      <w:tblBorders>
+        <w:top w:val="single" w:sz="4" w:space="0" w:color="auto"/>
+        <w:left w:val="single" w:sz="4" w:space="0" w:color="auto"/>
+        <w:bottom w:val="single" w:sz="4" w:space="0" w:color="auto"/>
+        <w:right w:val="single" w:sz="4" w:space="0" w:color="auto"/>
+        <w:insideH w:val="single" w:sz="4" w:space="0" w:color="auto"/>
+        <w:insideV w:val="single" w:sz="4" w:space="0" w:color="auto"/>
+      </w:tblBorders>
+    </w:tblPr>
+  </w:style>
+  <w:style w:type="paragraph" w:styleId="Header">
+    <w:name w:val="header"/>
+    <w:basedOn w:val="Normal"/>
+    <w:link w:val="HeaderChar"/>
+    <w:uiPriority w:val="99"/>
+    <w:unhideWhenUsed/>
+    <w:rsid w:val="00C0620A"/>
+    <w:pPr>
+      <w:tabs>
+        <w:tab w:val="center" w:pos="4513"/>
+        <w:tab w:val="right" w:pos="9026"/>
+      </w:tabs>
+      <w:spacing w:after="0" w:line="240" w:lineRule="auto"/>
+    </w:pPr>
+  </w:style>
+  <w:style w:type="character" w:customStyle="1" w:styleId="HeaderChar">
+    <w:name w:val="Header Char"/>
+    <w:basedOn w:val="DefaultParagraphFont"/>
+    <w:link w:val="Header"/>
+    <w:uiPriority w:val="99"/>
+    <w:rsid w:val="00C0620A"/>
+  </w:style>
+  <w:style w:type="paragraph" w:styleId="Footer">
+    <w:name w:val="footer"/>
+    <w:basedOn w:val="Normal"/>
+    <w:link w:val="FooterChar"/>
+    <w:uiPriority w:val="99"/>
+    <w:unhideWhenUsed/>
+    <w:rsid w:val="00C0620A"/>
+    <w:pPr>
+      <w:tabs>
+        <w:tab w:val="center" w:pos="4513"/>
+        <w:tab w:val="right" w:pos="9026"/>
+      </w:tabs>
+      <w:spacing w:after="0" w:line="240" w:lineRule="auto"/>
+    </w:pPr>
+  </w:style>
+  <w:style w:type="character" w:customStyle="1" w:styleId="FooterChar">
+    <w:name w:val="Footer Char"/>
+    <w:basedOn w:val="DefaultParagraphFont"/>
+    <w:link w:val="Footer"/>
+    <w:uiPriority w:val="99"/>
+    <w:rsid w:val="00C0620A"/>
+  </w:style>
+  <w:style w:type="paragraph" w:styleId="TOC2">
+    <w:name w:val="toc 2"/>
+    <w:basedOn w:val="Normal"/>
+    <w:next w:val="Normal"/>
+    <w:autoRedefine/>
+    <w:uiPriority w:val="39"/>
+    <w:rsid w:val="008948BE"/>
+    <w:pPr>
+      <w:tabs>
+        <w:tab w:val="left" w:pos="960"/>
+        <w:tab w:val="right" w:leader="dot" w:pos="8647"/>
+      </w:tabs>
+      <w:spacing w:after="0" w:line="240" w:lineRule="auto"/>
+      <w:ind w:left="238"/>
+    </w:pPr>
+    <w:rPr>
+      <w:rFonts w:ascii="Times New Roman" w:eastAsia="SimSun" w:hAnsi="Times New Roman" w:cs="Times New Roman"/>
+      <w:kern w:val="0"/>
+      <w:lang w:val="en-US"/>
+      <w14:ligatures w14:val="none"/>
+    </w:rPr>
+  </w:style>
+  <w:style w:type="paragraph" w:styleId="TOC1">
+    <w:name w:val="toc 1"/>
+    <w:basedOn w:val="Normal"/>
+    <w:next w:val="Normal"/>
+    <w:autoRedefine/>
+    <w:uiPriority w:val="39"/>
+    <w:rsid w:val="008948BE"/>
+    <w:pPr>
+      <w:tabs>
+        <w:tab w:val="right" w:leader="dot" w:pos="8640"/>
+      </w:tabs>
+      <w:spacing w:after="0" w:line="240" w:lineRule="auto"/>
+      <w:contextualSpacing/>
+    </w:pPr>
+    <w:rPr>
+      <w:rFonts w:ascii="Times New Roman" w:eastAsia="SimSun" w:hAnsi="Times New Roman" w:cs="Times New Roman"/>
+      <w:noProof/>
+      <w:color w:val="0D0D0D"/>
+      <w:kern w:val="0"/>
+      <w:lang w:val="en-US"/>
+      <w14:ligatures w14:val="none"/>
+    </w:rPr>
+  </w:style>
+  <w:style w:type="character" w:customStyle="1" w:styleId="Year">
+    <w:name w:val="Year"/>
+    <w:rsid w:val="008948BE"/>
+    <w:rPr>
+      <w:rFonts w:ascii="Times New Roman" w:hAnsi="Times New Roman"/>
+      <w:b/>
+      <w:bCs/>
+      <w:color w:val="000000"/>
+      <w:sz w:val="24"/>
+      <w:szCs w:val="24"/>
+    </w:rPr>
+  </w:style>
+</w:styles>
+</file>
+
+<file path=word/glossary/document.xml><?xml version="1.0" encoding="utf-8"?>
+<w:glossaryDocument xmlns:wpc="http://schemas.microsoft.com/office/word/2010/wordprocessingCanvas" xmlns:cx="http://schemas.microsoft.com/office/drawing/2014/chartex" xmlns:cx1="http://schemas.microsoft.com/office/drawing/2015/9/8/chartex" xmlns:cx2="http://schemas.microsoft.com/office/drawing/2015/10/21/chartex" xmlns:cx3="http://schemas.microsoft.com/office/drawing/2016/5/9/chartex" xmlns:cx4="http://schemas.microsoft.com/office/drawing/2016/5/10/chartex" xmlns:cx5="http://schemas.microsoft.com/office/drawing/2016/5/11/chartex" xmlns:cx6="http://schemas.microsoft.com/office/drawing/2016/5/12/chartex" xmlns:cx7="http://schemas.microsoft.com/office/drawing/2016/5/13/chartex" xmlns:cx8="http://schemas.microsoft.com/office/drawing/2016/5/14/chartex" xmlns:mc="http://schemas.openxmlformats.org/markup-compatibility/2006" xmlns:aink="http://schemas.microsoft.com/office/drawing/2016/ink" xmlns:am3d="http://schemas.microsoft.com/office/drawing/2017/model3d" xmlns:o="urn:schemas-microsoft-com:office:office" xmlns:oel="http://schemas.microsoft.com/office/2019/extlst" xmlns:r="http://schemas.openxmlformats.org/officeDocument/2006/relationships" xmlns:m="http://schemas.openxmlformats.org/officeDocument/2006/math" xmlns:v="urn:schemas-microsoft-com:vml" xmlns:wp14="http://schemas.microsoft.com/office/word/2010/wordprocessingDrawing" xmlns:wp="http://schemas.openxmlformats.org/drawingml/2006/wordprocessingDrawing" xmlns:w10="urn:schemas-microsoft-com:office:word" xmlns:w="http://schemas.openxmlformats.org/wordprocessingml/2006/main" xmlns:w14="http://schemas.microsoft.com/office/word/2010/wordml" xmlns:w15="http://schemas.microsoft.com/office/word/2012/wordml" xmlns:w16cex="http://schemas.microsoft.com/office/word/2018/wordml/cex" xmlns:w16cid="http://schemas.microsoft.com/office/word/2016/wordml/cid" xmlns:w16="http://schemas.microsoft.com/office/word/2018/wordml" xmlns:w16du="http://schemas.microsoft.com/office/word/2023/wordml/word16du" xmlns:w16sdtdh="http://schemas.microsoft.com/office/word/2020/wordml/sdtdatahash" xmlns:w16sdtfl="http://schemas.microsoft.com/office/word/2024/wordml/sdtformatlock" xmlns:w16se="http://schemas.microsoft.com/office/word/2015/wordml/symex" xmlns:wpg="http://schemas.microsoft.com/office/word/2010/wordprocessingGroup" xmlns:wpi="http://schemas.microsoft.com/office/word/2010/wordprocessingInk" xmlns:wne="http://schemas.microsoft.com/office/word/2006/wordml" xmlns:wps="http://schemas.microsoft.com/office/word/2010/wordprocessingShape" mc:Ignorable="w14 w15 w16se w16cid w16 w16cex w16sdtdh w16sdtfl w16du wp14">
+  <w:docParts>
+    <w:docPart>
+      <w:docPartPr>
+        <w:name w:val="26E9253B09F542FABA6746DD5EC66D0E"/>
+        <w:category>
+          <w:name w:val="General"/>
+          <w:gallery w:val="placeholder"/>
+        </w:category>
+        <w:types>
+          <w:type w:val="bbPlcHdr"/>
+        </w:types>
+        <w:behaviors>
+          <w:behavior w:val="content"/>
+        </w:behaviors>
+        <w:guid w:val="{AA998E68-2153-45DB-8D62-3C155B2B2295}"/>
+      </w:docPartPr>
+      <w:docPartBody>
+        <w:p>
+          <w:pPr>
+            <w:pStyle w:val="26E9253B09F542FABA6746DD5EC66D0E"/>
+          </w:pPr>
+          <w:r>
+            <w:t>[Type here]</w:t>
+          </w:r>
+        </w:p>
+      </w:docPartBody>
+    </w:docPart>
+  </w:docParts>
+</w:glossaryDocument>
+</file>
+
+<file path=word/glossary/fontTable.xml><?xml version="1.0" encoding="utf-8"?>
+<w:fonts xmlns:mc="http://schemas.openxmlformats.org/markup-compatibility/2006" xmlns:r="http://schemas.openxmlformats.org/officeDocument/2006/relationships" xmlns:w="http://schemas.openxmlformats.org/wordprocessingml/2006/main" xmlns:w14="http://schemas.microsoft.com/office/word/2010/wordml" xmlns:w15="http://schemas.microsoft.com/office/word/2012/wordml" xmlns:w16cex="http://schemas.microsoft.com/office/word/2018/wordml/cex" xmlns:w16cid="http://schemas.microsoft.com/office/word/2016/wordml/cid" xmlns:w16="http://schemas.microsoft.com/office/word/2018/wordml" xmlns:w16du="http://schemas.microsoft.com/office/word/2023/wordml/word16du" xmlns:w16sdtdh="http://schemas.microsoft.com/office/word/2020/wordml/sdtdatahash" xmlns:w16sdtfl="http://schemas.microsoft.com/office/word/2024/wordml/sdtformatlock" xmlns:w16se="http://schemas.microsoft.com/office/word/2015/wordml/symex" mc:Ignorable="w14 w15 w16se w16cid w16 w16cex w16sdtdh w16sdtfl w16du">
+  <w:font w:name="Times New Roman">
+    <w:panose1 w:val="02020603050405020304"/>
+    <w:charset w:val="00"/>
+    <w:family w:val="roman"/>
+    <w:pitch w:val="variable"/>
+    <w:sig w:usb0="E0002EFF" w:usb1="C000785B" w:usb2="00000009" w:usb3="00000000" w:csb0="000001FF" w:csb1="00000000"/>
+  </w:font>
+  <w:font w:name="Symbol">
+    <w:panose1 w:val="05050102010706020507"/>
+    <w:charset w:val="02"/>
+    <w:family w:val="roman"/>
+    <w:pitch w:val="variable"/>
+    <w:sig w:usb0="00000000" w:usb1="10000000" w:usb2="00000000" w:usb3="00000000" w:csb0="80000000" w:csb1="00000000"/>
+  </w:font>
+  <w:font w:name="Courier New">
+    <w:panose1 w:val="02070309020205020404"/>
+    <w:charset w:val="00"/>
+    <w:family w:val="modern"/>
+    <w:pitch w:val="fixed"/>
+    <w:sig w:usb0="E0002EFF" w:usb1="C0007843" w:usb2="00000009" w:usb3="00000000" w:csb0="000001FF" w:csb1="00000000"/>
+  </w:font>
+  <w:font w:name="Wingdings">
+    <w:panose1 w:val="05000000000000000000"/>
+    <w:charset w:val="02"/>
+    <w:family w:val="auto"/>
+    <w:pitch w:val="variable"/>
+    <w:sig w:usb0="00000000" w:usb1="10000000" w:usb2="00000000" w:usb3="00000000" w:csb0="80000000" w:csb1="00000000"/>
+  </w:font>
+  <w:font w:name="Aptos">
+    <w:charset w:val="00"/>
+    <w:family w:val="swiss"/>
+    <w:pitch w:val="variable"/>
+    <w:sig w:usb0="20000287" w:usb1="00000003" w:usb2="00000000" w:usb3="00000000" w:csb0="0000019F" w:csb1="00000000"/>
+  </w:font>
+  <w:font w:name="Aptos Display">
+    <w:charset w:val="00"/>
+    <w:family w:val="swiss"/>
+    <w:pitch w:val="variable"/>
+    <w:sig w:usb0="20000287" w:usb1="00000003" w:usb2="00000000" w:usb3="00000000" w:csb0="0000019F" w:csb1="00000000"/>
+  </w:font>
+  <w:font w:name="DengXian Light">
+    <w:altName w:val="等线 Light"/>
+    <w:panose1 w:val="02010600030101010101"/>
+    <w:charset w:val="86"/>
+    <w:family w:val="auto"/>
+    <w:pitch w:val="variable"/>
+    <w:sig w:usb0="A00002BF" w:usb1="38CF7CFA" w:usb2="00000016" w:usb3="00000000" w:csb0="0004000F" w:csb1="00000000"/>
+  </w:font>
+  <w:font w:name="SimSun">
+    <w:altName w:val="宋体"/>
+    <w:panose1 w:val="02010600030101010101"/>
+    <w:charset w:val="86"/>
+    <w:family w:val="auto"/>
+    <w:pitch w:val="variable"/>
+    <w:sig w:usb0="00000203" w:usb1="288F0000" w:usb2="00000016" w:usb3="00000000" w:csb0="00040001" w:csb1="00000000"/>
+  </w:font>
+  <w:font w:name="Calibri">
+    <w:panose1 w:val="020F0502020204030204"/>
+    <w:charset w:val="00"/>
+    <w:family w:val="swiss"/>
+    <w:pitch w:val="variable"/>
+    <w:sig w:usb0="E5002EFF" w:usb1="C200ACFF" w:usb2="00000009" w:usb3="00000000" w:csb0="000001FF" w:csb1="00000000"/>
+  </w:font>
+  <w:font w:name="DengXian">
+    <w:altName w:val="等线"/>
+    <w:panose1 w:val="02010600030101010101"/>
+    <w:charset w:val="86"/>
+    <w:family w:val="auto"/>
+    <w:pitch w:val="variable"/>
+    <w:sig w:usb0="A00002BF" w:usb1="38CF7CFA" w:usb2="00000016" w:usb3="00000000" w:csb0="0004000F" w:csb1="00000000"/>
+  </w:font>
+</w:fonts>
+</file>
+
+<file path=word/glossary/settings.xml><?xml version="1.0" encoding="utf-8"?>
+<w:settings xmlns:mc="http://schemas.openxmlformats.org/markup-compatibility/2006" xmlns:o="urn:schemas-microsoft-com:office:office" xmlns:r="http://schemas.openxmlformats.org/officeDocument/2006/relationships" xmlns:m="http://schemas.openxmlformats.org/officeDocument/2006/math" xmlns:v="urn:schemas-microsoft-com:vml" xmlns:w10="urn:schemas-microsoft-com:office:word" xmlns:w="http://schemas.openxmlformats.org/wordprocessingml/2006/main" xmlns:w14="http://schemas.microsoft.com/office/word/2010/wordml" xmlns:w15="http://schemas.microsoft.com/office/word/2012/wordml" xmlns:w16cex="http://schemas.microsoft.com/office/word/2018/wordml/cex" xmlns:w16cid="http://schemas.microsoft.com/office/word/2016/wordml/cid" xmlns:w16="http://schemas.microsoft.com/office/word/2018/wordml" xmlns:w16du="http://schemas.microsoft.com/office/word/2023/wordml/word16du" xmlns:w16sdtdh="http://schemas.microsoft.com/office/word/2020/wordml/sdtdatahash" xmlns:w16sdtfl="http://schemas.microsoft.com/office/word/2024/wordml/sdtformatlock" xmlns:w16se="http://schemas.microsoft.com/office/word/2015/wordml/symex" xmlns:sl="http://schemas.openxmlformats.org/schemaLibrary/2006/main" mc:Ignorable="w14 w15 w16se w16cid w16 w16cex w16sdtdh w16sdtfl w16du">
+  <w:view w:val="normal"/>
+  <w:defaultTabStop w:val="720"/>
+  <w:characterSpacingControl w:val="doNotCompress"/>
+  <w:compat>
+    <w:useFELayout/>
+    <w:compatSetting w:name="compatibilityMode" w:uri="http://schemas.microsoft.com/office/word" w:val="15"/>
+    <w:compatSetting w:name="overrideTableStyleFontSizeAndJustification" w:uri="http://schemas.microsoft.com/office/word" w:val="1"/>
+    <w:compatSetting w:name="enableOpenTypeFeatures" w:uri="http://schemas.microsoft.com/office/word" w:val="1"/>
+    <w:compatSetting w:name="doNotFlipMirrorIndents" w:uri="http://schemas.microsoft.com/office/word" w:val="1"/>
+    <w:compatSetting w:name="differentiateMultirowTableHeaders" w:uri="http://schemas.microsoft.com/office/word" w:val="1"/>
+    <w:compatSetting w:name="useWord2013TrackBottomHyphenation" w:uri="http://schemas.microsoft.com/office/word" w:val="0"/>
+  </w:compat>
+  <w:rsids>
+    <w:rsidRoot w:val="009175C1"/>
+    <w:rsid w:val="000515FD"/>
+    <w:rsid w:val="006D26CB"/>
+    <w:rsid w:val="009175C1"/>
+  </w:rsids>
+  <m:mathPr>
+    <m:mathFont m:val="Cambria Math"/>
+    <m:brkBin m:val="before"/>
+    <m:brkBinSub m:val="--"/>
+    <m:smallFrac m:val="0"/>
+    <m:dispDef/>
+    <m:lMargin m:val="0"/>
+    <m:rMargin m:val="0"/>
+    <m:defJc m:val="centerGroup"/>
+    <m:wrapIndent m:val="1440"/>
+    <m:intLim m:val="subSup"/>
+    <m:naryLim m:val="undOvr"/>
+  </m:mathPr>
+  <w:themeFontLang w:val="en-SG" w:eastAsia="zh-CN"/>
+  <w:clrSchemeMapping w:bg1="light1" w:t1="dark1" w:bg2="light2" w:t2="dark2" w:accent1="accent1" w:accent2="accent2" w:accent3="accent3" w:accent4="accent4" w:accent5="accent5" w:accent6="accent6" w:hyperlink="hyperlink" w:followedHyperlink="followedHyperlink"/>
+  <w:decimalSymbol w:val="."/>
+  <w:listSeparator w:val=","/>
+  <w15:chartTrackingRefBased/>
+</w:settings>
+</file>
+
+<file path=word/glossary/styles.xml><?xml version="1.0" encoding="utf-8"?>
+<w:styles xmlns:mc="http://schemas.openxmlformats.org/markup-compatibility/2006" xmlns:r="http://schemas.openxmlformats.org/officeDocument/2006/relationships" xmlns:w="http://schemas.openxmlformats.org/wordprocessingml/2006/main" xmlns:w14="http://schemas.microsoft.com/office/word/2010/wordml" xmlns:w15="http://schemas.microsoft.com/office/word/2012/wordml" xmlns:w16cex="http://schemas.microsoft.com/office/word/2018/wordml/cex" xmlns:w16cid="http://schemas.microsoft.com/office/word/2016/wordml/cid" xmlns:w16="http://schemas.microsoft.com/office/word/2018/wordml" xmlns:w16du="http://schemas.microsoft.com/office/word/2023/wordml/word16du" xmlns:w16sdtdh="http://schemas.microsoft.com/office/word/2020/wordml/sdtdatahash" xmlns:w16sdtfl="http://schemas.microsoft.com/office/word/2024/wordml/sdtformatlock" xmlns:w16se="http://schemas.microsoft.com/office/word/2015/wordml/symex" mc:Ignorable="w14 w15 w16se w16cid w16 w16cex w16sdtdh w16sdtfl w16du">
+  <w:docDefaults>
+    <w:rPrDefault>
+      <w:rPr>
+        <w:rFonts w:asciiTheme="minorHAnsi" w:eastAsiaTheme="minorEastAsia" w:hAnsiTheme="minorHAnsi" w:cstheme="minorBidi"/>
+        <w:kern w:val="2"/>
+        <w:sz w:val="24"/>
+        <w:szCs w:val="24"/>
+        <w:lang w:val="en-SG" w:eastAsia="zh-CN" w:bidi="ar-SA"/>
         <w14:ligatures w14:val="standardContextual"/>
       </w:rPr>
     </w:rPrDefault>
@@ -5084,205 +9961,6 @@
     <w:name w:val="Normal"/>
     <w:qFormat/>
   </w:style>
-  <w:style w:type="paragraph" w:styleId="Heading1">
-    <w:name w:val="heading 1"/>
-    <w:basedOn w:val="Normal"/>
-    <w:next w:val="Normal"/>
-    <w:link w:val="Heading1Char"/>
-    <w:uiPriority w:val="9"/>
-    <w:qFormat/>
-    <w:rsid w:val="00C81F15"/>
-    <w:pPr>
-      <w:keepNext/>
-      <w:keepLines/>
-      <w:spacing w:before="360" w:after="80"/>
-      <w:outlineLvl w:val="0"/>
-    </w:pPr>
-    <w:rPr>
-      <w:rFonts w:asciiTheme="majorHAnsi" w:eastAsiaTheme="majorEastAsia" w:hAnsiTheme="majorHAnsi" w:cstheme="majorBidi"/>
-      <w:color w:val="0F4761" w:themeColor="accent1" w:themeShade="BF"/>
-      <w:sz w:val="40"/>
-      <w:szCs w:val="40"/>
-    </w:rPr>
-  </w:style>
-  <w:style w:type="paragraph" w:styleId="Heading2">
-    <w:name w:val="heading 2"/>
-    <w:basedOn w:val="Normal"/>
-    <w:next w:val="Normal"/>
-    <w:link w:val="Heading2Char"/>
-    <w:uiPriority w:val="9"/>
-    <w:semiHidden/>
-    <w:unhideWhenUsed/>
-    <w:qFormat/>
-    <w:rsid w:val="00C81F15"/>
-    <w:pPr>
-      <w:keepNext/>
-      <w:keepLines/>
-      <w:spacing w:before="160" w:after="80"/>
-      <w:outlineLvl w:val="1"/>
-    </w:pPr>
-    <w:rPr>
-      <w:rFonts w:asciiTheme="majorHAnsi" w:eastAsiaTheme="majorEastAsia" w:hAnsiTheme="majorHAnsi" w:cstheme="majorBidi"/>
-      <w:color w:val="0F4761" w:themeColor="accent1" w:themeShade="BF"/>
-      <w:sz w:val="32"/>
-      <w:szCs w:val="32"/>
-    </w:rPr>
-  </w:style>
-  <w:style w:type="paragraph" w:styleId="Heading3">
-    <w:name w:val="heading 3"/>
-    <w:basedOn w:val="Normal"/>
-    <w:next w:val="Normal"/>
-    <w:link w:val="Heading3Char"/>
-    <w:uiPriority w:val="9"/>
-    <w:semiHidden/>
-    <w:unhideWhenUsed/>
-    <w:qFormat/>
-    <w:rsid w:val="00C81F15"/>
-    <w:pPr>
-      <w:keepNext/>
-      <w:keepLines/>
-      <w:spacing w:before="160" w:after="80"/>
-      <w:outlineLvl w:val="2"/>
-    </w:pPr>
-    <w:rPr>
-      <w:rFonts w:eastAsiaTheme="majorEastAsia" w:cstheme="majorBidi"/>
-      <w:color w:val="0F4761" w:themeColor="accent1" w:themeShade="BF"/>
-      <w:sz w:val="28"/>
-      <w:szCs w:val="28"/>
-    </w:rPr>
-  </w:style>
-  <w:style w:type="paragraph" w:styleId="Heading4">
-    <w:name w:val="heading 4"/>
-    <w:basedOn w:val="Normal"/>
-    <w:next w:val="Normal"/>
-    <w:link w:val="Heading4Char"/>
-    <w:uiPriority w:val="9"/>
-    <w:semiHidden/>
-    <w:unhideWhenUsed/>
-    <w:qFormat/>
-    <w:rsid w:val="00C81F15"/>
-    <w:pPr>
-      <w:keepNext/>
-      <w:keepLines/>
-      <w:spacing w:before="80" w:after="40"/>
-      <w:outlineLvl w:val="3"/>
-    </w:pPr>
-    <w:rPr>
-      <w:rFonts w:eastAsiaTheme="majorEastAsia" w:cstheme="majorBidi"/>
-      <w:i/>
-      <w:iCs/>
-      <w:color w:val="0F4761" w:themeColor="accent1" w:themeShade="BF"/>
-    </w:rPr>
-  </w:style>
-  <w:style w:type="paragraph" w:styleId="Heading5">
-    <w:name w:val="heading 5"/>
-    <w:basedOn w:val="Normal"/>
-    <w:next w:val="Normal"/>
-    <w:link w:val="Heading5Char"/>
-    <w:uiPriority w:val="9"/>
-    <w:semiHidden/>
-    <w:unhideWhenUsed/>
-    <w:qFormat/>
-    <w:rsid w:val="00C81F15"/>
-    <w:pPr>
-      <w:keepNext/>
-      <w:keepLines/>
-      <w:spacing w:before="80" w:after="40"/>
-      <w:outlineLvl w:val="4"/>
-    </w:pPr>
-    <w:rPr>
-      <w:rFonts w:eastAsiaTheme="majorEastAsia" w:cstheme="majorBidi"/>
-      <w:color w:val="0F4761" w:themeColor="accent1" w:themeShade="BF"/>
-    </w:rPr>
-  </w:style>
-  <w:style w:type="paragraph" w:styleId="Heading6">
-    <w:name w:val="heading 6"/>
-    <w:basedOn w:val="Normal"/>
-    <w:next w:val="Normal"/>
-    <w:link w:val="Heading6Char"/>
-    <w:uiPriority w:val="9"/>
-    <w:semiHidden/>
-    <w:unhideWhenUsed/>
-    <w:qFormat/>
-    <w:rsid w:val="00C81F15"/>
-    <w:pPr>
-      <w:keepNext/>
-      <w:keepLines/>
-      <w:spacing w:before="40" w:after="0"/>
-      <w:outlineLvl w:val="5"/>
-    </w:pPr>
-    <w:rPr>
-      <w:rFonts w:eastAsiaTheme="majorEastAsia" w:cstheme="majorBidi"/>
-      <w:i/>
-      <w:iCs/>
-      <w:color w:val="595959" w:themeColor="text1" w:themeTint="A6"/>
-    </w:rPr>
-  </w:style>
-  <w:style w:type="paragraph" w:styleId="Heading7">
-    <w:name w:val="heading 7"/>
-    <w:basedOn w:val="Normal"/>
-    <w:next w:val="Normal"/>
-    <w:link w:val="Heading7Char"/>
-    <w:uiPriority w:val="9"/>
-    <w:semiHidden/>
-    <w:unhideWhenUsed/>
-    <w:qFormat/>
-    <w:rsid w:val="00C81F15"/>
-    <w:pPr>
-      <w:keepNext/>
-      <w:keepLines/>
-      <w:spacing w:before="40" w:after="0"/>
-      <w:outlineLvl w:val="6"/>
-    </w:pPr>
-    <w:rPr>
-      <w:rFonts w:eastAsiaTheme="majorEastAsia" w:cstheme="majorBidi"/>
-      <w:color w:val="595959" w:themeColor="text1" w:themeTint="A6"/>
-    </w:rPr>
-  </w:style>
-  <w:style w:type="paragraph" w:styleId="Heading8">
-    <w:name w:val="heading 8"/>
-    <w:basedOn w:val="Normal"/>
-    <w:next w:val="Normal"/>
-    <w:link w:val="Heading8Char"/>
-    <w:uiPriority w:val="9"/>
-    <w:semiHidden/>
-    <w:unhideWhenUsed/>
-    <w:qFormat/>
-    <w:rsid w:val="00C81F15"/>
-    <w:pPr>
-      <w:keepNext/>
-      <w:keepLines/>
-      <w:spacing w:after="0"/>
-      <w:outlineLvl w:val="7"/>
-    </w:pPr>
-    <w:rPr>
-      <w:rFonts w:eastAsiaTheme="majorEastAsia" w:cstheme="majorBidi"/>
-      <w:i/>
-      <w:iCs/>
-      <w:color w:val="272727" w:themeColor="text1" w:themeTint="D8"/>
-    </w:rPr>
-  </w:style>
-  <w:style w:type="paragraph" w:styleId="Heading9">
-    <w:name w:val="heading 9"/>
-    <w:basedOn w:val="Normal"/>
-    <w:next w:val="Normal"/>
-    <w:link w:val="Heading9Char"/>
-    <w:uiPriority w:val="9"/>
-    <w:semiHidden/>
-    <w:unhideWhenUsed/>
-    <w:qFormat/>
-    <w:rsid w:val="00C81F15"/>
-    <w:pPr>
-      <w:keepNext/>
-      <w:keepLines/>
-      <w:spacing w:after="0"/>
-      <w:outlineLvl w:val="8"/>
-    </w:pPr>
-    <w:rPr>
-      <w:rFonts w:eastAsiaTheme="majorEastAsia" w:cstheme="majorBidi"/>
-      <w:color w:val="272727" w:themeColor="text1" w:themeTint="D8"/>
-    </w:rPr>
-  </w:style>
   <w:style w:type="character" w:default="1" w:styleId="DefaultParagraphFont">
     <w:name w:val="Default Paragraph Font"/>
     <w:uiPriority w:val="1"/>
@@ -5310,339 +9988,18 @@
     <w:semiHidden/>
     <w:unhideWhenUsed/>
   </w:style>
-  <w:style w:type="character" w:customStyle="1" w:styleId="Heading1Char">
-    <w:name w:val="Heading 1 Char"/>
-    <w:basedOn w:val="DefaultParagraphFont"/>
-    <w:link w:val="Heading1"/>
-    <w:uiPriority w:val="9"/>
-    <w:rsid w:val="00C81F15"/>
-    <w:rPr>
-      <w:rFonts w:asciiTheme="majorHAnsi" w:eastAsiaTheme="majorEastAsia" w:hAnsiTheme="majorHAnsi" w:cstheme="majorBidi"/>
-      <w:color w:val="0F4761" w:themeColor="accent1" w:themeShade="BF"/>
-      <w:sz w:val="40"/>
-      <w:szCs w:val="40"/>
-    </w:rPr>
-  </w:style>
-  <w:style w:type="character" w:customStyle="1" w:styleId="Heading2Char">
-    <w:name w:val="Heading 2 Char"/>
-    <w:basedOn w:val="DefaultParagraphFont"/>
-    <w:link w:val="Heading2"/>
-    <w:uiPriority w:val="9"/>
-    <w:semiHidden/>
-    <w:rsid w:val="00C81F15"/>
-    <w:rPr>
-      <w:rFonts w:asciiTheme="majorHAnsi" w:eastAsiaTheme="majorEastAsia" w:hAnsiTheme="majorHAnsi" w:cstheme="majorBidi"/>
-      <w:color w:val="0F4761" w:themeColor="accent1" w:themeShade="BF"/>
-      <w:sz w:val="32"/>
-      <w:szCs w:val="32"/>
-    </w:rPr>
-  </w:style>
-  <w:style w:type="character" w:customStyle="1" w:styleId="Heading3Char">
-    <w:name w:val="Heading 3 Char"/>
-    <w:basedOn w:val="DefaultParagraphFont"/>
-    <w:link w:val="Heading3"/>
-    <w:uiPriority w:val="9"/>
-    <w:semiHidden/>
-    <w:rsid w:val="00C81F15"/>
-    <w:rPr>
-      <w:rFonts w:eastAsiaTheme="majorEastAsia" w:cstheme="majorBidi"/>
-      <w:color w:val="0F4761" w:themeColor="accent1" w:themeShade="BF"/>
-      <w:sz w:val="28"/>
-      <w:szCs w:val="28"/>
-    </w:rPr>
-  </w:style>
-  <w:style w:type="character" w:customStyle="1" w:styleId="Heading4Char">
-    <w:name w:val="Heading 4 Char"/>
-    <w:basedOn w:val="DefaultParagraphFont"/>
-    <w:link w:val="Heading4"/>
-    <w:uiPriority w:val="9"/>
-    <w:semiHidden/>
-    <w:rsid w:val="00C81F15"/>
-    <w:rPr>
-      <w:rFonts w:eastAsiaTheme="majorEastAsia" w:cstheme="majorBidi"/>
-      <w:i/>
-      <w:iCs/>
-      <w:color w:val="0F4761" w:themeColor="accent1" w:themeShade="BF"/>
-    </w:rPr>
-  </w:style>
-  <w:style w:type="character" w:customStyle="1" w:styleId="Heading5Char">
-    <w:name w:val="Heading 5 Char"/>
-    <w:basedOn w:val="DefaultParagraphFont"/>
-    <w:link w:val="Heading5"/>
-    <w:uiPriority w:val="9"/>
-    <w:semiHidden/>
-    <w:rsid w:val="00C81F15"/>
-    <w:rPr>
-      <w:rFonts w:eastAsiaTheme="majorEastAsia" w:cstheme="majorBidi"/>
-      <w:color w:val="0F4761" w:themeColor="accent1" w:themeShade="BF"/>
-    </w:rPr>
-  </w:style>
-  <w:style w:type="character" w:customStyle="1" w:styleId="Heading6Char">
-    <w:name w:val="Heading 6 Char"/>
-    <w:basedOn w:val="DefaultParagraphFont"/>
-    <w:link w:val="Heading6"/>
-    <w:uiPriority w:val="9"/>
-    <w:semiHidden/>
-    <w:rsid w:val="00C81F15"/>
-    <w:rPr>
-      <w:rFonts w:eastAsiaTheme="majorEastAsia" w:cstheme="majorBidi"/>
-      <w:i/>
-      <w:iCs/>
-      <w:color w:val="595959" w:themeColor="text1" w:themeTint="A6"/>
-    </w:rPr>
-  </w:style>
-  <w:style w:type="character" w:customStyle="1" w:styleId="Heading7Char">
-    <w:name w:val="Heading 7 Char"/>
-    <w:basedOn w:val="DefaultParagraphFont"/>
-    <w:link w:val="Heading7"/>
-    <w:uiPriority w:val="9"/>
-    <w:semiHidden/>
-    <w:rsid w:val="00C81F15"/>
-    <w:rPr>
-      <w:rFonts w:eastAsiaTheme="majorEastAsia" w:cstheme="majorBidi"/>
-      <w:color w:val="595959" w:themeColor="text1" w:themeTint="A6"/>
-    </w:rPr>
-  </w:style>
-  <w:style w:type="character" w:customStyle="1" w:styleId="Heading8Char">
-    <w:name w:val="Heading 8 Char"/>
-    <w:basedOn w:val="DefaultParagraphFont"/>
-    <w:link w:val="Heading8"/>
-    <w:uiPriority w:val="9"/>
-    <w:semiHidden/>
-    <w:rsid w:val="00C81F15"/>
-    <w:rPr>
-      <w:rFonts w:eastAsiaTheme="majorEastAsia" w:cstheme="majorBidi"/>
-      <w:i/>
-      <w:iCs/>
-      <w:color w:val="272727" w:themeColor="text1" w:themeTint="D8"/>
-    </w:rPr>
-  </w:style>
-  <w:style w:type="character" w:customStyle="1" w:styleId="Heading9Char">
-    <w:name w:val="Heading 9 Char"/>
-    <w:basedOn w:val="DefaultParagraphFont"/>
-    <w:link w:val="Heading9"/>
-    <w:uiPriority w:val="9"/>
-    <w:semiHidden/>
-    <w:rsid w:val="00C81F15"/>
-    <w:rPr>
-      <w:rFonts w:eastAsiaTheme="majorEastAsia" w:cstheme="majorBidi"/>
-      <w:color w:val="272727" w:themeColor="text1" w:themeTint="D8"/>
-    </w:rPr>
-  </w:style>
-  <w:style w:type="paragraph" w:styleId="Title">
-    <w:name w:val="Title"/>
-    <w:basedOn w:val="Normal"/>
-    <w:next w:val="Normal"/>
-    <w:link w:val="TitleChar"/>
-    <w:uiPriority w:val="10"/>
-    <w:qFormat/>
-    <w:rsid w:val="00C81F15"/>
-    <w:pPr>
-      <w:spacing w:after="80" w:line="240" w:lineRule="auto"/>
-      <w:contextualSpacing/>
-    </w:pPr>
-    <w:rPr>
-      <w:rFonts w:asciiTheme="majorHAnsi" w:eastAsiaTheme="majorEastAsia" w:hAnsiTheme="majorHAnsi" w:cstheme="majorBidi"/>
-      <w:spacing w:val="-10"/>
-      <w:kern w:val="28"/>
-      <w:sz w:val="56"/>
-      <w:szCs w:val="56"/>
-    </w:rPr>
-  </w:style>
-  <w:style w:type="character" w:customStyle="1" w:styleId="TitleChar">
-    <w:name w:val="Title Char"/>
-    <w:basedOn w:val="DefaultParagraphFont"/>
-    <w:link w:val="Title"/>
-    <w:uiPriority w:val="10"/>
-    <w:rsid w:val="00C81F15"/>
-    <w:rPr>
-      <w:rFonts w:asciiTheme="majorHAnsi" w:eastAsiaTheme="majorEastAsia" w:hAnsiTheme="majorHAnsi" w:cstheme="majorBidi"/>
-      <w:spacing w:val="-10"/>
-      <w:kern w:val="28"/>
-      <w:sz w:val="56"/>
-      <w:szCs w:val="56"/>
-    </w:rPr>
-  </w:style>
-  <w:style w:type="paragraph" w:styleId="Subtitle">
-    <w:name w:val="Subtitle"/>
-    <w:basedOn w:val="Normal"/>
-    <w:next w:val="Normal"/>
-    <w:link w:val="SubtitleChar"/>
-    <w:uiPriority w:val="11"/>
-    <w:qFormat/>
-    <w:rsid w:val="00C81F15"/>
-    <w:pPr>
-      <w:numPr>
-        <w:ilvl w:val="1"/>
-      </w:numPr>
-    </w:pPr>
-    <w:rPr>
-      <w:rFonts w:eastAsiaTheme="majorEastAsia" w:cstheme="majorBidi"/>
-      <w:color w:val="595959" w:themeColor="text1" w:themeTint="A6"/>
-      <w:spacing w:val="15"/>
-      <w:sz w:val="28"/>
-      <w:szCs w:val="28"/>
-    </w:rPr>
-  </w:style>
-  <w:style w:type="character" w:customStyle="1" w:styleId="SubtitleChar">
-    <w:name w:val="Subtitle Char"/>
-    <w:basedOn w:val="DefaultParagraphFont"/>
-    <w:link w:val="Subtitle"/>
-    <w:uiPriority w:val="11"/>
-    <w:rsid w:val="00C81F15"/>
-    <w:rPr>
-      <w:rFonts w:eastAsiaTheme="majorEastAsia" w:cstheme="majorBidi"/>
-      <w:color w:val="595959" w:themeColor="text1" w:themeTint="A6"/>
-      <w:spacing w:val="15"/>
-      <w:sz w:val="28"/>
-      <w:szCs w:val="28"/>
-    </w:rPr>
-  </w:style>
-  <w:style w:type="paragraph" w:styleId="Quote">
-    <w:name w:val="Quote"/>
-    <w:basedOn w:val="Normal"/>
-    <w:next w:val="Normal"/>
-    <w:link w:val="QuoteChar"/>
-    <w:uiPriority w:val="29"/>
-    <w:qFormat/>
-    <w:rsid w:val="00C81F15"/>
-    <w:pPr>
-      <w:spacing w:before="160"/>
-      <w:jc w:val="center"/>
-    </w:pPr>
-    <w:rPr>
-      <w:i/>
-      <w:iCs/>
-      <w:color w:val="404040" w:themeColor="text1" w:themeTint="BF"/>
-    </w:rPr>
-  </w:style>
-  <w:style w:type="character" w:customStyle="1" w:styleId="QuoteChar">
-    <w:name w:val="Quote Char"/>
-    <w:basedOn w:val="DefaultParagraphFont"/>
-    <w:link w:val="Quote"/>
-    <w:uiPriority w:val="29"/>
-    <w:rsid w:val="00C81F15"/>
-    <w:rPr>
-      <w:i/>
-      <w:iCs/>
-      <w:color w:val="404040" w:themeColor="text1" w:themeTint="BF"/>
-    </w:rPr>
-  </w:style>
-  <w:style w:type="paragraph" w:styleId="ListParagraph">
-    <w:name w:val="List Paragraph"/>
-    <w:basedOn w:val="Normal"/>
-    <w:uiPriority w:val="34"/>
-    <w:qFormat/>
-    <w:rsid w:val="00C81F15"/>
-    <w:pPr>
-      <w:ind w:left="720"/>
-      <w:contextualSpacing/>
-    </w:pPr>
-  </w:style>
-  <w:style w:type="character" w:styleId="IntenseEmphasis">
-    <w:name w:val="Intense Emphasis"/>
-    <w:basedOn w:val="DefaultParagraphFont"/>
-    <w:uiPriority w:val="21"/>
-    <w:qFormat/>
-    <w:rsid w:val="00C81F15"/>
-    <w:rPr>
-      <w:i/>
-      <w:iCs/>
-      <w:color w:val="0F4761" w:themeColor="accent1" w:themeShade="BF"/>
-    </w:rPr>
-  </w:style>
-  <w:style w:type="paragraph" w:styleId="IntenseQuote">
-    <w:name w:val="Intense Quote"/>
-    <w:basedOn w:val="Normal"/>
-    <w:next w:val="Normal"/>
-    <w:link w:val="IntenseQuoteChar"/>
-    <w:uiPriority w:val="30"/>
-    <w:qFormat/>
-    <w:rsid w:val="00C81F15"/>
-    <w:pPr>
-      <w:pBdr>
-        <w:top w:val="single" w:sz="4" w:space="10" w:color="0F4761" w:themeColor="accent1" w:themeShade="BF"/>
-        <w:bottom w:val="single" w:sz="4" w:space="10" w:color="0F4761" w:themeColor="accent1" w:themeShade="BF"/>
-      </w:pBdr>
-      <w:spacing w:before="360" w:after="360"/>
-      <w:ind w:left="864" w:right="864"/>
-      <w:jc w:val="center"/>
-    </w:pPr>
-    <w:rPr>
-      <w:i/>
-      <w:iCs/>
-      <w:color w:val="0F4761" w:themeColor="accent1" w:themeShade="BF"/>
-    </w:rPr>
-  </w:style>
-  <w:style w:type="character" w:customStyle="1" w:styleId="IntenseQuoteChar">
-    <w:name w:val="Intense Quote Char"/>
-    <w:basedOn w:val="DefaultParagraphFont"/>
-    <w:link w:val="IntenseQuote"/>
-    <w:uiPriority w:val="30"/>
-    <w:rsid w:val="00C81F15"/>
-    <w:rPr>
-      <w:i/>
-      <w:iCs/>
-      <w:color w:val="0F4761" w:themeColor="accent1" w:themeShade="BF"/>
-    </w:rPr>
-  </w:style>
-  <w:style w:type="character" w:styleId="IntenseReference">
-    <w:name w:val="Intense Reference"/>
-    <w:basedOn w:val="DefaultParagraphFont"/>
-    <w:uiPriority w:val="32"/>
-    <w:qFormat/>
-    <w:rsid w:val="00C81F15"/>
-    <w:rPr>
-      <w:b/>
-      <w:bCs/>
-      <w:smallCaps/>
-      <w:color w:val="0F4761" w:themeColor="accent1" w:themeShade="BF"/>
-      <w:spacing w:val="5"/>
-    </w:rPr>
-  </w:style>
-  <w:style w:type="character" w:styleId="Hyperlink">
-    <w:name w:val="Hyperlink"/>
-    <w:basedOn w:val="DefaultParagraphFont"/>
-    <w:uiPriority w:val="99"/>
-    <w:unhideWhenUsed/>
-    <w:rsid w:val="00684FB1"/>
-    <w:rPr>
-      <w:color w:val="467886" w:themeColor="hyperlink"/>
-      <w:u w:val="single"/>
-    </w:rPr>
-  </w:style>
-  <w:style w:type="character" w:styleId="UnresolvedMention">
-    <w:name w:val="Unresolved Mention"/>
-    <w:basedOn w:val="DefaultParagraphFont"/>
-    <w:uiPriority w:val="99"/>
-    <w:semiHidden/>
-    <w:unhideWhenUsed/>
-    <w:rsid w:val="00684FB1"/>
-    <w:rPr>
-      <w:color w:val="605E5C"/>
-      <w:shd w:val="clear" w:color="auto" w:fill="E1DFDD"/>
-    </w:rPr>
-  </w:style>
-  <w:style w:type="table" w:styleId="TableGrid">
-    <w:name w:val="Table Grid"/>
-    <w:basedOn w:val="TableNormal"/>
-    <w:uiPriority w:val="39"/>
-    <w:rsid w:val="008A7E1D"/>
-    <w:pPr>
-      <w:spacing w:after="0" w:line="240" w:lineRule="auto"/>
-    </w:pPr>
-    <w:tblPr>
-      <w:tblBorders>
-        <w:top w:val="single" w:sz="4" w:space="0" w:color="auto"/>
-        <w:left w:val="single" w:sz="4" w:space="0" w:color="auto"/>
-        <w:bottom w:val="single" w:sz="4" w:space="0" w:color="auto"/>
-        <w:right w:val="single" w:sz="4" w:space="0" w:color="auto"/>
-        <w:insideH w:val="single" w:sz="4" w:space="0" w:color="auto"/>
-        <w:insideV w:val="single" w:sz="4" w:space="0" w:color="auto"/>
-      </w:tblBorders>
-    </w:tblPr>
+  <w:style w:type="paragraph" w:customStyle="1" w:styleId="26E9253B09F542FABA6746DD5EC66D0E">
+    <w:name w:val="26E9253B09F542FABA6746DD5EC66D0E"/>
+    <w:rsid w:val="009175C1"/>
   </w:style>
 </w:styles>
+</file>
+
+<file path=word/glossary/webSettings.xml><?xml version="1.0" encoding="utf-8"?>
+<w:webSettings xmlns:mc="http://schemas.openxmlformats.org/markup-compatibility/2006" xmlns:r="http://schemas.openxmlformats.org/officeDocument/2006/relationships" xmlns:w="http://schemas.openxmlformats.org/wordprocessingml/2006/main" xmlns:w14="http://schemas.microsoft.com/office/word/2010/wordml" xmlns:w15="http://schemas.microsoft.com/office/word/2012/wordml" xmlns:w16cex="http://schemas.microsoft.com/office/word/2018/wordml/cex" xmlns:w16cid="http://schemas.microsoft.com/office/word/2016/wordml/cid" xmlns:w16="http://schemas.microsoft.com/office/word/2018/wordml" xmlns:w16du="http://schemas.microsoft.com/office/word/2023/wordml/word16du" xmlns:w16sdtdh="http://schemas.microsoft.com/office/word/2020/wordml/sdtdatahash" xmlns:w16sdtfl="http://schemas.microsoft.com/office/word/2024/wordml/sdtformatlock" xmlns:w16se="http://schemas.microsoft.com/office/word/2015/wordml/symex" mc:Ignorable="w14 w15 w16se w16cid w16 w16cex w16sdtdh w16sdtfl w16du">
+  <w:optimizeForBrowser/>
+  <w:allowPNG/>
+</w:webSettings>
 </file>
 
 <file path=word/theme/theme1.xml><?xml version="1.0" encoding="utf-8"?>
